--- a/SRS_SIM_Madrasah_MTs_Al_Karimiyyah_2026_2027_Revisi_v1_1.docx
+++ b/SRS_SIM_Madrasah_MTs_Al_Karimiyyah_2026_2027_Revisi_v1_1.docx
@@ -32,7 +32,7 @@
     </w:p>
     <w:p>
       <w:r>
-        <w:t>REVISI v1.1 • 9 Oktober 2026</w:t>
+        <w:t>REVISI v1.1 • Pembaruan stack Inertia • 9 Oktober 2026</w:t>
       </w:r>
     </w:p>
     <w:tbl>
@@ -115,7 +115,7 @@
               <w:rPr>
                 <w:sz w:val="18"/>
               </w:rPr>
-              <w:t>Draf revisi untuk validasi kebutuhan; belum merupakan pengesahan kebijakan baru.</w:t>
+              <w:t>Draf revisi untuk validasi kebutuhan; stack Inertia telah ditetapkan. Kebijakan bisnis baru belum disahkan.</w:t>
             </w:r>
           </w:p>
         </w:tc>
@@ -189,7 +189,7 @@
               <w:rPr>
                 <w:sz w:val="18"/>
               </w:rPr>
-              <w:t>Perincian kebutuhan, hak akses, alur bisnis, kualitas, penerimaan, arsitektur, dan pengembangan.</w:t>
+              <w:t>Perincian kebutuhan, hak akses, alur bisnis, kualitas, penerimaan, dan pengembangan; pembaruan menetapkan stack Laravel–Inertia–React.</w:t>
             </w:r>
           </w:p>
         </w:tc>
@@ -226,7 +226,7 @@
               <w:rPr>
                 <w:sz w:val="18"/>
               </w:rPr>
-              <w:t>Rekomendasi awal Laravel; alternatif React/Inertia dan Next.js dijelaskan. Pilihan final belum ditetapkan.</w:t>
+              <w:t>Laravel + Inertia + React/TypeScript + MySQL. UI: Tailwind CSS dan shadcn/ui. Arsitektur: modular monolith, satu repository dan rilis.</w:t>
             </w:r>
           </w:p>
         </w:tc>
@@ -357,7 +357,7 @@
         <w:pStyle w:val="ListBullet"/>
       </w:pPr>
       <w:r>
-        <w:t>Menambahkan target kualitas, desain data konseptual, pilihan stack, tahapan rilis, dan register keputusan.</w:t>
+        <w:t>Menetapkan Laravel + Inertia + React/TypeScript dengan MySQL dan arsitektur modular monolith; menambahkan target kualitas, tahapan rilis, dan register keputusan.</w:t>
       </w:r>
     </w:p>
     <w:p>
@@ -410,7 +410,7 @@
     </w:p>
     <w:p>
       <w:r>
-        <w:t>Bab VIII. Arsitektur dan pilihan teknologi</w:t>
+        <w:t>Bab VIII. Arsitektur Laravel, Inertia, dan React</w:t>
       </w:r>
     </w:p>
     <w:p>
@@ -7768,7 +7768,7 @@
         <w:pStyle w:val="Heading1"/>
       </w:pPr>
       <w:r>
-        <w:t>BAB VIII. ARSITEKTUR DAN PILIHAN TEKNOLOGI</w:t>
+        <w:t>BAB VIII. ARSITEKTUR LARAVEL, INERTIA, DAN REACT</w:t>
       </w:r>
     </w:p>
     <w:p>
@@ -7776,22 +7776,22 @@
         <w:pStyle w:val="Heading2"/>
       </w:pPr>
       <w:r>
-        <w:t>8.1 Rekomendasi arsitektur</w:t>
+        <w:t>8.1 Arsitektur yang ditetapkan</w:t>
       </w:r>
     </w:p>
     <w:p>
       <w:r>
-        <w:t>USULAN: modular monolith untuk satu madrasah dan tim kecil. Satu aplikasi dibagi menjadi modul Identitas/Akses, Akademik, Kehadiran, Honor, Soal, BK, TU, Website/Portal dan Pelaporan. Kepemilikan data serta layanan antar-modul dijelaskan; satu database relasional dapat dipakai dengan batas tanggung jawab yang jelas.</w:t>
+        <w:t>DITETAPKAN sesuai arahan pemilik dokumen: modular monolith menggunakan Laravel sebagai backend, Inertia sebagai penghubung, React/TypeScript sebagai antarmuka, dan MySQL sebagai database. Satu repository dan satu unit rilis memuat modul Identitas/Akses, Akademik, Kehadiran, Honor, Soal, BK, TU, Website/Portal dan Pelaporan. Backend dan frontend memiliki tanggung jawab berbeda dalam satu aplikasi; pola ini bukan microservices. Kepemilikan data serta layanan antar-modul tetap dijelaskan.</w:t>
       </w:r>
     </w:p>
     <w:p>
       <w:r>
-        <w:t>Alur permintaan: browser → HTTPS/reverse proxy → autentikasi → validasi + otorisasi objek → Action/Service domain → transaksi/database → respons. Pekerjaan berat: layanan aplikasi → queue setelah commit → worker → storage privat → status dan unduhan berizin.</w:t>
+        <w:t>Alur permintaan: browser React → HTTPS/Nginx → route dan middleware Laravel → autentikasi sesi → Form Request dan Policy → Action/Service domain → transaksi/Eloquent/MySQL → respons Inertia berupa halaman dan props yang diizinkan → React. Pekerjaan berat: layanan aplikasi → queue setelah commit → worker Laravel → storage privat → status dan unduhan berizin. Routing utama dikelola Laravel; halaman internal memakai navigasi dan formulir Inertia.</w:t>
       </w:r>
     </w:p>
     <w:p>
       <w:r>
-        <w:t>Controller/Server Function menangani transport dan memanggil layanan bisnis. Rumus honor, verifikasi, publikasi dan penomoran tidak ditulis berulang pada halaman. Pemeriksaan akses server tetap wajib pada layanan baca maupun tulis. Gunakan transaksi, unique constraint, dan penguncian/version check untuk operasi bersamaan.</w:t>
+        <w:t>Controller Laravel menangani permintaan dan memanggil layanan bisnis. Rumus honor, verifikasi, publikasi dan penomoran tidak ditulis berulang pada komponen React. Pemeriksaan akses server tetap wajib pada baca/tulis. Gunakan transaksi, unique constraint, serta penguncian/version check untuk operasi bersamaan. API terpisah untuk halaman internal tidak diperlukan; integrasi eksternal tetap mengikuti batas cakupan dan memerlukan keputusan tersendiri.</w:t>
       </w:r>
     </w:p>
     <w:p>
@@ -7799,7 +7799,7 @@
         <w:pStyle w:val="Heading2"/>
       </w:pPr>
       <w:r>
-        <w:t>8.2 Pilihan stack — belum ditetapkan</w:t>
+        <w:t>8.2 Stack implementasi yang ditetapkan</w:t>
       </w:r>
     </w:p>
     <w:tbl>
@@ -7830,6 +7830,22 @@
               <w:rPr>
                 <w:sz w:val="18"/>
               </w:rPr>
+              <w:t>Komponen</w:t>
+            </w:r>
+          </w:p>
+        </w:tc>
+        <w:tc>
+          <w:tcPr>
+            <w:tcW w:type="dxa" w:w="3156"/>
+          </w:tcPr>
+          <w:p>
+            <w:pPr>
+              <w:spacing w:after="80"/>
+            </w:pPr>
+            <w:r>
+              <w:rPr>
+                <w:sz w:val="18"/>
+              </w:rPr>
               <w:t>Pilihan</w:t>
             </w:r>
           </w:p>
@@ -7846,23 +7862,7 @@
               <w:rPr>
                 <w:sz w:val="18"/>
               </w:rPr>
-              <w:t>Komponen</w:t>
-            </w:r>
-          </w:p>
-        </w:tc>
-        <w:tc>
-          <w:tcPr>
-            <w:tcW w:type="dxa" w:w="3156"/>
-          </w:tcPr>
-          <w:p>
-            <w:pPr>
-              <w:spacing w:after="80"/>
-            </w:pPr>
-            <w:r>
-              <w:rPr>
-                <w:sz w:val="18"/>
-              </w:rPr>
-              <w:t>Kapan dipilih / konsekuensi</w:t>
+              <w:t>Tanggung jawab</w:t>
             </w:r>
           </w:p>
         </w:tc>
@@ -7883,7 +7883,7 @@
               <w:rPr>
                 <w:sz w:val="18"/>
               </w:rPr>
-              <w:t>A — rekomendasi awal</w:t>
+              <w:t>Backend</w:t>
             </w:r>
           </w:p>
         </w:tc>
@@ -7899,7 +7899,7 @@
               <w:rPr>
                 <w:sz w:val="18"/>
               </w:rPr>
-              <w:t>Laravel + Blade/Livewire + Bootstrap + MySQL; Policies; queue database; Linux/Nginx/PHP-FPM.</w:t>
+              <w:t>Laravel + PHP</w:t>
             </w:r>
           </w:p>
         </w:tc>
@@ -7915,7 +7915,7 @@
               <w:rPr>
                 <w:sz w:val="18"/>
               </w:rPr>
-              <w:t>Jika tim menguasai PHP dan prioritas modul administrasi. Pertahankan satu sistem UI; starter kit resmi dapat memakai komponen UI lain.</w:t>
+              <w:t>Routing, autentikasi sesi, validasi, otorisasi, aturan bisnis dan transaksi.</w:t>
             </w:r>
           </w:p>
         </w:tc>
@@ -7936,7 +7936,7 @@
               <w:rPr>
                 <w:sz w:val="18"/>
               </w:rPr>
-              <w:t>B — React dengan Laravel</w:t>
+              <w:t>Penghubung</w:t>
             </w:r>
           </w:p>
         </w:tc>
@@ -7952,7 +7952,7 @@
               <w:rPr>
                 <w:sz w:val="18"/>
               </w:rPr>
-              <w:t>Laravel + React/TypeScript + Inertia + MySQL; UI Tailwind/shadcn atau pilihan konsisten.</w:t>
+              <w:t>Inertia</w:t>
             </w:r>
           </w:p>
         </w:tc>
@@ -7968,7 +7968,7 @@
               <w:rPr>
                 <w:sz w:val="18"/>
               </w:rPr>
-              <w:t>Jika membutuhkan React dengan aturan bisnis Laravel dalam satu aplikasi. API terpisah tidak wajib untuk halaman internal.</w:t>
+              <w:t>Menghubungkan respons controller Laravel dengan halaman React; tidak menggantikan pemeriksaan akses server.</w:t>
             </w:r>
           </w:p>
         </w:tc>
@@ -7989,7 +7989,7 @@
               <w:rPr>
                 <w:sz w:val="18"/>
               </w:rPr>
-              <w:t>C — Next.js full-stack</w:t>
+              <w:t>Frontend</w:t>
             </w:r>
           </w:p>
         </w:tc>
@@ -8005,7 +8005,7 @@
               <w:rPr>
                 <w:sz w:val="18"/>
               </w:rPr>
-              <w:t>Next.js + TypeScript + React + database relasional (MySQL/PostgreSQL); ORM, library autentikasi, validasi dan worker dipilih melalui evaluasi.</w:t>
+              <w:t>React + TypeScript</w:t>
             </w:r>
           </w:p>
         </w:tc>
@@ -8021,7 +8021,272 @@
               <w:rPr>
                 <w:sz w:val="18"/>
               </w:rPr>
-              <w:t>Jika tim lebih kuat di TypeScript/React. Server Actions/Route Handlers menangani operasi server; modular monolith tetap dapat diterapkan. Queue/scheduler/worker dan izin objek harus dirancang eksplisit.</w:t>
+              <w:t>Halaman, interaksi, formulir, tabel dan kontrak props bertipe.</w:t>
+            </w:r>
+          </w:p>
+        </w:tc>
+      </w:tr>
+      <w:tr>
+        <w:trPr>
+          <w:cantSplit/>
+        </w:trPr>
+        <w:tc>
+          <w:tcPr>
+            <w:tcW w:type="dxa" w:w="3156"/>
+          </w:tcPr>
+          <w:p>
+            <w:pPr>
+              <w:spacing w:after="80"/>
+            </w:pPr>
+            <w:r>
+              <w:rPr>
+                <w:sz w:val="18"/>
+              </w:rPr>
+              <w:t>UI</w:t>
+            </w:r>
+          </w:p>
+        </w:tc>
+        <w:tc>
+          <w:tcPr>
+            <w:tcW w:type="dxa" w:w="3156"/>
+          </w:tcPr>
+          <w:p>
+            <w:pPr>
+              <w:spacing w:after="80"/>
+            </w:pPr>
+            <w:r>
+              <w:rPr>
+                <w:sz w:val="18"/>
+              </w:rPr>
+              <w:t>Tailwind CSS + shadcn/ui</w:t>
+            </w:r>
+          </w:p>
+        </w:tc>
+        <w:tc>
+          <w:tcPr>
+            <w:tcW w:type="dxa" w:w="3156"/>
+          </w:tcPr>
+          <w:p>
+            <w:pPr>
+              <w:spacing w:after="80"/>
+            </w:pPr>
+            <w:r>
+              <w:rPr>
+                <w:sz w:val="18"/>
+              </w:rPr>
+              <w:t>Komponen responsif yang konsisten; menggantikan usulan Bootstrap sebelumnya.</w:t>
+            </w:r>
+          </w:p>
+        </w:tc>
+      </w:tr>
+      <w:tr>
+        <w:trPr>
+          <w:cantSplit/>
+        </w:trPr>
+        <w:tc>
+          <w:tcPr>
+            <w:tcW w:type="dxa" w:w="3156"/>
+          </w:tcPr>
+          <w:p>
+            <w:pPr>
+              <w:spacing w:after="80"/>
+            </w:pPr>
+            <w:r>
+              <w:rPr>
+                <w:sz w:val="18"/>
+              </w:rPr>
+              <w:t>Database</w:t>
+            </w:r>
+          </w:p>
+        </w:tc>
+        <w:tc>
+          <w:tcPr>
+            <w:tcW w:type="dxa" w:w="3156"/>
+          </w:tcPr>
+          <w:p>
+            <w:pPr>
+              <w:spacing w:after="80"/>
+            </w:pPr>
+            <w:r>
+              <w:rPr>
+                <w:sz w:val="18"/>
+              </w:rPr>
+              <w:t>MySQL + Eloquent</w:t>
+            </w:r>
+          </w:p>
+        </w:tc>
+        <w:tc>
+          <w:tcPr>
+            <w:tcW w:type="dxa" w:w="3156"/>
+          </w:tcPr>
+          <w:p>
+            <w:pPr>
+              <w:spacing w:after="80"/>
+            </w:pPr>
+            <w:r>
+              <w:rPr>
+                <w:sz w:val="18"/>
+              </w:rPr>
+              <w:t>Relasi, riwayat, constraint, indeks dan transaksi atomik.</w:t>
+            </w:r>
+          </w:p>
+        </w:tc>
+      </w:tr>
+      <w:tr>
+        <w:trPr>
+          <w:cantSplit/>
+        </w:trPr>
+        <w:tc>
+          <w:tcPr>
+            <w:tcW w:type="dxa" w:w="3156"/>
+          </w:tcPr>
+          <w:p>
+            <w:pPr>
+              <w:spacing w:after="80"/>
+            </w:pPr>
+            <w:r>
+              <w:rPr>
+                <w:sz w:val="18"/>
+              </w:rPr>
+              <w:t>Build</w:t>
+            </w:r>
+          </w:p>
+        </w:tc>
+        <w:tc>
+          <w:tcPr>
+            <w:tcW w:type="dxa" w:w="3156"/>
+          </w:tcPr>
+          <w:p>
+            <w:pPr>
+              <w:spacing w:after="80"/>
+            </w:pPr>
+            <w:r>
+              <w:rPr>
+                <w:sz w:val="18"/>
+              </w:rPr>
+              <w:t>Vite + Node.js untuk tooling</w:t>
+            </w:r>
+          </w:p>
+        </w:tc>
+        <w:tc>
+          <w:tcPr>
+            <w:tcW w:type="dxa" w:w="3156"/>
+          </w:tcPr>
+          <w:p>
+            <w:pPr>
+              <w:spacing w:after="80"/>
+            </w:pPr>
+            <w:r>
+              <w:rPr>
+                <w:sz w:val="18"/>
+              </w:rPr>
+              <w:t>Build aset produksi; SSR Node.js hanya jika diputuskan untuk halaman publik.</w:t>
+            </w:r>
+          </w:p>
+        </w:tc>
+      </w:tr>
+      <w:tr>
+        <w:trPr>
+          <w:cantSplit/>
+        </w:trPr>
+        <w:tc>
+          <w:tcPr>
+            <w:tcW w:type="dxa" w:w="3156"/>
+          </w:tcPr>
+          <w:p>
+            <w:pPr>
+              <w:spacing w:after="80"/>
+            </w:pPr>
+            <w:r>
+              <w:rPr>
+                <w:sz w:val="18"/>
+              </w:rPr>
+              <w:t>Pekerjaan latar belakang</w:t>
+            </w:r>
+          </w:p>
+        </w:tc>
+        <w:tc>
+          <w:tcPr>
+            <w:tcW w:type="dxa" w:w="3156"/>
+          </w:tcPr>
+          <w:p>
+            <w:pPr>
+              <w:spacing w:after="80"/>
+            </w:pPr>
+            <w:r>
+              <w:rPr>
+                <w:sz w:val="18"/>
+              </w:rPr>
+              <w:t>Laravel Queue: database; scheduler</w:t>
+            </w:r>
+          </w:p>
+        </w:tc>
+        <w:tc>
+          <w:tcPr>
+            <w:tcW w:type="dxa" w:w="3156"/>
+          </w:tcPr>
+          <w:p>
+            <w:pPr>
+              <w:spacing w:after="80"/>
+            </w:pPr>
+            <w:r>
+              <w:rPr>
+                <w:sz w:val="18"/>
+              </w:rPr>
+              <w:t>Ekspor, impor dan pekerjaan lama; worker diawasi.</w:t>
+            </w:r>
+          </w:p>
+        </w:tc>
+      </w:tr>
+      <w:tr>
+        <w:trPr>
+          <w:cantSplit/>
+        </w:trPr>
+        <w:tc>
+          <w:tcPr>
+            <w:tcW w:type="dxa" w:w="3156"/>
+          </w:tcPr>
+          <w:p>
+            <w:pPr>
+              <w:spacing w:after="80"/>
+            </w:pPr>
+            <w:r>
+              <w:rPr>
+                <w:sz w:val="18"/>
+              </w:rPr>
+              <w:t>Deployment</w:t>
+            </w:r>
+          </w:p>
+        </w:tc>
+        <w:tc>
+          <w:tcPr>
+            <w:tcW w:type="dxa" w:w="3156"/>
+          </w:tcPr>
+          <w:p>
+            <w:pPr>
+              <w:spacing w:after="80"/>
+            </w:pPr>
+            <w:r>
+              <w:rPr>
+                <w:sz w:val="18"/>
+              </w:rPr>
+              <w:t>Linux + Nginx + PHP-FPM</w:t>
+            </w:r>
+          </w:p>
+        </w:tc>
+        <w:tc>
+          <w:tcPr>
+            <w:tcW w:type="dxa" w:w="3156"/>
+          </w:tcPr>
+          <w:p>
+            <w:pPr>
+              <w:spacing w:after="80"/>
+            </w:pPr>
+            <w:r>
+              <w:rPr>
+                <w:sz w:val="18"/>
+              </w:rPr>
+              <w:t>Satu unit rilis aplikasi; storage privat/publik dan backup terpisah.</w:t>
             </w:r>
           </w:p>
         </w:tc>
@@ -8030,7 +8295,7 @@
     <w:p/>
     <w:p>
       <w:r>
-        <w:t>Pilih versi framework/runtime/database yang masih didukung dan kompatibel dengan dependensi pada saat implementasi; kunci versi dalam lockfile dan catat alasan dalam ADR. Jangan menetapkan Next.js hanya karena jumlah akun atau menganggap Laravel tidak mampu membuat UI interaktif. Framework tidak menentukan kapasitas tanpa pengujian.</w:t>
+        <w:t>Gunakan Laravel React starter kit berbasis Inertia sebagai fondasi. Versi Laravel, PHP, React, Inertia, TypeScript, Node.js untuk tooling dan dependensi dipilih dari versi yang masih didukung dan saling kompatibel, lalu dikunci dalam lockfile. DEC-13 menentukan versi final dan kesiapan tim, bukan membuka kembali pilihan framework. Stack ini berlaku untuk area internal, portal wali dan halaman publik dalam aplikasi yang sama.</w:t>
       </w:r>
     </w:p>
     <w:p>
@@ -8038,7 +8303,7 @@
         <w:pStyle w:val="Heading2"/>
       </w:pPr>
       <w:r>
-        <w:t>8.3 Konsekuensi teknis per pilihan</w:t>
+        <w:t>8.3 Integrasi Laravel–Inertia–React</w:t>
       </w:r>
     </w:p>
     <w:p>
@@ -8046,7 +8311,7 @@
         <w:pStyle w:val="ListBullet"/>
       </w:pPr>
       <w:r>
-        <w:t>Laravel: gunakan validasi request, Policies, ORM dan transaksi; Action/Service untuk aturan bisnis; worker queue dan scheduler diawasi. Redis dapat ditambahkan bila hasil pengukuran memerlukannya.</w:t>
+        <w:t>Backend: gunakan Laravel routes, middleware, Form Requests, Policies, Eloquent dan transaksi. Action/Service mengelola aturan bisnis; queue worker dan scheduler diawasi. Redis ditambahkan hanya jika pengukuran menunjukkan kebutuhan.</w:t>
       </w:r>
     </w:p>
     <w:p>
@@ -8054,7 +8319,7 @@
         <w:pStyle w:val="ListBullet"/>
       </w:pPr>
       <w:r>
-        <w:t>Next.js: pemeriksaan sesi dan izin dilakukan pada setiap Server Action/Route Handler dan lapisan akses data. Jangan mengandalkan layout/proxy atau tombol sebagai satu-satunya penjaga akses.</w:t>
+        <w:t>Autentikasi menggunakan sesi Laravel pada origin aplikasi yang sama dengan proteksi CSRF untuk operasi tulis. Hak akses diperiksa pada setiap endpoint dan objek oleh Laravel Policies serta cakupan query. Props izin pada React hanya mengatur tampilan; setiap permintaan tetap diperiksa ulang di server.</w:t>
       </w:r>
     </w:p>
     <w:p>
@@ -8062,7 +8327,7 @@
         <w:pStyle w:val="ListBullet"/>
       </w:pPr>
       <w:r>
-        <w:t>Next.js: data pribadi tidak ditempatkan pada cache publik/shared cache; strategi cache dibatasi per data dan pengguna. Rahasia/database tetap di server; DTO membatasi field yang dikirim ke browser.</w:t>
+        <w:t>Props Inertia harus memuat hanya field yang diperlukan dan telah diotorisasi. Gunakan Resource/DTO untuk data sensitif; hindari mengirim model beserta seluruh relasi, kunci soal, atau catatan BK internal ke browser. Shared props dibatasi pada identitas minimum, izin tampilan dan pesan yang relevan. Cache data pribadi tidak boleh dibagikan antar pengguna.</w:t>
       </w:r>
     </w:p>
     <w:p>
@@ -8070,7 +8335,7 @@
         <w:pStyle w:val="ListBullet"/>
       </w:pPr>
       <w:r>
-        <w:t>Next.js: proses PDF/impor/backup lama ditempatkan pada worker terpisah, bukan diasumsikan selalu selesai dalam request/serverless. Kontrak hosting, durasi proses, koneksi database dan pooling dievaluasi.</w:t>
+        <w:t>Formulir React memakai fasilitas form Inertia; validasi bisnis tetap di server. Tampilkan kesalahan per field, status proses, dan pesan keberhasilan. Cegah klik berulang pada UI dan tetap terapkan idempotensi/constraint di server. Filter, paginasi dan pencarian menggunakan query server; partial reload/deferred props hanya digunakan jika didukung versi terpilih dan cakupan akses tetap diperiksa.</w:t>
       </w:r>
     </w:p>
     <w:p>
@@ -8078,7 +8343,7 @@
         <w:pStyle w:val="ListBullet"/>
       </w:pPr>
       <w:r>
-        <w:t>Jika frontend Next.js dan backend Laravel dipisah, jelaskan pemilik autentikasi, kontrak API, CORS/CSRF sesuai mekanisme, serta otorisasi; tambahan deployment hanya dipilih jika manfaatnya jelas.</w:t>
+        <w:t>Struktur frontend mengikuti domain: resources/js/pages untuk halaman, layouts untuk tata letak, components untuk komponen bersama, serta types untuk kontrak props TypeScript. Gunakan Tailwind CSS dan shadcn/ui secara konsisten. Vite membangun aset produksi. Server-side rendering untuk website publik dievaluasi bila dibutuhkan SEO; jika diaktifkan, proses SSR Node.js dimonitor. Tanpa SSR, Node.js diperlukan untuk tooling/build, bukan sebagai backend bisnis terpisah.</w:t>
       </w:r>
     </w:p>
     <w:p>
@@ -8094,7 +8359,7 @@
         <w:pStyle w:val="ListBullet"/>
       </w:pPr>
       <w:r>
-        <w:t>Development → staging → production memakai konfigurasi/rahasia terpisah. Hanya HTTPS publik; database tidak dibuka ke internet; debug produksi dimatikan.</w:t>
+        <w:t>Development → staging → production menggunakan satu repository dan konfigurasi/rahasia terpisah. Rilis memuat migration, build aset Vite, kode Laravel dan restart worker sesuai prosedur. Hanya HTTPS publik; database tidak dibuka ke internet; debug produksi dimatikan. Nginx mengarah ke direktori public Laravel dan PHP-FPM menjalankan aplikasi.</w:t>
       </w:r>
     </w:p>
     <w:p>
@@ -8118,7 +8383,7 @@
         <w:pStyle w:val="ListBullet"/>
       </w:pPr>
       <w:r>
-        <w:t>Queue dimulai dengan backend yang sederhana sesuai stack; retry terbatas dan idempotensi mencegah hasil ganda. Job terkait transaksi dikirim setelah commit.</w:t>
+        <w:t>Queue Laravel dimulai dengan driver database; retry terbatas dan idempotensi mencegah hasil ganda. Job terkait transaksi dikirim setelah commit. Proses PDF, impor dan backup tidak dijalankan sebagai pekerjaan panjang pada permintaan halaman Inertia.</w:t>
       </w:r>
     </w:p>
     <w:p>
@@ -8147,7 +8412,7 @@
     </w:p>
     <w:p>
       <w:r>
-        <w:t>Setiap pilihan penting mencatat konteks, alternatif, keputusan, alasan, konsekuensi, pemilik, dan tanggal. ADR awal: stack/UI, model periode/jadwal, pola absensi, snapshot honor, akses BK, penyimpanan berkas, serta deployment/backup. Persetujuan kebutuhan tidak otomatis mengesahkan semua pilihan desain.</w:t>
+        <w:t>Setiap keputusan penting mencatat konteks, keputusan, alasan, konsekuensi, pemilik, dan tanggal. ADR-01: Laravel + Inertia + React/TypeScript + MySQL, modular monolith, satu repository dan rilis. Keputusan lanjutan meliputi versi dependensi, SSR publik, model periode/jadwal, pola absensi, snapshot honor, akses BK, penyimpanan berkas, serta deployment/backup. Arahan stack tidak berarti aturan bisnis yang masih terbuka sudah disahkan.</w:t>
       </w:r>
     </w:p>
     <w:p>
@@ -8165,7 +8430,7 @@
     </w:p>
     <w:p>
       <w:r>
-        <w:t>Pengembangan dilakukan bertahap dengan validasi pengguna dan pengujian sejak awal. Durasi tidak ditetapkan sebelum ukuran tim, data, stack, dan keputusan bisnis diketahui. Modul dapat dirinci menjelang pengerjaan, tetapi fondasi periode, akses dan sumber honor diselesaikan lebih dahulu.</w:t>
+        <w:t>Pengembangan dilakukan bertahap dengan validasi pengguna dan pengujian sejak awal menggunakan Laravel + Inertia + React. Durasi tidak ditetapkan sebelum ukuran tim, kualitas data, dan keputusan bisnis diketahui. Fondasi periode, akses dan sumber honor diselesaikan lebih dahulu. Setiap fitur mengintegrasikan route/controller Laravel, layanan bisnis dan halaman React dalam satu alur.</w:t>
       </w:r>
     </w:p>
     <w:tbl>
@@ -8318,7 +8583,7 @@
               <w:rPr>
                 <w:sz w:val="18"/>
               </w:rPr>
-              <w:t>Alur layar, ERD/kamus data inti, ADR stack, repository, autentikasi, akses, data master, tahun ajaran/semester.</w:t>
+              <w:t>ERD/kamus data inti, ADR versi, satu repository Laravel React starter kit dengan Inertia/TypeScript, build Vite, autentikasi sesi, Policies, data master dan periode.</w:t>
             </w:r>
           </w:p>
         </w:tc>
@@ -8334,7 +8599,7 @@
               <w:rPr>
                 <w:sz w:val="18"/>
               </w:rPr>
-              <w:t>Akun pribadi dan izin teruji; impor master tervalidasi; staging berjalan.</w:t>
+              <w:t>Login dan navigasi Inertia berjalan; props hanya memuat data berizin; izin teruji; impor master valid; staging berjalan.</w:t>
             </w:r>
           </w:p>
         </w:tc>
@@ -10486,6 +10751,75 @@
           </w:p>
         </w:tc>
       </w:tr>
+      <w:tr>
+        <w:trPr>
+          <w:cantSplit/>
+        </w:trPr>
+        <w:tc>
+          <w:tcPr>
+            <w:tcW w:type="dxa" w:w="2367"/>
+          </w:tcPr>
+          <w:p>
+            <w:pPr>
+              <w:spacing w:after="80"/>
+            </w:pPr>
+            <w:r>
+              <w:rPr>
+                <w:sz w:val="18"/>
+              </w:rPr>
+              <w:t>AC-25</w:t>
+            </w:r>
+          </w:p>
+        </w:tc>
+        <w:tc>
+          <w:tcPr>
+            <w:tcW w:type="dxa" w:w="2367"/>
+          </w:tcPr>
+          <w:p>
+            <w:pPr>
+              <w:spacing w:after="80"/>
+            </w:pPr>
+            <w:r>
+              <w:rPr>
+                <w:sz w:val="18"/>
+              </w:rPr>
+              <w:t>FR-01; FR-10/12; NFR-04; Bab VIII</w:t>
+            </w:r>
+          </w:p>
+        </w:tc>
+        <w:tc>
+          <w:tcPr>
+            <w:tcW w:type="dxa" w:w="2367"/>
+          </w:tcPr>
+          <w:p>
+            <w:pPr>
+              <w:spacing w:after="80"/>
+            </w:pPr>
+            <w:r>
+              <w:rPr>
+                <w:sz w:val="18"/>
+              </w:rPr>
+              <w:t>Periksa props Inertia pada halaman wali/guru; lakukan akses langsung dan permintaan tulis dengan sesi kedaluwarsa atau CSRF tidak valid.</w:t>
+            </w:r>
+          </w:p>
+        </w:tc>
+        <w:tc>
+          <w:tcPr>
+            <w:tcW w:type="dxa" w:w="2367"/>
+          </w:tcPr>
+          <w:p>
+            <w:pPr>
+              <w:spacing w:after="80"/>
+            </w:pPr>
+            <w:r>
+              <w:rPr>
+                <w:sz w:val="18"/>
+              </w:rPr>
+              <w:t>Props tidak mengandung siswa lain, BK internal atau kunci tanpa izin; akses/tulis ditolak; data tidak berubah. Sesi sah tetap dapat menyelesaikan alur yang diizinkan.</w:t>
+            </w:r>
+          </w:p>
+        </w:tc>
+      </w:tr>
     </w:tbl>
     <w:p/>
     <w:p>
@@ -10551,7 +10885,7 @@
     </w:p>
     <w:p>
       <w:r>
-        <w:t>Seluruh keputusan berikut berstatus BELUM DIPUTUSKAN. Pemilik adalah usulan pihak yang memvalidasi, bukan klaim penunjukan resmi. Simpan keputusan, alasan, tanggal dan pengesah; perubahan keputusan memperbarui FR/BR/AC serta desain terkait.</w:t>
+        <w:t>Keputusan bisnis dan operasional berikut berstatus BELUM DIPUTUSKAN. Pilihan stack Laravel + Inertia + React/TypeScript + MySQL dan modular monolith sudah ditetapkan melalui arahan pemilik dokumen; DEC-13 hanya mencakup versi, kesiapan tim dan implementasi teknis. Pemilik pada tabel adalah usulan pihak yang memvalidasi, bukan klaim penunjukan resmi. Simpan keputusan, alasan, tanggal dan pengesah; perubahan keputusan memperbarui FR/BR/AC serta desain terkait.</w:t>
       </w:r>
     </w:p>
     <w:tbl>
@@ -11496,7 +11830,7 @@
               <w:rPr>
                 <w:sz w:val="18"/>
               </w:rPr>
-              <w:t>Keahlian tim, pilihan stack/UI, database dan versi dependensi.</w:t>
+              <w:t>Stack ditetapkan: Laravel + Inertia + React/TypeScript + MySQL. Tentukan versi kompatibel, kesiapan tim, dan kebutuhan SSR publik; Tailwind/shadcn menjadi baseline UI.</w:t>
             </w:r>
           </w:p>
         </w:tc>
@@ -11528,7 +11862,7 @@
               <w:rPr>
                 <w:sz w:val="18"/>
               </w:rPr>
-              <w:t>Sebelum scaffolding proyek</w:t>
+              <w:t>Versi sebelum scaffolding; SSR sebelum website publik</w:t>
             </w:r>
           </w:p>
         </w:tc>
@@ -12259,7 +12593,7 @@
               <w:rPr>
                 <w:sz w:val="18"/>
               </w:rPr>
-              <w:t>Pilih sesuai kemampuan tim, dokumentasi, staging dan penanggung jawab.</w:t>
+              <w:t>Pelatihan Laravel/Inertia/React, versi kompatibel, dokumentasi kontrak props, staging dan penanggung jawab.</w:t>
             </w:r>
           </w:p>
         </w:tc>
@@ -13260,7 +13594,7 @@
     </w:p>
     <w:p>
       <w:r>
-        <w:t>Pilihan Livewire dan React/Vue melalui Inertia.</w:t>
+        <w:t>Penghubung Inertia antara backend Laravel dan antarmuka React.</w:t>
       </w:r>
     </w:p>
     <w:p>
@@ -13273,17 +13607,17 @@
         <w:pStyle w:val="Heading3"/>
       </w:pPr>
       <w:r>
-        <w:t>Next.js — Authentication</w:t>
+        <w:t>Laravel — React Starter Kit</w:t>
       </w:r>
     </w:p>
     <w:p>
       <w:r>
-        <w:t>Autentikasi, otorisasi dan lapisan akses data.</w:t>
+        <w:t>Fondasi autentikasi dan antarmuka React/TypeScript, Inertia, Tailwind CSS dan shadcn/ui.</w:t>
       </w:r>
     </w:p>
     <w:p>
       <w:r>
-        <w:t>https://nextjs.org/docs/app/guides/authentication</w:t>
+        <w:t>https://laravel.com/framework/docs/starter-kits</w:t>
       </w:r>
     </w:p>
     <w:p>
@@ -13291,17 +13625,17 @@
         <w:pStyle w:val="Heading3"/>
       </w:pPr>
       <w:r>
-        <w:t>Next.js — Mutating Data</w:t>
+        <w:t>Inertia — The Modern Monolith</w:t>
       </w:r>
     </w:p>
     <w:p>
       <w:r>
-        <w:t>Server Functions dan pemeriksaan akses operasi server.</w:t>
+        <w:t>Integrasi halaman React dengan routing, controller, autentikasi dan otorisasi backend.</w:t>
       </w:r>
     </w:p>
     <w:p>
       <w:r>
-        <w:t>https://nextjs.org/docs/app/getting-started/mutating-data</w:t>
+        <w:t>https://inertiajs.com/</w:t>
       </w:r>
     </w:p>
     <w:p>
@@ -13309,17 +13643,17 @@
         <w:pStyle w:val="Heading3"/>
       </w:pPr>
       <w:r>
-        <w:t>Next.js — Backend for Frontend</w:t>
+        <w:t>shadcn/ui — Laravel</w:t>
       </w:r>
     </w:p>
     <w:p>
       <w:r>
-        <w:t>Kemampuan dan batas pola backend dalam Next.js.</w:t>
+        <w:t>Integrasi komponen antarmuka pada Laravel React starter kit.</w:t>
       </w:r>
     </w:p>
     <w:p>
       <w:r>
-        <w:t>https://nextjs.org/docs/app/guides/backend-for-frontend</w:t>
+        <w:t>https://ui.shadcn.com/docs/installation/laravel</w:t>
       </w:r>
     </w:p>
     <w:p>

--- a/SRS_SIM_Madrasah_MTs_Al_Karimiyyah_2026_2027_Revisi_v1_1.docx
+++ b/SRS_SIM_Madrasah_MTs_Al_Karimiyyah_2026_2027_Revisi_v1_1.docx
@@ -15,9 +15,9 @@
         <w:pStyle w:val="Title"/>
       </w:pPr>
       <w:r>
-        <w:t>SISTEM INFORMASI</w:t>
+        <w:t xml:space="preserve">SISTEM INFORMASI MANAJEMEN MADRASAH</w:t>
         <w:br/>
-        <w:t>MANAJEMEN MADRASAH</w:t>
+        <w:t/>
       </w:r>
     </w:p>
     <w:p>
@@ -25,14 +25,14 @@
         <w:pStyle w:val="Subtitle"/>
       </w:pPr>
       <w:r>
-        <w:t>MTs Al Karimiyyah</w:t>
+        <w:t xml:space="preserve">MTs Al Karimiyyah — Tahun Ajaran 2026/2027</w:t>
         <w:br/>
-        <w:t>Tahun Ajaran 2026/2027</w:t>
+        <w:t/>
       </w:r>
     </w:p>
     <w:p>
       <w:r>
-        <w:t>REVISI v1.1 • Pembaruan stack Inertia • 9 Oktober 2026</w:t>
+        <w:t xml:space="preserve">REVISI v1.2 • Laravel API + Next.js/React • Default implementasi • 14 Oktober 2026</w:t>
       </w:r>
     </w:p>
     <w:tbl>
@@ -62,7 +62,7 @@
               <w:rPr>
                 <w:sz w:val="18"/>
               </w:rPr>
-              <w:t>Keterangan</w:t>
+              <w:t xml:space="preserve">Keterangan</w:t>
             </w:r>
           </w:p>
         </w:tc>
@@ -78,7 +78,7 @@
               <w:rPr>
                 <w:sz w:val="18"/>
               </w:rPr>
-              <w:t>Nilai</w:t>
+              <w:t xml:space="preserve">Nilai</w:t>
             </w:r>
           </w:p>
         </w:tc>
@@ -99,7 +99,7 @@
               <w:rPr>
                 <w:sz w:val="18"/>
               </w:rPr>
-              <w:t>Status</w:t>
+              <w:t xml:space="preserve">Status</w:t>
             </w:r>
           </w:p>
         </w:tc>
@@ -115,7 +115,7 @@
               <w:rPr>
                 <w:sz w:val="18"/>
               </w:rPr>
-              <w:t>Draf revisi untuk validasi kebutuhan; stack Inertia telah ditetapkan. Kebijakan bisnis baru belum disahkan.</w:t>
+              <w:t xml:space="preserve">Baseline pengembangan v1.2; stack Laravel API + Next.js/React dan default operasional ditetapkan untuk implementasi awal.</w:t>
             </w:r>
           </w:p>
         </w:tc>
@@ -136,7 +136,7 @@
               <w:rPr>
                 <w:sz w:val="18"/>
               </w:rPr>
-              <w:t>Sumber</w:t>
+              <w:t xml:space="preserve">Sumber</w:t>
             </w:r>
           </w:p>
         </w:tc>
@@ -152,7 +152,7 @@
               <w:rPr>
                 <w:sz w:val="18"/>
               </w:rPr>
-              <w:t>SRS_SIM_Madrasah_MTs_Al_Karimiyyah_2026_2027.docx, versi 1.0.</w:t>
+              <w:t xml:space="preserve">Revisi v1.1 tanggal 9 Oktober 2026 dan arahan pemilik proyek tanggal 14 Oktober 2026.</w:t>
             </w:r>
           </w:p>
         </w:tc>
@@ -173,7 +173,7 @@
               <w:rPr>
                 <w:sz w:val="18"/>
               </w:rPr>
-              <w:t>Perubahan</w:t>
+              <w:t xml:space="preserve">Perubahan</w:t>
             </w:r>
           </w:p>
         </w:tc>
@@ -189,7 +189,7 @@
               <w:rPr>
                 <w:sz w:val="18"/>
               </w:rPr>
-              <w:t>Perincian kebutuhan, hak akses, alur bisnis, kualitas, penerimaan, dan pengembangan; pembaruan menetapkan stack Laravel–Inertia–React.</w:t>
+              <w:t xml:space="preserve">Penggantian stack, default DEC-01–DEC-19, kontrak API, keamanan cache, histori kategori/kelas, snapshot laporan dan koreksi honor.</w:t>
             </w:r>
           </w:p>
         </w:tc>
@@ -210,7 +210,7 @@
               <w:rPr>
                 <w:sz w:val="18"/>
               </w:rPr>
-              <w:t>Teknologi</w:t>
+              <w:t xml:space="preserve">Teknologi</w:t>
             </w:r>
           </w:p>
         </w:tc>
@@ -226,7 +226,7 @@
               <w:rPr>
                 <w:sz w:val="18"/>
               </w:rPr>
-              <w:t>Laravel + Inertia + React/TypeScript + MySQL. UI: Tailwind CSS dan shadcn/ui. Arsitektur: modular monolith, satu repository dan rilis.</w:t>
+              <w:t xml:space="preserve">Laravel API + Next.js App Router/React/TypeScript + MySQL 8.4; Tailwind CSS/shadcn UI; satu monorepo, runtime PHP dan Node.js.</w:t>
             </w:r>
           </w:p>
         </w:tc>
@@ -247,7 +247,7 @@
               <w:rPr>
                 <w:sz w:val="18"/>
               </w:rPr>
-              <w:t>Kapasitas</w:t>
+              <w:t xml:space="preserve">Kapasitas</w:t>
             </w:r>
           </w:p>
         </w:tc>
@@ -263,7 +263,7 @@
               <w:rPr>
                 <w:sz w:val="18"/>
               </w:rPr>
-              <w:t>Asumsi perencanaan satu madrasah; jumlah pengguna dan server wajib divalidasi.</w:t>
+              <w:t xml:space="preserve">Profil default 50 pengguna aktif/lonjakan 100; sizing awal 4 vCPU/8 GB, wajib dibuktikan dengan uji.</w:t>
             </w:r>
           </w:p>
         </w:tc>
@@ -284,7 +284,7 @@
               <w:rPr>
                 <w:sz w:val="18"/>
               </w:rPr>
-              <w:t>Pengesahan</w:t>
+              <w:t xml:space="preserve">Pengesahan</w:t>
             </w:r>
           </w:p>
         </w:tc>
@@ -300,7 +300,7 @@
               <w:rPr>
                 <w:sz w:val="18"/>
               </w:rPr>
-              <w:t>Disiapkan untuk peninjauan Kepala Madrasah dan pemilik proses terkait.</w:t>
+              <w:t xml:space="preserve">Arahan pemilik proyek menetapkan baseline pengembangan. Lembar UAT/validasi madrasah tetap mencatat bukti yang benar-benar terjadi.</w:t>
             </w:r>
           </w:p>
         </w:tc>
@@ -309,7 +309,7 @@
     <w:p/>
     <w:p>
       <w:r>
-        <w:t>Dokumen asli tidak diubah. Pernyataan blueprint telah disetujui pada dokumen sumber tidak berarti usulan tambahan dalam revisi ini sudah disetujui. Semua aturan dan angka berlabel USULAN atau BELUM DIPUTUSKAN harus divalidasi sebelum dijadikan dasar operasional.</w:t>
+        <w:t xml:space="preserve">Revisi ini menetapkan baseline pengembangan sesuai arahan pemilik proyek: Laravel backend dan Next.js + React frontend, dengan default operasional DEC-01–DEC-19. Default adalah pilihan implementasi awal yang dapat direvisi melalui versi kebijakan; bukan klaim pengesahan aturan resmi madrasah. Identitas, tarif honor, kalender dan penunjukan akun petugas menggunakan data nyata, bukan angka contoh. Salinan v1.1 sebelum perubahan disimpan di docs/archive.</w:t>
       </w:r>
     </w:p>
     <w:p>
@@ -357,7 +357,7 @@
         <w:pStyle w:val="ListBullet"/>
       </w:pPr>
       <w:r>
-        <w:t>Menetapkan Laravel + Inertia + React/TypeScript dengan MySQL dan arsitektur modular monolith; menambahkan target kualitas, tahapan rilis, dan register keputusan.</w:t>
+        <w:t xml:space="preserve">Menetapkan Laravel API + Next.js/React/TypeScript + MySQL; melengkapi baseline cakupan, API, autentikasi, default operasional, histori kategori pegawai, snapshot laporan, dan koreksi penerima honor.</w:t>
       </w:r>
     </w:p>
     <w:p>
@@ -410,7 +410,7 @@
     </w:p>
     <w:p>
       <w:r>
-        <w:t>Bab VIII. Arsitektur Laravel, Inertia, dan React</w:t>
+        <w:t xml:space="preserve">Bab VIII. Arsitektur Laravel API dan Next.js/React</w:t>
       </w:r>
     </w:p>
     <w:p>
@@ -504,7 +504,7 @@
               <w:rPr>
                 <w:sz w:val="18"/>
               </w:rPr>
-              <w:t>Termasuk</w:t>
+              <w:t xml:space="preserve">Termasuk rilis awal penuh (bertahap)</w:t>
             </w:r>
           </w:p>
         </w:tc>
@@ -520,7 +520,7 @@
               <w:rPr>
                 <w:sz w:val="18"/>
               </w:rPr>
-              <w:t>Di luar cakupan awal / perlu keputusan</w:t>
+              <w:t xml:space="preserve">Default fitur lanjutan / nonaktif</w:t>
             </w:r>
           </w:p>
         </w:tc>
@@ -541,7 +541,7 @@
               <w:rPr>
                 <w:sz w:val="18"/>
               </w:rPr>
-              <w:t>Akun, peran, master siswa/pegawai, tahun ajaran, semester, kelas, penugasan, jadwal.</w:t>
+              <w:t xml:space="preserve">Akun pegawai/wali, master, periode, kelas, penugasan dan jadwal.</w:t>
             </w:r>
           </w:p>
         </w:tc>
@@ -557,7 +557,7 @@
               <w:rPr>
                 <w:sz w:val="18"/>
               </w:rPr>
-              <w:t>PPDB belum dirumuskan; diusulkan di luar cakupan awal.</w:t>
+              <w:t xml:space="preserve">Akun siswa dan PPDB nonaktif; hanya identitas siswa tanpa login. Multi-madrasah di luar cakupan.</w:t>
             </w:r>
           </w:p>
         </w:tc>
@@ -578,7 +578,7 @@
               <w:rPr>
                 <w:sz w:val="18"/>
               </w:rPr>
-              <w:t>Absensi pegawai, realisasi mengajar, absensi siswa, rekap.</w:t>
+              <w:t xml:space="preserve">Absensi pegawai/siswa harian, realisasi/verifikasi, rekap.</w:t>
             </w:r>
           </w:p>
         </w:tc>
@@ -594,7 +594,7 @@
               <w:rPr>
                 <w:sz w:val="18"/>
               </w:rPr>
-              <w:t>Perangkat biometrik khusus; absensi berbasis GPS/foto belum diputuskan.</w:t>
+              <w:t xml:space="preserve">Input web satu shift; GPS/foto/biometrik dan absensi siswa pertemuan/both nonaktif.</w:t>
             </w:r>
           </w:p>
         </w:tc>
@@ -615,7 +615,7 @@
               <w:rPr>
                 <w:sz w:val="18"/>
               </w:rPr>
-              <w:t>Perhitungan dan pengesahan rekap honor.</w:t>
+              <w:t xml:space="preserve">Perhitungan, pemeriksaan, pengesahan/penguncian honor dan adjustment.</w:t>
             </w:r>
           </w:p>
         </w:tc>
@@ -631,7 +631,7 @@
               <w:rPr>
                 <w:sz w:val="18"/>
               </w:rPr>
-              <w:t>Pembayaran digital, SPP, dan akuntansi menyeluruh.</w:t>
+              <w:t xml:space="preserve">Pembayaran digital, pencatatan status bayar, SPP dan akuntansi menyeluruh di luar cakupan.</w:t>
             </w:r>
           </w:p>
         </w:tc>
@@ -652,7 +652,7 @@
               <w:rPr>
                 <w:sz w:val="18"/>
               </w:rPr>
-              <w:t>Bank soal dan paket cetak, BK, TU dan arsip.</w:t>
+              <w:t xml:space="preserve">Bank soal, paket PDF, BK dan surat/arsip.</w:t>
             </w:r>
           </w:p>
         </w:tc>
@@ -668,7 +668,7 @@
               <w:rPr>
                 <w:sz w:val="18"/>
               </w:rPr>
-              <w:t>Ujian online dan penilaian otomatis; nilai/rapor belum dirumuskan dan diusulkan ditunda.</w:t>
+              <w:t xml:space="preserve">Ujian online, nilai/rapor, DOCX, co-teaching dan disposisi nonaktif.</w:t>
             </w:r>
           </w:p>
         </w:tc>
@@ -689,7 +689,7 @@
               <w:rPr>
                 <w:sz w:val="18"/>
               </w:rPr>
-              <w:t>Portal wali, website publik, dashboard, ekspor, audit dan pemulihan.</w:t>
+              <w:t xml:space="preserve">Portal wali, website, dashboard, ekspor, audit dan restore.</w:t>
             </w:r>
           </w:p>
         </w:tc>
@@ -705,7 +705,7 @@
               <w:rPr>
                 <w:sz w:val="18"/>
               </w:rPr>
-              <w:t>Integrasi EMIS/sistem eksternal otomatis belum termasuk; akun siswa opsional.</w:t>
+              <w:t xml:space="preserve">Integrasi otomatis EMIS tidak tersedia; pertukaran data melalui impor/ekspor berizin.</w:t>
             </w:r>
           </w:p>
         </w:tc>
@@ -733,7 +733,7 @@
         <w:pStyle w:val="ListBullet"/>
       </w:pPr>
       <w:r>
-        <w:t>Aturan honor, pembagian kewenangan, kalender, dan pola absensi harus ditentukan pemilik proses; aplikasi tidak menetapkan kebijakan sendiri.</w:t>
+        <w:t xml:space="preserve">Aturan awal honor, kewenangan, kalender kerja dan pola absensi mengikuti default DEC-01–DEC-19. Nominal tarif, identitas pejabat dan kalender akademik adalah data onboarding; sistem menyediakan konfigurasi bertanggal/berversi untuk perubahan berikutnya.</w:t>
       </w:r>
     </w:p>
     <w:p>
@@ -741,7 +741,7 @@
         <w:pStyle w:val="ListBullet"/>
       </w:pPr>
       <w:r>
-        <w:t>Kebutuhan bisnis dipisahkan dari pilihan framework. Arsitektur Bab VIII merupakan rekomendasi desain untuk memenuhi kebutuhan tersebut.</w:t>
+        <w:t xml:space="preserve">Kebutuhan bisnis dipisahkan dari teknologi; arsitektur Laravel API dan Next.js/React pada Bab VIII menjadi baseline yang ditetapkan untuk pengembangan ini.</w:t>
       </w:r>
     </w:p>
     <w:p>
@@ -762,7 +762,7 @@
     </w:p>
     <w:p>
       <w:r>
-        <w:t>FR = kebutuhan fungsional; BR = aturan bisnis; NFR = kebutuhan kualitas; AC = kriteria penerimaan; DEC = keputusan terbuka. FR-xx mempertahankan penomoran modul sumber. Sub-ID mengidentifikasi perilaku spesifik. USULAN berarti memerlukan validasi, bukan keputusan madrasah yang telah disahkan.</w:t>
+        <w:t xml:space="preserve">FR = kebutuhan fungsional; BR = aturan bisnis; NFR = kebutuhan kualitas; AC = kriteria penerimaan; DEC = default implementasi berversi. FR-xx mempertahankan ID modul sumber. Seluruh DEC berlaku sebagai baseline v1.2; fitur bertanda nonaktif disimpan sebagai backlog. Perubahan default selanjutnya tidak menimpa transaksi atau snapshot historis.</w:t>
       </w:r>
     </w:p>
     <w:p>
@@ -813,7 +813,7 @@
               <w:rPr>
                 <w:sz w:val="18"/>
               </w:rPr>
-              <w:t>Peran</w:t>
+              <w:t xml:space="preserve">Peran</w:t>
             </w:r>
           </w:p>
         </w:tc>
@@ -829,7 +829,7 @@
               <w:rPr>
                 <w:sz w:val="18"/>
               </w:rPr>
-              <w:t>Tanggung jawab</w:t>
+              <w:t xml:space="preserve">Tanggung jawab</w:t>
             </w:r>
           </w:p>
         </w:tc>
@@ -850,7 +850,7 @@
               <w:rPr>
                 <w:sz w:val="18"/>
               </w:rPr>
-              <w:t>Kepala Madrasah</w:t>
+              <w:t xml:space="preserve">Kepala Madrasah</w:t>
             </w:r>
           </w:p>
         </w:tc>
@@ -866,7 +866,7 @@
               <w:rPr>
                 <w:sz w:val="18"/>
               </w:rPr>
-              <w:t>Memantau operasional dan menyetujui proses sesuai delegasi yang disahkan.</w:t>
+              <w:t xml:space="preserve">Memantau operasional dan menyetujui proses sesuai delegasi yang disahkan.</w:t>
             </w:r>
           </w:p>
         </w:tc>
@@ -887,7 +887,7 @@
               <w:rPr>
                 <w:sz w:val="18"/>
               </w:rPr>
-              <w:t>Admin/Operator</w:t>
+              <w:t xml:space="preserve">Admin/Operator</w:t>
             </w:r>
           </w:p>
         </w:tc>
@@ -903,7 +903,7 @@
               <w:rPr>
                 <w:sz w:val="18"/>
               </w:rPr>
-              <w:t>Konfigurasi, akun, data master, dan pengelolaan data sesuai izin.</w:t>
+              <w:t xml:space="preserve">Konfigurasi, akun, data master, dan pengelolaan data sesuai izin.</w:t>
             </w:r>
           </w:p>
         </w:tc>
@@ -924,7 +924,7 @@
               <w:rPr>
                 <w:sz w:val="18"/>
               </w:rPr>
-              <w:t>Guru</w:t>
+              <w:t xml:space="preserve">Guru</w:t>
             </w:r>
           </w:p>
         </w:tc>
@@ -940,7 +940,7 @@
               <w:rPr>
                 <w:sz w:val="18"/>
               </w:rPr>
-              <w:t>Jadwal, realisasi mengajar, absensi kelas yang ditugaskan, dan bank soal sesuai kewenangan.</w:t>
+              <w:t xml:space="preserve">Jadwal, realisasi mengajar, absensi kelas yang ditugaskan, dan bank soal sesuai kewenangan.</w:t>
             </w:r>
           </w:p>
         </w:tc>
@@ -961,7 +961,7 @@
               <w:rPr>
                 <w:sz w:val="18"/>
               </w:rPr>
-              <w:t>Wali Kelas</w:t>
+              <w:t xml:space="preserve">Wali Kelas</w:t>
             </w:r>
           </w:p>
         </w:tc>
@@ -977,7 +977,7 @@
               <w:rPr>
                 <w:sz w:val="18"/>
               </w:rPr>
-              <w:t>Pemantauan kelas pada periode penugasan dan perkembangan yang boleh dibagikan.</w:t>
+              <w:t xml:space="preserve">Pemantauan kelas pada periode penugasan dan perkembangan yang boleh dibagikan.</w:t>
             </w:r>
           </w:p>
         </w:tc>
@@ -998,7 +998,7 @@
               <w:rPr>
                 <w:sz w:val="18"/>
               </w:rPr>
-              <w:t>Guru BK</w:t>
+              <w:t xml:space="preserve">Guru BK</w:t>
             </w:r>
           </w:p>
         </w:tc>
@@ -1014,7 +1014,7 @@
               <w:rPr>
                 <w:sz w:val="18"/>
               </w:rPr>
-              <w:t>Konseling, pelanggaran, pembinaan, dan pengaturan informasi yang dibagikan.</w:t>
+              <w:t xml:space="preserve">Konseling, pelanggaran, pembinaan, dan pengaturan informasi yang dibagikan.</w:t>
             </w:r>
           </w:p>
         </w:tc>
@@ -1035,7 +1035,7 @@
               <w:rPr>
                 <w:sz w:val="18"/>
               </w:rPr>
-              <w:t>Tenaga Kependidikan</w:t>
+              <w:t xml:space="preserve">Tenaga Kependidikan</w:t>
             </w:r>
           </w:p>
         </w:tc>
@@ -1051,7 +1051,7 @@
               <w:rPr>
                 <w:sz w:val="18"/>
               </w:rPr>
-              <w:t>Kehadiran pribadi dan pekerjaan sesuai penugasan.</w:t>
+              <w:t xml:space="preserve">Kehadiran pribadi dan pekerjaan sesuai penugasan.</w:t>
             </w:r>
           </w:p>
         </w:tc>
@@ -1072,7 +1072,7 @@
               <w:rPr>
                 <w:sz w:val="18"/>
               </w:rPr>
-              <w:t>Bendahara</w:t>
+              <w:t xml:space="preserve">Bendahara</w:t>
             </w:r>
           </w:p>
         </w:tc>
@@ -1088,7 +1088,7 @@
               <w:rPr>
                 <w:sz w:val="18"/>
               </w:rPr>
-              <w:t>Tarif, pemeriksaan, rincian honor, dan laporan sesuai mandat.</w:t>
+              <w:t xml:space="preserve">Tarif, pemeriksaan, rincian honor, dan laporan sesuai mandat.</w:t>
             </w:r>
           </w:p>
         </w:tc>
@@ -1109,7 +1109,7 @@
               <w:rPr>
                 <w:sz w:val="18"/>
               </w:rPr>
-              <w:t>Petugas TU</w:t>
+              <w:t xml:space="preserve">Petugas TU</w:t>
             </w:r>
           </w:p>
         </w:tc>
@@ -1125,7 +1125,7 @@
               <w:rPr>
                 <w:sz w:val="18"/>
               </w:rPr>
-              <w:t>Surat, agenda, disposisi, dan arsip sesuai klasifikasi.</w:t>
+              <w:t xml:space="preserve">Surat, agenda, disposisi, dan arsip sesuai klasifikasi.</w:t>
             </w:r>
           </w:p>
         </w:tc>
@@ -1146,7 +1146,7 @@
               <w:rPr>
                 <w:sz w:val="18"/>
               </w:rPr>
-              <w:t>Orang Tua/Wali</w:t>
+              <w:t xml:space="preserve">Orang Tua/Wali</w:t>
             </w:r>
           </w:p>
         </w:tc>
@@ -1162,7 +1162,7 @@
               <w:rPr>
                 <w:sz w:val="18"/>
               </w:rPr>
-              <w:t>Informasi siswa yang terhubung dan terverifikasi.</w:t>
+              <w:t xml:space="preserve">Informasi siswa yang terhubung dan terverifikasi.</w:t>
             </w:r>
           </w:p>
         </w:tc>
@@ -1183,7 +1183,7 @@
               <w:rPr>
                 <w:sz w:val="18"/>
               </w:rPr>
-              <w:t>Siswa (opsional)</w:t>
+              <w:t xml:space="preserve">Siswa (nonaktif)</w:t>
             </w:r>
           </w:p>
         </w:tc>
@@ -1199,7 +1199,7 @@
               <w:rPr>
                 <w:sz w:val="18"/>
               </w:rPr>
-              <w:t>Informasi pribadi; jenis informasi ditetapkan sebelum fitur diaktifkan.</w:t>
+              <w:t xml:space="preserve">Identitas tetap dicatat; akun/login siswa berada pada backlog.</w:t>
             </w:r>
           </w:p>
         </w:tc>
@@ -1216,12 +1216,12 @@
         <w:pStyle w:val="Heading2"/>
       </w:pPr>
       <w:r>
-        <w:t>2.2 Matriks akses awal — USULAN</w:t>
+        <w:t xml:space="preserve">2.2 Matriks akses default</w:t>
       </w:r>
     </w:p>
     <w:p>
       <w:r>
-        <w:t>Matriks ini membedakan tindakan dan cakupan data. Pihak verifikator mengajar, pengesah honor, serta penerbit konten harus ditetapkan dalam DEC-01, DEC-06, dan DEC-10. Tidak ada akses otomatis ke data sensitif hanya karena peran admin atau pimpinan.</w:t>
+        <w:t xml:space="preserve">Matriks ini membedakan tindakan dan cakupan data. Verifikator akademik, pemeriksa/pengesah honor serta editor/penerbit mengikuti DEC-01/06/10. Mandat diberikan kepada akun nyata saat onboarding; role admin atau kepala tidak otomatis membuka BK internal atau seluruh honor.</w:t>
       </w:r>
     </w:p>
     <w:tbl>
@@ -1252,7 +1252,7 @@
               <w:rPr>
                 <w:sz w:val="18"/>
               </w:rPr>
-              <w:t>Objek / proses</w:t>
+              <w:t xml:space="preserve">Objek / proses</w:t>
             </w:r>
           </w:p>
         </w:tc>
@@ -1268,7 +1268,7 @@
               <w:rPr>
                 <w:sz w:val="18"/>
               </w:rPr>
-              <w:t>Pelaksana dan tindakan</w:t>
+              <w:t xml:space="preserve">Pelaksana dan tindakan</w:t>
             </w:r>
           </w:p>
         </w:tc>
@@ -1284,7 +1284,7 @@
               <w:rPr>
                 <w:sz w:val="18"/>
               </w:rPr>
-              <w:t>Batas akses / pengesahan</w:t>
+              <w:t xml:space="preserve">Batas akses / pengesahan</w:t>
             </w:r>
           </w:p>
         </w:tc>
@@ -1305,7 +1305,7 @@
               <w:rPr>
                 <w:sz w:val="18"/>
               </w:rPr>
-              <w:t>Akun dan izin</w:t>
+              <w:t xml:space="preserve">Akun dan izin</w:t>
             </w:r>
           </w:p>
         </w:tc>
@@ -1321,7 +1321,7 @@
               <w:rPr>
                 <w:sz w:val="18"/>
               </w:rPr>
-              <w:t>Operator membuat/menonaktifkan; pengguna mengubah sandi sendiri.</w:t>
+              <w:t xml:space="preserve">Operator membuat/menonaktifkan; pengguna mengubah sandi sendiri.</w:t>
             </w:r>
           </w:p>
         </w:tc>
@@ -1337,7 +1337,7 @@
               <w:rPr>
                 <w:sz w:val="18"/>
               </w:rPr>
-              <w:t>Pemberian izin sensitif sesuai mandat; semua perubahan izin diaudit.</w:t>
+              <w:t xml:space="preserve">Pemberian izin sensitif sesuai mandat; semua perubahan izin diaudit.</w:t>
             </w:r>
           </w:p>
         </w:tc>
@@ -1358,7 +1358,7 @@
               <w:rPr>
                 <w:sz w:val="18"/>
               </w:rPr>
-              <w:t>Siswa/kelas/penugasan</w:t>
+              <w:t xml:space="preserve">Siswa/kelas/penugasan</w:t>
             </w:r>
           </w:p>
         </w:tc>
@@ -1374,7 +1374,7 @@
               <w:rPr>
                 <w:sz w:val="18"/>
               </w:rPr>
-              <w:t>Operator mengelola; guru/wali kelas membaca.</w:t>
+              <w:t xml:space="preserve">Operator mengelola; guru/wali kelas membaca.</w:t>
             </w:r>
           </w:p>
         </w:tc>
@@ -1390,7 +1390,7 @@
               <w:rPr>
                 <w:sz w:val="18"/>
               </w:rPr>
-              <w:t>Guru pada penugasan aktif; wali kelas pada kelas dan periode terkait.</w:t>
+              <w:t xml:space="preserve">Guru pada penugasan aktif; wali kelas pada kelas dan periode terkait.</w:t>
             </w:r>
           </w:p>
         </w:tc>
@@ -1411,7 +1411,7 @@
               <w:rPr>
                 <w:sz w:val="18"/>
               </w:rPr>
-              <w:t>Absensi pegawai</w:t>
+              <w:t xml:space="preserve">Absensi pegawai</w:t>
             </w:r>
           </w:p>
         </w:tc>
@@ -1427,7 +1427,7 @@
               <w:rPr>
                 <w:sz w:val="18"/>
               </w:rPr>
-              <w:t>Pegawai mencatat sendiri atau petugas mencatat sesuai keputusan.</w:t>
+              <w:t xml:space="preserve">Pegawai mencatat masuk/pulang; petugas berizin mencatat status izin/sakit/cuti/dinas luar.</w:t>
             </w:r>
           </w:p>
         </w:tc>
@@ -1443,7 +1443,7 @@
               <w:rPr>
                 <w:sz w:val="18"/>
               </w:rPr>
-              <w:t>Pegawai melihat miliknya; koreksi oleh petugas berizin dengan alasan.</w:t>
+              <w:t xml:space="preserve">Pegawai melihat miliknya; koreksi oleh petugas berizin dengan alasan.</w:t>
             </w:r>
           </w:p>
         </w:tc>
@@ -1464,7 +1464,7 @@
               <w:rPr>
                 <w:sz w:val="18"/>
               </w:rPr>
-              <w:t>Realisasi mengajar</w:t>
+              <w:t xml:space="preserve">Realisasi mengajar</w:t>
             </w:r>
           </w:p>
         </w:tc>
@@ -1480,7 +1480,7 @@
               <w:rPr>
                 <w:sz w:val="18"/>
               </w:rPr>
-              <w:t>Guru pelaksana mencatat; verifikator menyetujui/menolak.</w:t>
+              <w:t xml:space="preserve">Guru pelaksana mengajukan; petugas akademik bermandat menyetujui/menolak, bukan pengaju yang sama.</w:t>
             </w:r>
           </w:p>
         </w:tc>
@@ -1496,7 +1496,7 @@
               <w:rPr>
                 <w:sz w:val="18"/>
               </w:rPr>
-              <w:t>Pertemuan yang ditugaskan; verifikator berdasarkan cakupan mandat.</w:t>
+              <w:t xml:space="preserve">Pertemuan yang ditugaskan; verifikator berdasarkan cakupan mandat.</w:t>
             </w:r>
           </w:p>
         </w:tc>
@@ -1517,7 +1517,7 @@
               <w:rPr>
                 <w:sz w:val="18"/>
               </w:rPr>
-              <w:t>Absensi siswa</w:t>
+              <w:t xml:space="preserve">Absensi siswa</w:t>
             </w:r>
           </w:p>
         </w:tc>
@@ -1533,7 +1533,7 @@
               <w:rPr>
                 <w:sz w:val="18"/>
               </w:rPr>
-              <w:t>Guru/wali kelas/petugas yang ditunjuk mencatat.</w:t>
+              <w:t xml:space="preserve">Guru/wali kelas/petugas yang ditunjuk mencatat.</w:t>
             </w:r>
           </w:p>
         </w:tc>
@@ -1549,7 +1549,7 @@
               <w:rPr>
                 <w:sz w:val="18"/>
               </w:rPr>
-              <w:t>Kelas dan periode penugasan; wali melihat anaknya sendiri.</w:t>
+              <w:t xml:space="preserve">Kelas dan periode penugasan; wali melihat anaknya sendiri.</w:t>
             </w:r>
           </w:p>
         </w:tc>
@@ -1570,7 +1570,7 @@
               <w:rPr>
                 <w:sz w:val="18"/>
               </w:rPr>
-              <w:t>Honor</w:t>
+              <w:t xml:space="preserve">Honor</w:t>
             </w:r>
           </w:p>
         </w:tc>
@@ -1586,7 +1586,7 @@
               <w:rPr>
                 <w:sz w:val="18"/>
               </w:rPr>
-              <w:t>Bendahara menghitung/memeriksa; pengesah sesuai DEC-06.</w:t>
+              <w:t xml:space="preserve">Bendahara membuat; pemeriksa bermandat meninjau; kepala bermandat mengesahkan, tiga akun berbeda.</w:t>
             </w:r>
           </w:p>
         </w:tc>
@@ -1602,7 +1602,7 @@
               <w:rPr>
                 <w:sz w:val="18"/>
               </w:rPr>
-              <w:t>Pegawai melihat rincian miliknya jika izin diberikan; kepala sesuai mandat.</w:t>
+              <w:t xml:space="preserve">Pegawai melihat hasil final miliknya; pihak lain hanya cakupan mandat. Default tidak menampilkan draft ke wali/pegawai umum.</w:t>
             </w:r>
           </w:p>
         </w:tc>
@@ -1623,7 +1623,7 @@
               <w:rPr>
                 <w:sz w:val="18"/>
               </w:rPr>
-              <w:t>Bank soal/kunci</w:t>
+              <w:t xml:space="preserve">Bank soal/kunci</w:t>
             </w:r>
           </w:p>
         </w:tc>
@@ -1639,7 +1639,7 @@
               <w:rPr>
                 <w:sz w:val="18"/>
               </w:rPr>
-              <w:t>Guru mengelola soal milik/penugasannya; pengelola paket merakit.</w:t>
+              <w:t xml:space="preserve">Guru mengelola soal milik/penugasannya; pengelola paket merakit.</w:t>
             </w:r>
           </w:p>
         </w:tc>
@@ -1655,7 +1655,7 @@
               <w:rPr>
                 <w:sz w:val="18"/>
               </w:rPr>
-              <w:t>Akses kunci dan ekspor dipisahkan dari akses naskah.</w:t>
+              <w:t xml:space="preserve">Akses kunci dan ekspor dipisahkan dari akses naskah.</w:t>
             </w:r>
           </w:p>
         </w:tc>
@@ -1676,7 +1676,7 @@
               <w:rPr>
                 <w:sz w:val="18"/>
               </w:rPr>
-              <w:t>Catatan internal BK</w:t>
+              <w:t xml:space="preserve">Catatan internal BK</w:t>
             </w:r>
           </w:p>
         </w:tc>
@@ -1692,7 +1692,7 @@
               <w:rPr>
                 <w:sz w:val="18"/>
               </w:rPr>
-              <w:t>Guru BK sesuai izin khusus.</w:t>
+              <w:t xml:space="preserve">Guru BK sesuai izin khusus.</w:t>
             </w:r>
           </w:p>
         </w:tc>
@@ -1708,7 +1708,7 @@
               <w:rPr>
                 <w:sz w:val="18"/>
               </w:rPr>
-              <w:t>Operator, wali kelas, orang tua dan kepala tidak otomatis memperoleh akses.</w:t>
+              <w:t xml:space="preserve">Operator, wali kelas, orang tua dan kepala tidak otomatis memperoleh akses.</w:t>
             </w:r>
           </w:p>
         </w:tc>
@@ -1729,7 +1729,7 @@
               <w:rPr>
                 <w:sz w:val="18"/>
               </w:rPr>
-              <w:t>Ringkasan BK dibagikan</w:t>
+              <w:t xml:space="preserve">Ringkasan BK dibagikan</w:t>
             </w:r>
           </w:p>
         </w:tc>
@@ -1745,7 +1745,7 @@
               <w:rPr>
                 <w:sz w:val="18"/>
               </w:rPr>
-              <w:t>BK menetapkan ringkasan dan penerima.</w:t>
+              <w:t xml:space="preserve">BK menetapkan ringkasan dan penerima.</w:t>
             </w:r>
           </w:p>
         </w:tc>
@@ -1761,7 +1761,7 @@
               <w:rPr>
                 <w:sz w:val="18"/>
               </w:rPr>
-              <w:t>Wali kelas/wali hanya melihat ringkasan yang diberikan kepada mereka.</w:t>
+              <w:t xml:space="preserve">Wali kelas/wali hanya melihat ringkasan yang diberikan kepada mereka.</w:t>
             </w:r>
           </w:p>
         </w:tc>
@@ -1782,7 +1782,7 @@
               <w:rPr>
                 <w:sz w:val="18"/>
               </w:rPr>
-              <w:t>Arsip TU</w:t>
+              <w:t xml:space="preserve">Arsip TU</w:t>
             </w:r>
           </w:p>
         </w:tc>
@@ -1798,7 +1798,7 @@
               <w:rPr>
                 <w:sz w:val="18"/>
               </w:rPr>
-              <w:t>TU membuat/mengelola; penerima disposisi memproses.</w:t>
+              <w:t xml:space="preserve">TU membuat/mengelola surat dan arsip; disposisi nonaktif.</w:t>
             </w:r>
           </w:p>
         </w:tc>
@@ -1814,7 +1814,7 @@
               <w:rPr>
                 <w:sz w:val="18"/>
               </w:rPr>
-              <w:t>Kategori dokumen dan izin unduh; publik hanya dokumen terbit.</w:t>
+              <w:t xml:space="preserve">Kategori dokumen dan izin unduh; publik hanya dokumen terbit.</w:t>
             </w:r>
           </w:p>
         </w:tc>
@@ -1835,7 +1835,7 @@
               <w:rPr>
                 <w:sz w:val="18"/>
               </w:rPr>
-              <w:t>Konten website</w:t>
+              <w:t xml:space="preserve">Konten website</w:t>
             </w:r>
           </w:p>
         </w:tc>
@@ -1851,7 +1851,7 @@
               <w:rPr>
                 <w:sz w:val="18"/>
               </w:rPr>
-              <w:t>Editor membuat draf; penerbit menyetujui publikasi.</w:t>
+              <w:t xml:space="preserve">TU/operator membuat draf; penerbit bermandat berbeda dari editor menyetujui.</w:t>
             </w:r>
           </w:p>
         </w:tc>
@@ -1867,7 +1867,7 @@
               <w:rPr>
                 <w:sz w:val="18"/>
               </w:rPr>
-              <w:t>Pengunjung hanya konten terbit; dokumen privat tetap tertutup.</w:t>
+              <w:t xml:space="preserve">Pengunjung hanya konten terbit; dokumen privat tetap tertutup.</w:t>
             </w:r>
           </w:p>
         </w:tc>
@@ -1888,7 +1888,7 @@
               <w:rPr>
                 <w:sz w:val="18"/>
               </w:rPr>
-              <w:t>Dashboard/ekspor</w:t>
+              <w:t xml:space="preserve">Dashboard/ekspor</w:t>
             </w:r>
           </w:p>
         </w:tc>
@@ -1904,7 +1904,7 @@
               <w:rPr>
                 <w:sz w:val="18"/>
               </w:rPr>
-              <w:t>Pimpinan atau petugas berizin membaca/mengekspor.</w:t>
+              <w:t xml:space="preserve">Pimpinan atau petugas berizin membaca/mengekspor.</w:t>
             </w:r>
           </w:p>
         </w:tc>
@@ -1920,7 +1920,7 @@
               <w:rPr>
                 <w:sz w:val="18"/>
               </w:rPr>
-              <w:t>Cakupan sama dengan data sumber; ekspor tidak memperluas izin.</w:t>
+              <w:t xml:space="preserve">Cakupan sama dengan data sumber; ekspor tidak memperluas izin.</w:t>
             </w:r>
           </w:p>
         </w:tc>
@@ -1972,7 +1972,7 @@
         <w:pStyle w:val="ListBullet"/>
       </w:pPr>
       <w:r>
-        <w:t>Pemisahan pembuat/pemeriksa/pengesah diusulkan untuk honor. Jika SDM terbatas, pengecualian dan kontrol penggantinya harus diputuskan serta dicatat.</w:t>
+        <w:t xml:space="preserve">Pembuat, pemeriksa dan pengesah honor harus tiga akun berbeda. Verifikator realisasi tidak menyetujui pengajuannya sendiri. Baseline tidak menyediakan bypass; perubahan pemisahan tugas harus menjadi revisi kebijakan eksplisit dengan audit.</w:t>
       </w:r>
     </w:p>
     <w:p>
@@ -1990,7 +1990,7 @@
     </w:p>
     <w:p>
       <w:r>
-        <w:t>Semua kebutuhan di bawah merupakan baseline revisi untuk validasi. Kebutuhan opsional ditandai. Setiap modul harus memiliki validasi server, pesan kesalahan yang dapat dipahami, dan pemeriksaan akses Bab II.</w:t>
+        <w:t xml:space="preserve">Semua kebutuhan berikut merupakan baseline pengembangan v1.2. Fitur nonaktif berada pada backlog sesuai §1.2 dan DEC. Validasi server, pesan kesalahan dan otorisasi objek wajib pada semua modul.</w:t>
       </w:r>
     </w:p>
     <w:p>
@@ -2081,7 +2081,7 @@
               <w:rPr>
                 <w:sz w:val="18"/>
               </w:rPr>
-              <w:t>Login/logout, akun aktif/nonaktif, beberapa peran per akun, dan sesi yang aman.</w:t>
+              <w:t xml:space="preserve">Login/logout berbasis sesi Laravel Sanctum, multi-peran, akun aktif/nonaktif dan sesi aman untuk frontend Next.js.</w:t>
             </w:r>
           </w:p>
         </w:tc>
@@ -2118,7 +2118,7 @@
               <w:rPr>
                 <w:sz w:val="18"/>
               </w:rPr>
-              <w:t>Penggantian/pemulihan sandi melalui mekanisme terverifikasi; sandi disimpan dengan hashing.</w:t>
+              <w:t xml:space="preserve">Sandi dihash; reset via email terverifikasi atau operator terverifikasi untuk akun tanpa email. Sandi sementara kedaluwarsa 24 jam dan hanya sekali login; sesi tersebut hanya dapat mengganti sandi/logout sebelum mengakses domain.</w:t>
             </w:r>
           </w:p>
         </w:tc>
@@ -2868,7 +2868,7 @@
               <w:rPr>
                 <w:sz w:val="18"/>
               </w:rPr>
-              <w:t>Sediakan rekap harian/bulanan dan keterlambatan setelah jam kerja, toleransi, dan aturan koreksi ditetapkan.</w:t>
+              <w:t xml:space="preserve">Rekap harian/bulanan dan terlambat memakai snapshot shift Senin–Sabtu 07.00–14.00, toleransi 10 menit dan koreksi 7 hari.</w:t>
             </w:r>
           </w:p>
         </w:tc>
@@ -3206,7 +3206,7 @@
               <w:rPr>
                 <w:sz w:val="18"/>
               </w:rPr>
-              <w:t>Dukung model harian atau per pertemuan sesuai keputusan; jika keduanya dipakai, tetapkan aturan ringkasan harian.</w:t>
+              <w:t xml:space="preserve">Baseline hanya absensi harian; mode per pertemuan/both nonaktif. Tidak ada catatan ditampilkan sebagai belum dicatat.</w:t>
             </w:r>
           </w:p>
         </w:tc>
@@ -3338,7 +3338,7 @@
               <w:rPr>
                 <w:sz w:val="18"/>
               </w:rPr>
-              <w:t>Kelola tarif dan tugas tambahan bertanggal berlaku; tolak tarif ambigu pada kategori/pegawai/periode yang sama.</w:t>
+              <w:t xml:space="preserve">Tarif/tugas tambahan bertanggal; prioritas pegawai → kategori historis → global, tolak overlap dan tarif ambigu. Nominal harus diisi dengan data nyata.</w:t>
             </w:r>
           </w:p>
         </w:tc>
@@ -3486,7 +3486,7 @@
               <w:rPr>
                 <w:sz w:val="18"/>
               </w:rPr>
-              <w:t>Koreksi hasil terkunci melalui revisi/penyesuaian terotorisasi yang mempertahankan hasil sebelumnya; hitung ulang tidak menggandakan rekap.</w:t>
+              <w:t xml:space="preserve">Hasil locked tidak direvisi langsung; adjustment selisih pada periode terbuka berikutnya, referensi asal dan approval baru. Koreksi penerima memakai batch debit/kredit berpasangan.</w:t>
             </w:r>
           </w:p>
         </w:tc>
@@ -3692,7 +3692,7 @@
               <w:rPr>
                 <w:sz w:val="18"/>
               </w:rPr>
-              <w:t>Cetak PDF dengan kunci terpisah dan terproteksi; DOCX opsional setelah uji kelayakan template, gambar, dan rumus.</w:t>
+              <w:t xml:space="preserve">Cetak PDF naskah dan kunci terpisah dengan izin masing-masing. DOCX nonaktif pada baseline awal.</w:t>
             </w:r>
           </w:p>
         </w:tc>
@@ -4030,7 +4030,7 @@
               <w:rPr>
                 <w:sz w:val="18"/>
               </w:rPr>
-              <w:t>Cari/unduh arsip sesuai izin dan retensi; disposisi opsional dengan penanggung jawab, status, dan riwayat.</w:t>
+              <w:t xml:space="preserve">Cari/unduh arsip sesuai kategori izin dan retensi default; disposisi nonaktif pada baseline awal.</w:t>
             </w:r>
           </w:p>
         </w:tc>
@@ -4162,7 +4162,7 @@
               <w:rPr>
                 <w:sz w:val="18"/>
               </w:rPr>
-              <w:t>Tampilkan identitas dasar, kelas, absensi, pengumuman terarah, dan perkembangan yang diizinkan.</w:t>
+              <w:t xml:space="preserve">Identitas minimum, kelas, absensi harian, pengumuman dan ringkasan BK yang diizinkan, sejak tanggal efektif hubungan wali.</w:t>
             </w:r>
           </w:p>
         </w:tc>
@@ -4537,7 +4537,7 @@
               <w:rPr>
                 <w:sz w:val="18"/>
               </w:rPr>
-              <w:t>Ekspor sesuai cakupan akses; laporan besar memiliki status menunggu/diproses/selesai/gagal dan unduhan privat.</w:t>
+              <w:t xml:space="preserve">Ekspor privat berstatus queued/running/completed/failed; dataset diekstrak dari snapshot konsisten, hasil kedaluwarsa 24 jam dan izin diperiksa saat unduh.</w:t>
             </w:r>
           </w:p>
         </w:tc>
@@ -4761,7 +4761,7 @@
               <w:rPr>
                 <w:sz w:val="18"/>
               </w:rPr>
-              <w:t>ID</w:t>
+              <w:t xml:space="preserve">ID</w:t>
             </w:r>
           </w:p>
         </w:tc>
@@ -4777,7 +4777,7 @@
               <w:rPr>
                 <w:sz w:val="18"/>
               </w:rPr>
-              <w:t>Aturan</w:t>
+              <w:t xml:space="preserve">Aturan</w:t>
             </w:r>
           </w:p>
         </w:tc>
@@ -4798,7 +4798,7 @@
               <w:rPr>
                 <w:sz w:val="18"/>
               </w:rPr>
-              <w:t>BR-01</w:t>
+              <w:t xml:space="preserve">BR-01</w:t>
             </w:r>
           </w:p>
         </w:tc>
@@ -4814,7 +4814,7 @@
               <w:rPr>
                 <w:sz w:val="18"/>
               </w:rPr>
-              <w:t>Identitas siswa/pegawai tetap; keanggotaan kelas, jabatan, penugasan dan tarif memiliki periode efektif.</w:t>
+              <w:t xml:space="preserve">Identitas siswa/pegawai tetap; keanggotaan kelas, jabatan, penugasan dan tarif memiliki periode efektif.</w:t>
             </w:r>
           </w:p>
         </w:tc>
@@ -4835,7 +4835,7 @@
               <w:rPr>
                 <w:sz w:val="18"/>
               </w:rPr>
-              <w:t>BR-02</w:t>
+              <w:t xml:space="preserve">BR-02</w:t>
             </w:r>
           </w:p>
         </w:tc>
@@ -4851,7 +4851,7 @@
               <w:rPr>
                 <w:sz w:val="18"/>
               </w:rPr>
-              <w:t>Pergantian tahun ajaran tidak menghapus transaksi lama; laporan historis menggunakan keanggotaan/penugasan yang berlaku saat transaksi.</w:t>
+              <w:t xml:space="preserve">Pergantian tahun ajaran tidak menghapus transaksi lama; laporan historis menggunakan keanggotaan/penugasan yang berlaku saat transaksi.</w:t>
             </w:r>
           </w:p>
         </w:tc>
@@ -4872,7 +4872,7 @@
               <w:rPr>
                 <w:sz w:val="18"/>
               </w:rPr>
-              <w:t>BR-03</w:t>
+              <w:t xml:space="preserve">BR-03</w:t>
             </w:r>
           </w:p>
         </w:tc>
@@ -4888,7 +4888,7 @@
               <w:rPr>
                 <w:sz w:val="18"/>
               </w:rPr>
-              <w:t>Perubahan jadwal berlaku ke depan sesuai tanggal efektif; pertemuan terlaksana tetap menunjuk sumber historis.</w:t>
+              <w:t xml:space="preserve">Perubahan jadwal berlaku ke depan sesuai tanggal efektif; pertemuan terlaksana tetap menunjuk sumber historis.</w:t>
             </w:r>
           </w:p>
         </w:tc>
@@ -4909,7 +4909,7 @@
               <w:rPr>
                 <w:sz w:val="18"/>
               </w:rPr>
-              <w:t>BR-04</w:t>
+              <w:t xml:space="preserve">BR-04</w:t>
             </w:r>
           </w:p>
         </w:tc>
@@ -4925,7 +4925,7 @@
               <w:rPr>
                 <w:sz w:val="18"/>
               </w:rPr>
-              <w:t>Jam server menjadi acuan transaksi. Zona operasional mengikuti lokasi madrasah, dengan Asia/Jakarta sebagai asumsi awal yang perlu dikonfirmasi.</w:t>
+              <w:t xml:space="preserve">Waktu server menjadi acuan; timestamp kejadian UTC, tanggal/jam operasional Asia/Jakarta. Interval akhir eksklusif.</w:t>
             </w:r>
           </w:p>
         </w:tc>
@@ -4972,7 +4972,7 @@
               <w:rPr>
                 <w:sz w:val="18"/>
               </w:rPr>
-              <w:t>Dimensi</w:t>
+              <w:t xml:space="preserve">Dimensi</w:t>
             </w:r>
           </w:p>
         </w:tc>
@@ -4988,7 +4988,7 @@
               <w:rPr>
                 <w:sz w:val="18"/>
               </w:rPr>
-              <w:t>Nilai / aturan</w:t>
+              <w:t xml:space="preserve">Nilai / aturan</w:t>
             </w:r>
           </w:p>
         </w:tc>
@@ -5009,7 +5009,7 @@
               <w:rPr>
                 <w:sz w:val="18"/>
               </w:rPr>
-              <w:t>Pelaksanaan</w:t>
+              <w:t xml:space="preserve">Pelaksanaan</w:t>
             </w:r>
           </w:p>
         </w:tc>
@@ -5025,7 +5025,7 @@
               <w:rPr>
                 <w:sz w:val="18"/>
               </w:rPr>
-              <w:t>Belum dicatat, terlaksana, tidak terlaksana. Penyebab batal disimpan terpisah.</w:t>
+              <w:t xml:space="preserve">Belum dicatat, terlaksana, tidak terlaksana. Penyebab batal disimpan terpisah.</w:t>
             </w:r>
           </w:p>
         </w:tc>
@@ -5046,7 +5046,7 @@
               <w:rPr>
                 <w:sz w:val="18"/>
               </w:rPr>
-              <w:t>Verifikasi</w:t>
+              <w:t xml:space="preserve">Verifikasi</w:t>
             </w:r>
           </w:p>
         </w:tc>
@@ -5062,7 +5062,7 @@
               <w:rPr>
                 <w:sz w:val="18"/>
               </w:rPr>
-              <w:t>Belum diajukan, menunggu, disetujui, ditolak. Penolakan wajib alasan; pengajuan ulang mempertahankan riwayat.</w:t>
+              <w:t xml:space="preserve">Belum diajukan, menunggu, disetujui, ditolak. Penolakan wajib alasan; pengajuan ulang mempertahankan riwayat.</w:t>
             </w:r>
           </w:p>
         </w:tc>
@@ -5083,7 +5083,7 @@
               <w:rPr>
                 <w:sz w:val="18"/>
               </w:rPr>
-              <w:t>Guru</w:t>
+              <w:t xml:space="preserve">Guru</w:t>
             </w:r>
           </w:p>
         </w:tc>
@@ -5099,7 +5099,7 @@
               <w:rPr>
                 <w:sz w:val="18"/>
               </w:rPr>
-              <w:t>Guru terjadwal dan guru pelaksana disimpan terpisah. Pengganti bukan status pelaksanaan.</w:t>
+              <w:t xml:space="preserve">Guru terjadwal dan guru pelaksana disimpan terpisah. Pengganti bukan status pelaksanaan.</w:t>
             </w:r>
           </w:p>
         </w:tc>
@@ -5120,7 +5120,7 @@
               <w:rPr>
                 <w:sz w:val="18"/>
               </w:rPr>
-              <w:t>JP yang diakui</w:t>
+              <w:t xml:space="preserve">JP yang diakui</w:t>
             </w:r>
           </w:p>
         </w:tc>
@@ -5136,7 +5136,7 @@
               <w:rPr>
                 <w:sz w:val="18"/>
               </w:rPr>
-              <w:t>Berdasarkan kebijakan yang disahkan, definisi JP, tanggal, dan hasil verifikasi. USULAN: realisasi yang disetujui menjadi dasar.</w:t>
+              <w:t xml:space="preserve">Satu JP = 40 menit sebagai parameter awal; JP diakui = min(JP rencana, floor(menit aktual / 40 × 1000) / 1000). JP realisasi tidak melebihi rencana. Hitung uang dengan desimal presisi tinggi, bulatkan half-up ke rupiah per sumber, lalu jumlahkan; jangan bulatkan ulang total dengan metode lain. Hanya held + approved memenuhi syarat honor.</w:t>
             </w:r>
           </w:p>
         </w:tc>
@@ -5157,7 +5157,7 @@
               <w:rPr>
                 <w:sz w:val="18"/>
               </w:rPr>
-              <w:t>Perubahan realisasi</w:t>
+              <w:t xml:space="preserve">Perubahan realisasi</w:t>
             </w:r>
           </w:p>
         </w:tc>
@@ -5173,7 +5173,7 @@
               <w:rPr>
                 <w:sz w:val="18"/>
               </w:rPr>
-              <w:t>Sebelum honor terkunci: revisi dan verifikasi ulang. Setelah terkunci: proses koreksi dengan tautan penyesuaian honor.</w:t>
+              <w:t xml:space="preserve">Sebelum locked: revisi/verifikasi ulang. Sesudah locked: revisi sumber melalui koreksi berizin dengan adjustment selisih; snapshot asal tidak berubah.</w:t>
             </w:r>
           </w:p>
         </w:tc>
@@ -5182,7 +5182,7 @@
     <w:p/>
     <w:p>
       <w:r>
-        <w:t>BR-05: satu catatan realisasi aktif per pertemuan untuk pola satu pengajar; pengajaran bersama memerlukan keputusan dan model pembagian tersendiri. BR-06: kalender libur/kegiatan mencegah pembentukan atau penandaan honor otomatis yang salah. Data libur tidak cukup ditafsirkan sebagai guru tidak hadir.</w:t>
+        <w:t xml:space="preserve">BR-05: satu realisasi aktif, satu guru pelaksana dan satu penerima honor per pertemuan; co-teaching nonaktif. BR-06: libur/kegiatan yang memblokir kelas mencegah JP honor otomatis; realisasi not_held bernilai nol dan beralasan. Data libur tidak ditafsirkan sebagai pegawai alpa.</w:t>
       </w:r>
     </w:p>
     <w:p>
@@ -5206,7 +5206,7 @@
         <w:pStyle w:val="ListBullet"/>
       </w:pPr>
       <w:r>
-        <w:t>BR-08: absensi siswa harian unik per siswa–tanggal–konteks madrasah; absensi per pertemuan unik per siswa–pertemuan. Pola akhir ditetapkan DEC-07.</w:t>
+        <w:t xml:space="preserve">BR-08: baseline absensi siswa harian unik per siswa–tanggal; mode per pertemuan/both nonaktif dan hanya dapat diaktifkan melalui revisi policy.</w:t>
       </w:r>
     </w:p>
     <w:p>
@@ -5214,7 +5214,7 @@
         <w:pStyle w:val="ListBullet"/>
       </w:pPr>
       <w:r>
-        <w:t>BR-09: jika dua model absensi siswa dipakai, sumber ringkasan harian dan penanganan status berbeda antarjam harus ditetapkan.</w:t>
+        <w:t xml:space="preserve">BR-09: rekap menggunakan absensi harian saja. Ketiadaan catatan ditampilkan sebagai belum dicatat, tidak dikonversi otomatis ke alpa. Riwayat kelas mengikuti enrollment pada tanggal absensi.</w:t>
       </w:r>
     </w:p>
     <w:p>
@@ -5222,7 +5222,7 @@
         <w:pStyle w:val="ListBullet"/>
       </w:pPr>
       <w:r>
-        <w:t>BR-10: perubahan absensi menyimpan nilai sebelum/sesudah, alasan, pelaku, waktu, dan persetujuan jika kebijakan mensyaratkan. Tenggat input/koreksi diputuskan.</w:t>
+        <w:t xml:space="preserve">BR-10: input siswa sampai 23.59 lokal; koreksi siswa/pegawai sampai 7 hari kalender memerlukan alasan dan persetujuan petugas berbeda. Setelah tenggat hanya izin koreksi terlambat eksplisit. Simpan sebelum/sesudah, pelaku, waktu, approval dan lock_version.</w:t>
       </w:r>
     </w:p>
     <w:p>
@@ -5265,7 +5265,7 @@
               <w:rPr>
                 <w:sz w:val="18"/>
               </w:rPr>
-              <w:t>ID / tahap</w:t>
+              <w:t xml:space="preserve">ID / tahap</w:t>
             </w:r>
           </w:p>
         </w:tc>
@@ -5281,7 +5281,7 @@
               <w:rPr>
                 <w:sz w:val="18"/>
               </w:rPr>
-              <w:t>Ketentuan</w:t>
+              <w:t xml:space="preserve">Ketentuan</w:t>
             </w:r>
           </w:p>
         </w:tc>
@@ -5302,7 +5302,7 @@
               <w:rPr>
                 <w:sz w:val="18"/>
               </w:rPr>
-              <w:t>BR-11 / Draf</w:t>
+              <w:t xml:space="preserve">BR-11 / Draf</w:t>
             </w:r>
           </w:p>
         </w:tc>
@@ -5318,7 +5318,7 @@
               <w:rPr>
                 <w:sz w:val="18"/>
               </w:rPr>
-              <w:t>Bendahara/petugas menghitung dari sumber yang memenuhi aturan, tarif berlaku, dan penugasan tambahan. Simpan snapshot nominal dan referensi sumber.</w:t>
+              <w:t xml:space="preserve">Bendahara/petugas menghitung dari sumber yang memenuhi aturan, tarif berlaku, dan penugasan tambahan. Simpan snapshot nominal dan referensi sumber.</w:t>
             </w:r>
           </w:p>
         </w:tc>
@@ -5339,7 +5339,7 @@
               <w:rPr>
                 <w:sz w:val="18"/>
               </w:rPr>
-              <w:t>BR-12 / Diperiksa</w:t>
+              <w:t xml:space="preserve">BR-12 / Diperiksa</w:t>
             </w:r>
           </w:p>
         </w:tc>
@@ -5355,7 +5355,7 @@
               <w:rPr>
                 <w:sz w:val="18"/>
               </w:rPr>
-              <w:t>Pemeriksa memvalidasi rincian. Kekurangan dikembalikan ke draf dengan alasan; revisi membatalkan persetujuan sebelumnya.</w:t>
+              <w:t xml:space="preserve">Pemeriksa memvalidasi rincian. Kekurangan dikembalikan ke draf dengan alasan; revisi membatalkan persetujuan sebelumnya.</w:t>
             </w:r>
           </w:p>
         </w:tc>
@@ -5376,7 +5376,7 @@
               <w:rPr>
                 <w:sz w:val="18"/>
               </w:rPr>
-              <w:t>BR-13 / Disahkan</w:t>
+              <w:t xml:space="preserve">BR-13 / Disahkan</w:t>
             </w:r>
           </w:p>
         </w:tc>
@@ -5392,7 +5392,7 @@
               <w:rPr>
                 <w:sz w:val="18"/>
               </w:rPr>
-              <w:t>Pengesah yang ditetapkan memeriksa versi terakhir. Hak mengesahkan dipisahkan dari izin menghitung.</w:t>
+              <w:t xml:space="preserve">Kepala bermandat mengesahkan versi reviewed, berbeda dari pembuat dan pemeriksa.</w:t>
             </w:r>
           </w:p>
         </w:tc>
@@ -5413,7 +5413,7 @@
               <w:rPr>
                 <w:sz w:val="18"/>
               </w:rPr>
-              <w:t>BR-14 / Dikunci</w:t>
+              <w:t xml:space="preserve">BR-14 / Dikunci</w:t>
             </w:r>
           </w:p>
         </w:tc>
@@ -5429,7 +5429,7 @@
               <w:rPr>
                 <w:sz w:val="18"/>
               </w:rPr>
-              <w:t>USULAN: penguncian otomatis dalam transaksi pengesahan. Status disahkan dan dikunci menyimpan metadata tanpa celah edit. Pemisahan manual perlu keputusan khusus.</w:t>
+              <w:t xml:space="preserve">Pengesahan langsung mengunci versi, rincian, sumber dan klaim secara atomik; approved_at dan locked_at disimpan pada commit yang sama.</w:t>
             </w:r>
           </w:p>
         </w:tc>
@@ -5450,7 +5450,7 @@
               <w:rPr>
                 <w:sz w:val="18"/>
               </w:rPr>
-              <w:t>BR-15 / Koreksi</w:t>
+              <w:t xml:space="preserve">BR-15 / Koreksi</w:t>
             </w:r>
           </w:p>
         </w:tc>
@@ -5466,7 +5466,7 @@
               <w:rPr>
                 <w:sz w:val="18"/>
               </w:rPr>
-              <w:t>Hasil terkunci tidak ditimpa. Gunakan penyesuaian pada periode yang disepakati atau versi revisi formal dengan jejak sumber dan pengesahan baru.</w:t>
+              <w:t xml:space="preserve">Hasil locked tidak ditimpa. Default hanya adjustment selisih ke periode terbuka berikutnya; revisi pengganti locked nonaktif. Salah penerima menggunakan batch debit/kredit atomik.</w:t>
             </w:r>
           </w:p>
         </w:tc>
@@ -5487,7 +5487,7 @@
               <w:rPr>
                 <w:sz w:val="18"/>
               </w:rPr>
-              <w:t>BR-16 / Nilai uang</w:t>
+              <w:t xml:space="preserve">BR-16 / Nilai uang</w:t>
             </w:r>
           </w:p>
         </w:tc>
@@ -5503,7 +5503,7 @@
               <w:rPr>
                 <w:sz w:val="18"/>
               </w:rPr>
-              <w:t>Simpan integer rupiah atau DECIMAL dengan aturan pembulatan; jangan gunakan floating-point untuk nominal.</w:t>
+              <w:t xml:space="preserve">DECIMAL untuk penyimpanan dan aritmetika desimal presisi tinggi; half-up ke rupiah per sumber, total merupakan penjumlahan hasil sumber, tanpa floating-point.</w:t>
             </w:r>
           </w:p>
         </w:tc>
@@ -5524,7 +5524,7 @@
               <w:rPr>
                 <w:sz w:val="18"/>
               </w:rPr>
-              <w:t>BR-17 / Keunikan</w:t>
+              <w:t xml:space="preserve">BR-17 / Keunikan</w:t>
             </w:r>
           </w:p>
         </w:tc>
@@ -5540,7 +5540,7 @@
               <w:rPr>
                 <w:sz w:val="18"/>
               </w:rPr>
-              <w:t>Satu rekap aktif per pegawai–periode–jenis rekap; pengulangan hitung/permintaan tidak menggandakan komponen. Pengesahan paralel dicegah melalui transaksi dan kontrol konkurensi.</w:t>
+              <w:t xml:space="preserve">Satu rekap aktif per pegawai–periode–jenis rekap; pengulangan hitung/permintaan tidak menggandakan komponen. Pengesahan paralel dicegah melalui transaksi dan kontrol konkurensi.</w:t>
             </w:r>
           </w:p>
         </w:tc>
@@ -5561,7 +5561,7 @@
               <w:rPr>
                 <w:sz w:val="18"/>
               </w:rPr>
-              <w:t>BR-18 / Pembayaran</w:t>
+              <w:t xml:space="preserve">BR-18 / Pembayaran</w:t>
             </w:r>
           </w:p>
         </w:tc>
@@ -5577,7 +5577,7 @@
               <w:rPr>
                 <w:sz w:val="18"/>
               </w:rPr>
-              <w:t>Disahkan tidak berarti dibayar. Transaksi pembayaran digital di luar cakupan; pencatatan status bayar manual hanya ditambahkan melalui persetujuan kebutuhan.</w:t>
+              <w:t xml:space="preserve">Disahkan tidak berarti dibayar. Transaksi pembayaran digital di luar cakupan; pencatatan status bayar manual hanya ditambahkan melalui persetujuan kebutuhan.</w:t>
             </w:r>
           </w:p>
         </w:tc>
@@ -5586,7 +5586,7 @@
     <w:p/>
     <w:p>
       <w:r>
-        <w:t>Contoh simulasi dari sumber: 72 JP × Rp25.000 = Rp1.800.000; tambahan wali kelas Rp300.000 dan operator Rp500.000; total sebelum potongan Rp2.600.000. Angka ini bukan tarif resmi. Definisi JP, prorata, pengganti, libur, izin, dan penerima honor harus ditetapkan dalam register keputusan.</w:t>
+        <w:t xml:space="preserve">Contoh uji: 72 JP × Rp25.000 + Rp300.000 + Rp500.000 = Rp2.600.000 tanpa potongan. Angka ini hanya fixture pengujian, bukan tarif produksi. Kalkulasi produksi memakai tarif nyata bertanggal dan default DEC-01–DEC-06; tarif yang belum tersedia menghasilkan kesalahan konfigurasi, bukan nominal tebakan.</w:t>
       </w:r>
     </w:p>
     <w:p>
@@ -5644,6 +5644,38 @@
     </w:p>
     <w:p>
       <w:pPr>
+        <w:pStyle w:val="Heading2"/>
+      </w:pPr>
+      <w:r>
+        <w:t xml:space="preserve">4.6 Default historis, penyesuaian dan retensi</w:t>
+      </w:r>
+    </w:p>
+    <w:p>
+      <w:pPr>
+        <w:pStyle w:val="Normal"/>
+      </w:pPr>
+      <w:r>
+        <w:t xml:space="preserve">Kategori pegawai disimpan sebagai relasi bertanggal; satu kategori berlaku pada tanggal sumber honor. class_period menyimpan nama dan grade historis. Payroll sources menyimpan kategori/scope tarif terpilih agar perhitungan dapat diulang dengan fakta tanggal sumber.</w:t>
+      </w:r>
+    </w:p>
+    <w:p>
+      <w:pPr>
+        <w:pStyle w:val="Normal"/>
+      </w:pPr>
+      <w:r>
+        <w:t xml:space="preserve">Koreksi penerima membentuk adjustment batch berisi debit penerima asal dan kredit penerima benar, nominal transfer sama, source locked asal dan meeting yang sama, satu periode target terbuka yang sama. Kalkulasi ulang target menghitung efek kumulatif adjustment sebelumnya, bukan mengulang nilai asal. Kedua payroll target harus reviewed; approve batch mengunci keduanya dan menerapkan dua sisi dalam satu transaksi. Gagal salah satu sisi membatalkan keduanya. Klaim meeting asal tetap menyimpan fakta sumber honor yang disahkan, sementara koreksi ditelusuri lewat batch.</w:t>
+      </w:r>
+    </w:p>
+    <w:p>
+      <w:pPr>
+        <w:pStyle w:val="Normal"/>
+      </w:pPr>
+      <w:r>
+        <w:t xml:space="preserve">Kebijakan default disimpan sebagai baseline keputusan berversi dengan actor/time asal permintaan; persetujuan workflow bisnis tetap dicatat oleh akun nyata. Retensi DEC-15 adalah arsip teknis konservatif; disposal historis tidak otomatis. Data ekspor/impor sementara dibersihkan idempoten setelah kedaluwarsa; legal hold dan FK sumber diperiksa lebih dahulu.</w:t>
+      </w:r>
+    </w:p>
+    <w:p>
+      <w:pPr>
         <w:pStyle w:val="Heading1"/>
       </w:pPr>
       <w:r>
@@ -5652,7 +5684,7 @@
     </w:p>
     <w:p>
       <w:r>
-        <w:t>Target numerik berikut merupakan USULAN untuk perencanaan. DEC-14 harus mengesahkan profil beban dan target kualitas sebelum uji penerimaan kapasitas. Framework atau spesifikasi server tidak menjadi jaminan jumlah pengguna.</w:t>
+        <w:t xml:space="preserve">Target berikut menjadi default penerimaan pengembangan; ukuran kapasitas harus dibuktikan melalui uji, bukan dianggap terpenuhi oleh pilihan framework/server. Data nyata dapat mengganti profil melalui revisi NFR.</w:t>
       </w:r>
     </w:p>
     <w:tbl>
@@ -5683,7 +5715,7 @@
               <w:rPr>
                 <w:sz w:val="18"/>
               </w:rPr>
-              <w:t>ID</w:t>
+              <w:t xml:space="preserve">ID</w:t>
             </w:r>
           </w:p>
         </w:tc>
@@ -5699,7 +5731,7 @@
               <w:rPr>
                 <w:sz w:val="18"/>
               </w:rPr>
-              <w:t>Kebutuhan / target usulan</w:t>
+              <w:t xml:space="preserve">Kebutuhan / target default</w:t>
             </w:r>
           </w:p>
         </w:tc>
@@ -5715,7 +5747,7 @@
               <w:rPr>
                 <w:sz w:val="18"/>
               </w:rPr>
-              <w:t>Cara pembuktian</w:t>
+              <w:t xml:space="preserve">Cara pembuktian</w:t>
             </w:r>
           </w:p>
         </w:tc>
@@ -5736,7 +5768,7 @@
               <w:rPr>
                 <w:sz w:val="18"/>
               </w:rPr>
-              <w:t>NFR-01</w:t>
+              <w:t xml:space="preserve">NFR-01</w:t>
             </w:r>
           </w:p>
         </w:tc>
@@ -5752,7 +5784,7 @@
               <w:rPr>
                 <w:sz w:val="18"/>
               </w:rPr>
-              <w:t>Responsif; label dan pesan Bahasa Indonesia; penggunaan keyboard, fokus, dan kontras yang memadai.</w:t>
+              <w:t xml:space="preserve">Responsif pada viewport 360 px ke atas; Bahasa Indonesia; seluruh alur inti dapat dipakai keyboard, fokus terlihat, label/error terhubung dan kontras teks normal minimal 4,5:1.</w:t>
             </w:r>
           </w:p>
         </w:tc>
@@ -5768,7 +5800,7 @@
               <w:rPr>
                 <w:sz w:val="18"/>
               </w:rPr>
-              <w:t>Uji alur pada ponsel/komputer representatif; tinjau formulir dan navigasi.</w:t>
+              <w:t xml:space="preserve">Uji alur pada ponsel/komputer representatif; tinjau formulir dan navigasi.</w:t>
             </w:r>
           </w:p>
         </w:tc>
@@ -5789,7 +5821,7 @@
               <w:rPr>
                 <w:sz w:val="18"/>
               </w:rPr>
-              <w:t>NFR-02</w:t>
+              <w:t xml:space="preserve">NFR-02</w:t>
             </w:r>
           </w:p>
         </w:tc>
@@ -5805,7 +5837,7 @@
               <w:rPr>
                 <w:sz w:val="18"/>
               </w:rPr>
-              <w:t>Persentil ke-95 respons server untuk operasi rutin ≤ 2 detik pada profil 50 pengguna aktif; uji lonjakan 100.</w:t>
+              <w:t xml:space="preserve">Persentil ke-95 respons server untuk operasi rutin ≤ 2 detik pada profil 50 pengguna aktif; uji lonjakan 100.</w:t>
             </w:r>
           </w:p>
         </w:tc>
@@ -5821,7 +5853,7 @@
               <w:rPr>
                 <w:sz w:val="18"/>
               </w:rPr>
-              <w:t>Uji campuran baca dan tulis dengan data representatif; latency, throughput, dan error dicatat. Waktu internet/render dilaporkan terpisah.</w:t>
+              <w:t xml:space="preserve">Uji campuran baca dan tulis dengan data representatif; latency, throughput, dan error dicatat. Waktu internet/render dilaporkan terpisah.</w:t>
             </w:r>
           </w:p>
         </w:tc>
@@ -5842,7 +5874,7 @@
               <w:rPr>
                 <w:sz w:val="18"/>
               </w:rPr>
-              <w:t>NFR-03</w:t>
+              <w:t xml:space="preserve">NFR-03</w:t>
             </w:r>
           </w:p>
         </w:tc>
@@ -5858,7 +5890,7 @@
               <w:rPr>
                 <w:sz w:val="18"/>
               </w:rPr>
-              <w:t>Laporan berat masuk queue; status/gagal/ulang terlihat. Batas waktu pekerjaan ditetapkan setelah uji dataset.</w:t>
+              <w:t xml:space="preserve">Job berat di queue, timeout awal 300 detik, maksimal 3 percobaan; laporan maksimal 50.000 baris per job, selebihnya dipersempit dengan filter. Status/gagal/ulang terlihat; ukur volume sebelum menaikkan limit.</w:t>
             </w:r>
           </w:p>
         </w:tc>
@@ -5874,7 +5906,7 @@
               <w:rPr>
                 <w:sz w:val="18"/>
               </w:rPr>
-              <w:t>Uji ekspor saat absensi berlangsung; tidak mengunci seluruh proses rutin.</w:t>
+              <w:t xml:space="preserve">Uji ekspor saat absensi berlangsung; tidak mengunci seluruh proses rutin.</w:t>
             </w:r>
           </w:p>
         </w:tc>
@@ -5895,7 +5927,7 @@
               <w:rPr>
                 <w:sz w:val="18"/>
               </w:rPr>
-              <w:t>NFR-04</w:t>
+              <w:t xml:space="preserve">NFR-04</w:t>
             </w:r>
           </w:p>
         </w:tc>
@@ -5911,7 +5943,7 @@
               <w:rPr>
                 <w:sz w:val="18"/>
               </w:rPr>
-              <w:t>HTTPS, sesi aman, proteksi CSRF sesuai mekanisme autentikasi, pembatasan login, validasi server, dan otorisasi setiap operasi.</w:t>
+              <w:t xml:space="preserve">HTTPS; sesi Sanctum Secure/HttpOnly/SameSite=Lax; CSRF; idle 120 menit; login maksimum 5 percobaan/menit per akun+IP dan limiter IP tambahan; otorisasi objek di Laravel.</w:t>
             </w:r>
           </w:p>
         </w:tc>
@@ -5927,7 +5959,7 @@
               <w:rPr>
                 <w:sz w:val="18"/>
               </w:rPr>
-              <w:t>Uji akses langsung, sesi kedaluwarsa, login berulang, dan perubahan ID objek.</w:t>
+              <w:t xml:space="preserve">Uji akses langsung, sesi kedaluwarsa, login berulang, dan perubahan ID objek.</w:t>
             </w:r>
           </w:p>
         </w:tc>
@@ -5948,7 +5980,7 @@
               <w:rPr>
                 <w:sz w:val="18"/>
               </w:rPr>
-              <w:t>NFR-05</w:t>
+              <w:t xml:space="preserve">NFR-05</w:t>
             </w:r>
           </w:p>
         </w:tc>
@@ -5964,7 +5996,7 @@
               <w:rPr>
                 <w:sz w:val="18"/>
               </w:rPr>
-              <w:t>Berkas privat di luar direktori publik; allowlist jenis, ukuran, nama buatan server, pemeriksaan tipe/isi; usulan batas lampiran 10 MB.</w:t>
+              <w:t xml:space="preserve">Berkas privat, nama server acak, MIME/isi diperiksa; maksimal 10 MiB, PNG/JPEG/WebP/PDF untuk lampiran. CSV/XLSX hanya importer khusus, maksimal 5.000 baris. HTML/SVG/executable dan arsip terkompresi ditolak.</w:t>
             </w:r>
           </w:p>
         </w:tc>
@@ -5980,7 +6012,7 @@
               <w:rPr>
                 <w:sz w:val="18"/>
               </w:rPr>
-              <w:t>Uji berkas terlarang, berkas terlalu besar, serta unduhan tanpa izin. Batas berbeda per kategori dapat diputuskan.</w:t>
+              <w:t xml:space="preserve">Uji berkas terlarang, berkas terlalu besar, serta unduhan tanpa izin. Batas berbeda per kategori dapat diputuskan.</w:t>
             </w:r>
           </w:p>
         </w:tc>
@@ -6001,7 +6033,7 @@
               <w:rPr>
                 <w:sz w:val="18"/>
               </w:rPr>
-              <w:t>NFR-06</w:t>
+              <w:t xml:space="preserve">NFR-06</w:t>
             </w:r>
           </w:p>
         </w:tc>
@@ -6017,7 +6049,7 @@
               <w:rPr>
                 <w:sz w:val="18"/>
               </w:rPr>
-              <w:t>Backup data+berkas harian; usulan RPO 24 jam, RTO 4 jam; backup terpisah dengan akses terbatas.</w:t>
+              <w:t xml:space="preserve">Backup data+berkas harian terenkripsi dan terpisah; RPO 24 jam, RTO 4 jam, manifest/checksum konsisten.</w:t>
             </w:r>
           </w:p>
         </w:tc>
@@ -6033,7 +6065,7 @@
               <w:rPr>
                 <w:sz w:val="18"/>
               </w:rPr>
-              <w:t>Pemulihan ke lingkungan bersih, pengukuran waktu, pemeriksaan konsistensi data dan lampiran.</w:t>
+              <w:t xml:space="preserve">Pemulihan ke lingkungan bersih, pengukuran waktu, pemeriksaan konsistensi data dan lampiran.</w:t>
             </w:r>
           </w:p>
         </w:tc>
@@ -6054,7 +6086,7 @@
               <w:rPr>
                 <w:sz w:val="18"/>
               </w:rPr>
-              <w:t>NFR-07</w:t>
+              <w:t xml:space="preserve">NFR-07</w:t>
             </w:r>
           </w:p>
         </w:tc>
@@ -6070,7 +6102,7 @@
               <w:rPr>
                 <w:sz w:val="18"/>
               </w:rPr>
-              <w:t>USULAN retensi backup harian 14 hari dan mingguan 8 minggu; uji restore tiap tiga bulan serta setelah perubahan besar.</w:t>
+              <w:t xml:space="preserve">Backup harian 14 hari dan mingguan 8 minggu; restore setiap 3 bulan dan setelah perubahan besar.</w:t>
             </w:r>
           </w:p>
         </w:tc>
@@ -6086,7 +6118,7 @@
               <w:rPr>
                 <w:sz w:val="18"/>
               </w:rPr>
-              <w:t>Log backup/retensi, laporan pemulihan dan penanggung jawab.</w:t>
+              <w:t xml:space="preserve">Log backup/retensi, laporan pemulihan dan penanggung jawab.</w:t>
             </w:r>
           </w:p>
         </w:tc>
@@ -6107,7 +6139,7 @@
               <w:rPr>
                 <w:sz w:val="18"/>
               </w:rPr>
-              <w:t>NFR-08</w:t>
+              <w:t xml:space="preserve">NFR-08</w:t>
             </w:r>
           </w:p>
         </w:tc>
@@ -6123,7 +6155,7 @@
               <w:rPr>
                 <w:sz w:val="18"/>
               </w:rPr>
-              <w:t>USULAN ketersediaan 99,5% per bulan di luar jendela pemeliharaan yang disepakati.</w:t>
+              <w:t xml:space="preserve">Ketersediaan 99,5% per bulan di luar pemeliharaan tercatat; probe eksternal setiap 60 detik, downtime dihitung pada 2 kegagalan berurutan dan dihentikan saat pulih.</w:t>
             </w:r>
           </w:p>
         </w:tc>
@@ -6139,7 +6171,7 @@
               <w:rPr>
                 <w:sz w:val="18"/>
               </w:rPr>
-              <w:t>Monitoring dari luar aplikasi dan laporan downtime; target disesuaikan anggaran.</w:t>
+              <w:t xml:space="preserve">Monitoring dari luar aplikasi dan laporan downtime; target disesuaikan anggaran.</w:t>
             </w:r>
           </w:p>
         </w:tc>
@@ -6160,7 +6192,7 @@
               <w:rPr>
                 <w:sz w:val="18"/>
               </w:rPr>
-              <w:t>NFR-09</w:t>
+              <w:t xml:space="preserve">NFR-09</w:t>
             </w:r>
           </w:p>
         </w:tc>
@@ -6176,7 +6208,7 @@
               <w:rPr>
                 <w:sz w:val="18"/>
               </w:rPr>
-              <w:t>Transaksi atomik untuk pengesahan, nomor surat, dan perubahan multi-tabel; cegah duplikasi pada database.</w:t>
+              <w:t xml:space="preserve">Transaksi atomik untuk pengesahan, nomor surat, dan perubahan multi-tabel; cegah duplikasi pada database.</w:t>
             </w:r>
           </w:p>
         </w:tc>
@@ -6192,7 +6224,7 @@
               <w:rPr>
                 <w:sz w:val="18"/>
               </w:rPr>
-              <w:t>Uji gagal di tengah operasi dan permintaan paralel; tidak ada hasil parsial atau nomor ganda.</w:t>
+              <w:t xml:space="preserve">Uji gagal di tengah operasi dan permintaan paralel; tidak ada hasil parsial atau nomor ganda.</w:t>
             </w:r>
           </w:p>
         </w:tc>
@@ -6213,7 +6245,7 @@
               <w:rPr>
                 <w:sz w:val="18"/>
               </w:rPr>
-              <w:t>NFR-10</w:t>
+              <w:t xml:space="preserve">NFR-10</w:t>
             </w:r>
           </w:p>
         </w:tc>
@@ -6229,7 +6261,7 @@
               <w:rPr>
                 <w:sz w:val="18"/>
               </w:rPr>
-              <w:t>Audit penting menyimpan objek, pelaku, waktu, alasan dan perubahan relevan; log tidak memuat sandi/token atau isi lengkap konseling.</w:t>
+              <w:t xml:space="preserve">Audit penting menyimpan objek, pelaku, waktu, alasan dan perubahan relevan; log tidak memuat sandi/token atau isi lengkap konseling.</w:t>
             </w:r>
           </w:p>
         </w:tc>
@@ -6245,7 +6277,7 @@
               <w:rPr>
                 <w:sz w:val="18"/>
               </w:rPr>
-              <w:t>Pemeriksaan log dan uji koreksi; hak mengubah log dibatasi.</w:t>
+              <w:t xml:space="preserve">Pemeriksaan log dan uji koreksi; hak mengubah log dibatasi.</w:t>
             </w:r>
           </w:p>
         </w:tc>
@@ -6266,7 +6298,7 @@
               <w:rPr>
                 <w:sz w:val="18"/>
               </w:rPr>
-              <w:t>NFR-11</w:t>
+              <w:t xml:space="preserve">NFR-11</w:t>
             </w:r>
           </w:p>
         </w:tc>
@@ -6282,7 +6314,7 @@
               <w:rPr>
                 <w:sz w:val="18"/>
               </w:rPr>
-              <w:t>Development, staging, production terpisah; konfigurasi rahasia tidak masuk Git; debug produksi mati.</w:t>
+              <w:t xml:space="preserve">Development, staging, production terpisah; konfigurasi rahasia tidak masuk Git; debug produksi mati.</w:t>
             </w:r>
           </w:p>
         </w:tc>
@@ -6298,7 +6330,7 @@
               <w:rPr>
                 <w:sz w:val="18"/>
               </w:rPr>
-              <w:t>Checklist deployment, konfigurasi, dan pemeriksaan repositori.</w:t>
+              <w:t xml:space="preserve">Checklist deployment, konfigurasi, dan pemeriksaan repositori.</w:t>
             </w:r>
           </w:p>
         </w:tc>
@@ -6319,7 +6351,7 @@
               <w:rPr>
                 <w:sz w:val="18"/>
               </w:rPr>
-              <w:t>NFR-12</w:t>
+              <w:t xml:space="preserve">NFR-12</w:t>
             </w:r>
           </w:p>
         </w:tc>
@@ -6335,7 +6367,7 @@
               <w:rPr>
                 <w:sz w:val="18"/>
               </w:rPr>
-              <w:t>Dokumentasi skema, aturan bisnis, rilis, dan panduan operasional tersedia; tes kritis berjalan sebelum rilis.</w:t>
+              <w:t xml:space="preserve">Dokumentasi skema, aturan bisnis, rilis, dan panduan operasional tersedia; tes kritis berjalan sebelum rilis.</w:t>
             </w:r>
           </w:p>
         </w:tc>
@@ -6351,7 +6383,7 @@
               <w:rPr>
                 <w:sz w:val="18"/>
               </w:rPr>
-              <w:t>Review artefak dan hasil CI/checklist rilis.</w:t>
+              <w:t xml:space="preserve">Review artefak dan hasil CI/checklist rilis.</w:t>
             </w:r>
           </w:p>
         </w:tc>
@@ -6372,7 +6404,7 @@
               <w:rPr>
                 <w:sz w:val="18"/>
               </w:rPr>
-              <w:t>NFR-13</w:t>
+              <w:t xml:space="preserve">NFR-13</w:t>
             </w:r>
           </w:p>
         </w:tc>
@@ -6388,7 +6420,7 @@
               <w:rPr>
                 <w:sz w:val="18"/>
               </w:rPr>
-              <w:t>Data sensitif diminimalkan; retensi BK, siswa, honor, dokumen, dan audit ditentukan per kategori.</w:t>
+              <w:t xml:space="preserve">Minimalkan data sensitif; BK diarsipkan 2 tahun setelah tertutup; akademik/honor/TU setelah 5 tahun; audit aktif 1 tahun lalu arsip. Ekspor 24 jam, payload impor/log operasi 30 hari; sumber historis tidak dihapus otomatis, disposal manual dengan legal hold dan pemeriksaan referensi.</w:t>
             </w:r>
           </w:p>
         </w:tc>
@@ -6404,7 +6436,7 @@
               <w:rPr>
                 <w:sz w:val="18"/>
               </w:rPr>
-              <w:t>Register data/retensi; proses arsip/penghapusan berizin. Review kebijakan sebelum portal publik.</w:t>
+              <w:t xml:space="preserve">Register data/retensi; proses arsip/penghapusan berizin. Review kebijakan sebelum portal publik.</w:t>
             </w:r>
           </w:p>
         </w:tc>
@@ -6425,7 +6457,7 @@
               <w:rPr>
                 <w:sz w:val="18"/>
               </w:rPr>
-              <w:t>NFR-14</w:t>
+              <w:t xml:space="preserve">NFR-14</w:t>
             </w:r>
           </w:p>
         </w:tc>
@@ -6441,7 +6473,7 @@
               <w:rPr>
                 <w:sz w:val="18"/>
               </w:rPr>
-              <w:t>Pantau error, queue gagal, ruang disk, backup gagal, dan koneksi database; notifikasi ke pengelola yang ditetapkan.</w:t>
+              <w:t xml:space="preserve">Health probe/error/queue/backup/koneksi/disk dipantau; disk ≥80% warning, ≥90% critical; notifikasi metadata aman ke kontak pengelola yang dikonfigurasi.</w:t>
             </w:r>
           </w:p>
         </w:tc>
@@ -6457,7 +6489,7 @@
               <w:rPr>
                 <w:sz w:val="18"/>
               </w:rPr>
-              <w:t>Simulasi kegagalan dan bukti tindak lanjut; hindari isi data sensitif dalam notifikasi.</w:t>
+              <w:t xml:space="preserve">Simulasi kegagalan dan bukti tindak lanjut; hindari isi data sensitif dalam notifikasi.</w:t>
             </w:r>
           </w:p>
         </w:tc>
@@ -6499,7 +6531,7 @@
               <w:rPr>
                 <w:sz w:val="18"/>
               </w:rPr>
-              <w:t>Komponen</w:t>
+              <w:t xml:space="preserve">Komponen</w:t>
             </w:r>
           </w:p>
         </w:tc>
@@ -6515,7 +6547,7 @@
               <w:rPr>
                 <w:sz w:val="18"/>
               </w:rPr>
-              <w:t>Contoh perencanaan, bukan data madrasah</w:t>
+              <w:t xml:space="preserve">Contoh perencanaan, bukan data madrasah</w:t>
             </w:r>
           </w:p>
         </w:tc>
@@ -6536,7 +6568,7 @@
               <w:rPr>
                 <w:sz w:val="18"/>
               </w:rPr>
-              <w:t>Data siswa</w:t>
+              <w:t xml:space="preserve">Data siswa</w:t>
             </w:r>
           </w:p>
         </w:tc>
@@ -6552,7 +6584,7 @@
               <w:rPr>
                 <w:sz w:val="18"/>
               </w:rPr>
-              <w:t>300 siswa; identitas siswa tidak otomatis membutuhkan akun.</w:t>
+              <w:t xml:space="preserve">300 siswa; identitas siswa tidak otomatis membutuhkan akun.</w:t>
             </w:r>
           </w:p>
         </w:tc>
@@ -6573,7 +6605,7 @@
               <w:rPr>
                 <w:sz w:val="18"/>
               </w:rPr>
-              <w:t>Akun pegawai</w:t>
+              <w:t xml:space="preserve">Akun pegawai</w:t>
             </w:r>
           </w:p>
         </w:tc>
@@ -6589,7 +6621,7 @@
               <w:rPr>
                 <w:sz w:val="18"/>
               </w:rPr>
-              <w:t>30–45 orang, sudah mencakup guru, kepala, operator, TU dan bendahara tanpa hitung ganda.</w:t>
+              <w:t xml:space="preserve">30–45 orang, sudah mencakup guru, kepala, operator, TU dan bendahara tanpa hitung ganda.</w:t>
             </w:r>
           </w:p>
         </w:tc>
@@ -6610,7 +6642,7 @@
               <w:rPr>
                 <w:sz w:val="18"/>
               </w:rPr>
-              <w:t>Akun wali</w:t>
+              <w:t xml:space="preserve">Akun wali</w:t>
             </w:r>
           </w:p>
         </w:tc>
@@ -6626,7 +6658,7 @@
               <w:rPr>
                 <w:sz w:val="18"/>
               </w:rPr>
-              <w:t>250–350; tergantung saudara kandung dan jumlah wali yang diberikan akses.</w:t>
+              <w:t xml:space="preserve">250–350; tergantung saudara kandung dan jumlah wali yang diberikan akses.</w:t>
             </w:r>
           </w:p>
         </w:tc>
@@ -6647,7 +6679,7 @@
               <w:rPr>
                 <w:sz w:val="18"/>
               </w:rPr>
-              <w:t>Total tanpa siswa login</w:t>
+              <w:t xml:space="preserve">Total tanpa siswa login</w:t>
             </w:r>
           </w:p>
         </w:tc>
@@ -6663,7 +6695,7 @@
               <w:rPr>
                 <w:sz w:val="18"/>
               </w:rPr>
-              <w:t>280–395 akun.</w:t>
+              <w:t xml:space="preserve">280–395 akun.</w:t>
             </w:r>
           </w:p>
         </w:tc>
@@ -6684,7 +6716,7 @@
               <w:rPr>
                 <w:sz w:val="18"/>
               </w:rPr>
-              <w:t>Total dengan 300 siswa login</w:t>
+              <w:t xml:space="preserve">Total dengan 300 siswa login</w:t>
             </w:r>
           </w:p>
         </w:tc>
@@ -6700,7 +6732,7 @@
               <w:rPr>
                 <w:sz w:val="18"/>
               </w:rPr>
-              <w:t>580–695 akun; fitur siswa tetap opsional.</w:t>
+              <w:t xml:space="preserve">580–695 akun bila fitur siswa kelak diaktifkan; baseline login siswa nonaktif.</w:t>
             </w:r>
           </w:p>
         </w:tc>
@@ -6721,7 +6753,7 @@
               <w:rPr>
                 <w:sz w:val="18"/>
               </w:rPr>
-              <w:t>Pengguna aktif</w:t>
+              <w:t xml:space="preserve">Pengguna aktif</w:t>
             </w:r>
           </w:p>
         </w:tc>
@@ -6737,7 +6769,7 @@
               <w:rPr>
                 <w:sz w:val="18"/>
               </w:rPr>
-              <w:t>Rutin internal 10–30; jam absensi 30–50; lonjakan portal 50–100 sebagai profil uji.</w:t>
+              <w:t xml:space="preserve">Rutin internal 10–30; jam absensi 30–50; lonjakan portal 50–100 sebagai profil uji.</w:t>
             </w:r>
           </w:p>
         </w:tc>
@@ -6746,7 +6778,7 @@
     <w:p/>
     <w:p>
       <w:r>
-        <w:t>Pengguna aktif bersamaan tidak sama dengan permintaan yang diproses serentak. Profil uji mencakup jeda pengguna dan campuran operasi: usulan awal 60% baca/filter, 30% input/ubah absensi, 10% permintaan laporan. Uji juga lonjakan tulis dan ekspor dengan proporsi lain; jumlah koneksi, ukuran data dan hasilnya harus dilaporkan.</w:t>
+        <w:t xml:space="preserve">Pengguna aktif bersamaan tidak sama dengan request serentak. Profil uji awal 60% baca/filter, 30% input/koreksi absensi, 10% laporan, dengan jeda pengguna. Ukur juga lonjakan tulis/ekspor, ukuran dataset, koneksi, latency dan error rate.</w:t>
       </w:r>
     </w:p>
     <w:p>
@@ -6754,12 +6786,12 @@
         <w:pStyle w:val="Heading2"/>
       </w:pPr>
       <w:r>
-        <w:t>5.2 Server awal — usulan kapasitas</w:t>
+        <w:t xml:space="preserve">5.2 Server awal — baseline perencanaan</w:t>
       </w:r>
     </w:p>
     <w:p>
       <w:r>
-        <w:t>Untuk simulasi tersebut: Linux, 2 vCPU, RAM 4 GB, SSD 60–80 GB; aplikasi, MySQL dan worker pada satu server dapat menjadi titik awal. Ruang penyimpanan dihitung ulang dari jumlah lampiran dan retensi. Backup berada di lokasi lain. Kebutuhan staging dan backup tidak dianggap sudah tercakup dalam kapasitas produksi. Tingkatkan kapasitas berdasarkan pengukuran, bukan jumlah akun semata.</w:t>
+        <w:t xml:space="preserve">Baseline server awal Linux 4 vCPU, RAM 8 GB, SSD 80 GB untuk Next.js Node.js, Laravel PHP-FPM, MySQL dan worker. Ini titik awal sizing, bukan jaminan kapasitas. Staging dan backup terpisah; ukur penggunaan RAM/CPU/disk serta p95 dan sesuaikan kapasitas.</w:t>
       </w:r>
     </w:p>
     <w:p>
@@ -6802,7 +6834,7 @@
               <w:rPr>
                 <w:sz w:val="18"/>
               </w:rPr>
-              <w:t>Kelompok</w:t>
+              <w:t xml:space="preserve">Kelompok</w:t>
             </w:r>
           </w:p>
         </w:tc>
@@ -6818,7 +6850,7 @@
               <w:rPr>
                 <w:sz w:val="18"/>
               </w:rPr>
-              <w:t>Bahan yang disiapkan / validasi</w:t>
+              <w:t xml:space="preserve">Bahan yang disiapkan / validasi</w:t>
             </w:r>
           </w:p>
         </w:tc>
@@ -6839,7 +6871,7 @@
               <w:rPr>
                 <w:sz w:val="18"/>
               </w:rPr>
-              <w:t>Madrasah</w:t>
+              <w:t xml:space="preserve">Madrasah</w:t>
             </w:r>
           </w:p>
         </w:tc>
@@ -6855,7 +6887,7 @@
               <w:rPr>
                 <w:sz w:val="18"/>
               </w:rPr>
-              <w:t>Nama, NPSN/NSM jika tersedia, alamat/kontak/logo, profil, visi-misi, struktur, foto yang boleh dipublikasikan.</w:t>
+              <w:t xml:space="preserve">Nama, NPSN/NSM jika tersedia, alamat/kontak/logo, profil, visi-misi, struktur, foto yang boleh dipublikasikan.</w:t>
             </w:r>
           </w:p>
         </w:tc>
@@ -6876,7 +6908,7 @@
               <w:rPr>
                 <w:sz w:val="18"/>
               </w:rPr>
-              <w:t>Siswa dan wali</w:t>
+              <w:t xml:space="preserve">Siswa dan wali</w:t>
             </w:r>
           </w:p>
         </w:tc>
@@ -6892,7 +6924,7 @@
               <w:rPr>
                 <w:sz w:val="18"/>
               </w:rPr>
-              <w:t>NIS/NISN jika tersedia, identitas, status, kontak seperlunya, kelas/periode, hubungan wali, dan bukti verifikasi sesuai kebijakan.</w:t>
+              <w:t xml:space="preserve">NIS/NISN jika tersedia, identitas, status, kontak seperlunya, kelas/periode, hubungan wali, dan bukti verifikasi sesuai kebijakan.</w:t>
             </w:r>
           </w:p>
         </w:tc>
@@ -6913,7 +6945,7 @@
               <w:rPr>
                 <w:sz w:val="18"/>
               </w:rPr>
-              <w:t>Pegawai</w:t>
+              <w:t xml:space="preserve">Pegawai</w:t>
             </w:r>
           </w:p>
         </w:tc>
@@ -6929,7 +6961,7 @@
               <w:rPr>
                 <w:sz w:val="18"/>
               </w:rPr>
-              <w:t>ID internal, NIP/NUPTK jika ada, identitas/status, jabatan dan tugas berperiode; rekening hanya jika diperlukan dan diizinkan.</w:t>
+              <w:t xml:space="preserve">ID internal, NIP/NUPTK jika ada, identitas/status, jabatan dan tugas berperiode; rekening hanya jika diperlukan dan diizinkan.</w:t>
             </w:r>
           </w:p>
         </w:tc>
@@ -6950,7 +6982,7 @@
               <w:rPr>
                 <w:sz w:val="18"/>
               </w:rPr>
-              <w:t>Akademik</w:t>
+              <w:t xml:space="preserve">Akademik</w:t>
             </w:r>
           </w:p>
         </w:tc>
@@ -6966,7 +6998,7 @@
               <w:rPr>
                 <w:sz w:val="18"/>
               </w:rPr>
-              <w:t>Tahun ajaran, semester, kelas, mapel, slot/JP, penugasan, kalender/libur dan aturan kenaikan.</w:t>
+              <w:t xml:space="preserve">Tahun ajaran, semester, kelas, mapel, slot/JP, penugasan, kalender/libur dan aturan kenaikan.</w:t>
             </w:r>
           </w:p>
         </w:tc>
@@ -6987,7 +7019,7 @@
               <w:rPr>
                 <w:sz w:val="18"/>
               </w:rPr>
-              <w:t>Absensi</w:t>
+              <w:t xml:space="preserve">Absensi</w:t>
             </w:r>
           </w:p>
         </w:tc>
@@ -7003,7 +7035,7 @@
               <w:rPr>
                 <w:sz w:val="18"/>
               </w:rPr>
-              <w:t>Jam kerja, toleransi, status, pelaksana input, tenggat, koreksi dan verifikator.</w:t>
+              <w:t xml:space="preserve">Default shift, input web, status, tenggat dan persetujuan koreksi mengikuti DEC-07/16; petugas yang bertugas diisi saat onboarding.</w:t>
             </w:r>
           </w:p>
         </w:tc>
@@ -7024,7 +7056,7 @@
               <w:rPr>
                 <w:sz w:val="18"/>
               </w:rPr>
-              <w:t>Honor</w:t>
+              <w:t xml:space="preserve">Honor</w:t>
             </w:r>
           </w:p>
         </w:tc>
@@ -7040,7 +7072,7 @@
               <w:rPr>
                 <w:sz w:val="18"/>
               </w:rPr>
-              <w:t>Tarif/masa berlaku, definisi JP, tambahan/potongan, prorata, pengganti/libur/izin, pemeriksa/pengesah dan template resmi.</w:t>
+              <w:t xml:space="preserve">Nominal tarif nyata, periode berlaku, kategori pegawai bertanggal, mandat pemeriksa/pengesah; definisi JP/prorata/pengganti mengikuti DEC-01–DEC-06.</w:t>
             </w:r>
           </w:p>
         </w:tc>
@@ -7061,7 +7093,7 @@
               <w:rPr>
                 <w:sz w:val="18"/>
               </w:rPr>
-              <w:t>Bank soal</w:t>
+              <w:t xml:space="preserve">Bank soal</w:t>
             </w:r>
           </w:p>
         </w:tc>
@@ -7077,7 +7109,7 @@
               <w:rPr>
                 <w:sz w:val="18"/>
               </w:rPr>
-              <w:t>Jenis soal, C1–C6, kesulitan, format gambar/rumus, kepemilikan, template naskah/kunci.</w:t>
+              <w:t xml:space="preserve">Jenis soal, C1–C6, kesulitan, format gambar/rumus, kepemilikan, template naskah/kunci.</w:t>
             </w:r>
           </w:p>
         </w:tc>
@@ -7098,7 +7130,7 @@
               <w:rPr>
                 <w:sz w:val="18"/>
               </w:rPr>
-              <w:t>BK</w:t>
+              <w:t xml:space="preserve">BK</w:t>
             </w:r>
           </w:p>
         </w:tc>
@@ -7114,7 +7146,7 @@
               <w:rPr>
                 <w:sz w:val="18"/>
               </w:rPr>
-              <w:t>Kategori, akses, ringkasan yang boleh dibagikan, tindak lanjut, lampiran dan retensi.</w:t>
+              <w:t xml:space="preserve">Kategori/grant privat, ringkasan berbagi, penerima dan default arsip/disposal DEC-15.</w:t>
             </w:r>
           </w:p>
         </w:tc>
@@ -7135,7 +7167,7 @@
               <w:rPr>
                 <w:sz w:val="18"/>
               </w:rPr>
-              <w:t>TU dan website</w:t>
+              <w:t xml:space="preserve">TU dan website</w:t>
             </w:r>
           </w:p>
         </w:tc>
@@ -7151,7 +7183,7 @@
               <w:rPr>
                 <w:sz w:val="18"/>
               </w:rPr>
-              <w:t>Penomoran surat, kategori/retensi/akses, template, editor/penerbit, konten awal dan kebijakan publikasi.</w:t>
+              <w:t xml:space="preserve">Penomoran surat, kategori/retensi/akses, template, editor/penerbit, konten awal dan kebijakan publikasi.</w:t>
             </w:r>
           </w:p>
         </w:tc>
@@ -7187,7 +7219,7 @@
         <w:pStyle w:val="ListBullet"/>
       </w:pPr>
       <w:r>
-        <w:t>Petugas meninjau pratinjau sebelum impor; baris invalid tidak masuk diam-diam. Tentukan apakah impor atomik per berkas atau per kelompok.</w:t>
+        <w:t xml:space="preserve">Petugas meninjau pratinjau sebelum impor; default impor master atomik per berkas, maksimal 5.000 baris per berkas. Baris invalid menghalangi konfirmasi berkas dan diberi laporan; job validasi/impor berjalan di queue. Split berkas besar menjadi beberapa batch eksplisit.</w:t>
       </w:r>
     </w:p>
     <w:p>
@@ -7251,7 +7283,7 @@
               <w:rPr>
                 <w:sz w:val="18"/>
               </w:rPr>
-              <w:t>Domain</w:t>
+              <w:t xml:space="preserve">Domain</w:t>
             </w:r>
           </w:p>
         </w:tc>
@@ -7267,7 +7299,7 @@
               <w:rPr>
                 <w:sz w:val="18"/>
               </w:rPr>
-              <w:t>Entitas / relasi penting</w:t>
+              <w:t xml:space="preserve">Entitas / relasi penting</w:t>
             </w:r>
           </w:p>
         </w:tc>
@@ -7288,7 +7320,7 @@
               <w:rPr>
                 <w:sz w:val="18"/>
               </w:rPr>
-              <w:t>Identitas dan akses</w:t>
+              <w:t xml:space="preserve">Identitas dan akses</w:t>
             </w:r>
           </w:p>
         </w:tc>
@@ -7304,7 +7336,7 @@
               <w:rPr>
                 <w:sz w:val="18"/>
               </w:rPr>
-              <w:t>users, roles, permissions, user_roles, role_permissions; user terhubung ke identitas pegawai/wali/siswa sesuai jenis akun.</w:t>
+              <w:t xml:space="preserve">users, roles, permissions, user_roles, role_permissions; user terhubung ke identitas pegawai/wali/siswa sesuai jenis akun.</w:t>
             </w:r>
           </w:p>
         </w:tc>
@@ -7325,7 +7357,7 @@
               <w:rPr>
                 <w:sz w:val="18"/>
               </w:rPr>
-              <w:t>Akademik</w:t>
+              <w:t xml:space="preserve">Akademik</w:t>
             </w:r>
           </w:p>
         </w:tc>
@@ -7341,7 +7373,7 @@
               <w:rPr>
                 <w:sz w:val="18"/>
               </w:rPr>
-              <w:t>tahun_ajaran → semester; kelas → kelas_periode; siswa → keanggotaan_kelas → kelas_periode; kalender_akademik, slot_pelajaran.</w:t>
+              <w:t xml:space="preserve">tahun_ajaran → semester; kelas → kelas_periode; siswa → keanggotaan_kelas → kelas_periode; kalender_akademik, slot_pelajaran.</w:t>
             </w:r>
           </w:p>
         </w:tc>
@@ -7362,7 +7394,7 @@
               <w:rPr>
                 <w:sz w:val="18"/>
               </w:rPr>
-              <w:t>Wali</w:t>
+              <w:t xml:space="preserve">Wali</w:t>
             </w:r>
           </w:p>
         </w:tc>
@@ -7378,7 +7410,7 @@
               <w:rPr>
                 <w:sz w:val="18"/>
               </w:rPr>
-              <w:t>orang_tua_wali ↔ siswa melalui siswa_wali dengan hubungan, status verifikasi dan periode berlaku.</w:t>
+              <w:t xml:space="preserve">orang_tua_wali ↔ siswa melalui siswa_wali dengan hubungan, status verifikasi dan periode berlaku.</w:t>
             </w:r>
           </w:p>
         </w:tc>
@@ -7399,7 +7431,7 @@
               <w:rPr>
                 <w:sz w:val="18"/>
               </w:rPr>
-              <w:t>Pegawai</w:t>
+              <w:t xml:space="preserve">Pegawai</w:t>
             </w:r>
           </w:p>
         </w:tc>
@@ -7415,7 +7447,7 @@
               <w:rPr>
                 <w:sz w:val="18"/>
               </w:rPr>
-              <w:t>pegawai, jabatan, pegawai_jabatan, penugasan_mengajar, penugasan_wali_kelas/tugas tambahan dengan tanggal efektif.</w:t>
+              <w:t xml:space="preserve">pegawai, kategori_pegawai_berperiode, jabatan/penugasan bertanggal, serta snapshot kategori penerima pada sumber honor.</w:t>
             </w:r>
           </w:p>
         </w:tc>
@@ -7436,7 +7468,7 @@
               <w:rPr>
                 <w:sz w:val="18"/>
               </w:rPr>
-              <w:t>Jadwal dan pertemuan</w:t>
+              <w:t xml:space="preserve">Jadwal dan pertemuan</w:t>
             </w:r>
           </w:p>
         </w:tc>
@@ -7452,7 +7484,7 @@
               <w:rPr>
                 <w:sz w:val="18"/>
               </w:rPr>
-              <w:t>jadwal, versi_jadwal, slot_jadwal, pertemuan, penugasan_pengganti; pertemuan menyimpan tanggal dan sumber versi.</w:t>
+              <w:t xml:space="preserve">jadwal, versi_jadwal, slot_jadwal, pertemuan, penugasan_pengganti; pertemuan menyimpan tanggal dan sumber versi.</w:t>
             </w:r>
           </w:p>
         </w:tc>
@@ -7473,7 +7505,7 @@
               <w:rPr>
                 <w:sz w:val="18"/>
               </w:rPr>
-              <w:t>Kehadiran</w:t>
+              <w:t xml:space="preserve">Kehadiran</w:t>
             </w:r>
           </w:p>
         </w:tc>
@@ -7489,7 +7521,7 @@
               <w:rPr>
                 <w:sz w:val="18"/>
               </w:rPr>
-              <w:t>absensi_pegawai, absensi_siswa_harian dan/atau absensi_siswa_pertemuan; realisasi_mengajar, verifikasi_realisasi, riwayat_koreksi.</w:t>
+              <w:t xml:space="preserve">absensi_pegawai, absensi_siswa_harian dan/atau absensi_siswa_pertemuan; realisasi_mengajar, verifikasi_realisasi, riwayat_koreksi.</w:t>
             </w:r>
           </w:p>
         </w:tc>
@@ -7510,7 +7542,7 @@
               <w:rPr>
                 <w:sz w:val="18"/>
               </w:rPr>
-              <w:t>Honor</w:t>
+              <w:t xml:space="preserve">Honor</w:t>
             </w:r>
           </w:p>
         </w:tc>
@@ -7526,7 +7558,7 @@
               <w:rPr>
                 <w:sz w:val="18"/>
               </w:rPr>
-              <w:t>tarif_honor, tugas_tambahan_pegawai, periode_honor, rekap_honor, detail_honor, sumber_detail_honor, pengesahan, penyesuaian/versi_rekap.</w:t>
+              <w:t xml:space="preserve">tarif, periode, payroll/version/detail/sumber/klaim, actions, adjustment dan batch koreksi penerima debit/kredit; revisi pengganti locked nonaktif.</w:t>
             </w:r>
           </w:p>
         </w:tc>
@@ -7547,7 +7579,7 @@
               <w:rPr>
                 <w:sz w:val="18"/>
               </w:rPr>
-              <w:t>Soal</w:t>
+              <w:t xml:space="preserve">Soal</w:t>
             </w:r>
           </w:p>
         </w:tc>
@@ -7563,7 +7595,7 @@
               <w:rPr>
                 <w:sz w:val="18"/>
               </w:rPr>
-              <w:t>bank_soal, versi_soal, opsi_jawaban, lampiran_soal, paket_soal, detail_paket dengan snapshot/versi dan pemetaan kunci.</w:t>
+              <w:t xml:space="preserve">bank_soal, versi_soal, opsi_jawaban, lampiran_soal, paket_soal, detail_paket dengan snapshot/versi dan pemetaan kunci.</w:t>
             </w:r>
           </w:p>
         </w:tc>
@@ -7584,7 +7616,7 @@
               <w:rPr>
                 <w:sz w:val="18"/>
               </w:rPr>
-              <w:t>BK</w:t>
+              <w:t xml:space="preserve">BK</w:t>
             </w:r>
           </w:p>
         </w:tc>
@@ -7600,7 +7632,7 @@
               <w:rPr>
                 <w:sz w:val="18"/>
               </w:rPr>
-              <w:t>konseling, pelanggaran_siswa, pembinaan, tindak_lanjut, perkembangan_siswa, ringkasan_bk, penerima_ringkasan dan lampiran privat.</w:t>
+              <w:t xml:space="preserve">konseling, pelanggaran_siswa, pembinaan, tindak_lanjut, perkembangan_siswa, ringkasan_bk, penerima_ringkasan dan lampiran privat.</w:t>
             </w:r>
           </w:p>
         </w:tc>
@@ -7621,7 +7653,7 @@
               <w:rPr>
                 <w:sz w:val="18"/>
               </w:rPr>
-              <w:t>TU</w:t>
+              <w:t xml:space="preserve">TU</w:t>
             </w:r>
           </w:p>
         </w:tc>
@@ -7637,7 +7669,7 @@
               <w:rPr>
                 <w:sz w:val="18"/>
               </w:rPr>
-              <w:t>surat, urutan_nomor_surat, dokumen, kategori_dokumen, lampiran, agenda, disposisi jika diaktifkan.</w:t>
+              <w:t xml:space="preserve">surat, urutan_nomor_surat, dokumen, kategori_dokumen, lampiran, agenda, disposisi jika diaktifkan.</w:t>
             </w:r>
           </w:p>
         </w:tc>
@@ -7658,7 +7690,7 @@
               <w:rPr>
                 <w:sz w:val="18"/>
               </w:rPr>
-              <w:t>Website dan sistem</w:t>
+              <w:t xml:space="preserve">Website dan sistem</w:t>
             </w:r>
           </w:p>
         </w:tc>
@@ -7674,7 +7706,7 @@
               <w:rPr>
                 <w:sz w:val="18"/>
               </w:rPr>
-              <w:t>halaman, berita, pengumuman, galeri, prestasi, agenda, publikasi/riwayat; pengaturan, audit_logs, batch_impor, pekerjaan_laporan, log_backup.</w:t>
+              <w:t xml:space="preserve">konten berversi/publikasi, audit, batch impor, snapshot pekerjaan laporan, backup; frontend hanya mengakses lewat API Laravel.</w:t>
             </w:r>
           </w:p>
         </w:tc>
@@ -7755,7 +7787,7 @@
     </w:p>
     <w:p>
       <w:r>
-        <w:t>ERD fisik, kamus data, contoh transaksi, peta kepemilikan modul, dan strategi migrasi skema disusun setelah keputusan domain terkait ditetapkan. Hindari mencampur data referensi global, data berperiode, dan transaksi aktual dalam satu tabel.</w:t>
+        <w:t xml:space="preserve">ERD fisik dan kamus data mengikuti backend/database/database.MD dengan default v1.2. Migration, layanan transaksi, Policy, kontrak OpenAPI dan pengujian disusun bertahap. Master, relasi berperiode dan transaksi tetap dipisahkan.</w:t>
       </w:r>
     </w:p>
     <w:p>
@@ -7768,7 +7800,7 @@
         <w:pStyle w:val="Heading1"/>
       </w:pPr>
       <w:r>
-        <w:t>BAB VIII. ARSITEKTUR LARAVEL, INERTIA, DAN REACT</w:t>
+        <w:t xml:space="preserve">BAB VIII. ARSITEKTUR LARAVEL API DAN NEXT.JS/REACT</w:t>
       </w:r>
     </w:p>
     <w:p>
@@ -7781,17 +7813,17 @@
     </w:p>
     <w:p>
       <w:r>
-        <w:t>DITETAPKAN sesuai arahan pemilik dokumen: modular monolith menggunakan Laravel sebagai backend, Inertia sebagai penghubung, React/TypeScript sebagai antarmuka, dan MySQL sebagai database. Satu repository dan satu unit rilis memuat modul Identitas/Akses, Akademik, Kehadiran, Honor, Soal, BK, TU, Website/Portal dan Pelaporan. Backend dan frontend memiliki tanggung jawab berbeda dalam satu aplikasi; pola ini bukan microservices. Kepemilikan data serta layanan antar-modul tetap dijelaskan.</w:t>
+        <w:t xml:space="preserve">DITETAPKAN: Laravel/PHP menjadi backend API modular monolith; Next.js App Router + React/TypeScript menjadi frontend. MySQL hanya diakses Laravel. Satu monorepo berisi backend/ dan frontend/, dengan PHP-FPM dan Node.js sebagai dua proses runtime yang dirilis terkoordinasi. Modul bisnis tetap di Laravel, bukan dipisahkan menjadi microservices.</w:t>
       </w:r>
     </w:p>
     <w:p>
       <w:r>
-        <w:t>Alur permintaan: browser React → HTTPS/Nginx → route dan middleware Laravel → autentikasi sesi → Form Request dan Policy → Action/Service domain → transaksi/Eloquent/MySQL → respons Inertia berupa halaman dan props yang diizinkan → React. Pekerjaan berat: layanan aplikasi → queue setelah commit → worker Laravel → storage privat → status dan unduhan berizin. Routing utama dikelola Laravel; halaman internal memakai navigasi dan formulir Inertia.</w:t>
+        <w:t xml:space="preserve">Alur UI: browser → HTTPS/Nginx → Next.js untuk halaman/aset atau Laravel untuk /api/v1, /sanctum/csrf-cookie, /login, /logout dan endpoint akun. API Laravel menjalankan middleware sesi Sanctum, Form Request, Policy dan Action/Service → transaksi MySQL → JSON Resource/DTO → React. Queue setelah commit menjalankan ekspor/impor/backup, lalu API menyediakan status dan unduhan berizin.</w:t>
       </w:r>
     </w:p>
     <w:p>
       <w:r>
-        <w:t>Controller Laravel menangani permintaan dan memanggil layanan bisnis. Rumus honor, verifikasi, publikasi dan penomoran tidak ditulis berulang pada komponen React. Pemeriksaan akses server tetap wajib pada baca/tulis. Gunakan transaksi, unique constraint, serta penguncian/version check untuk operasi bersamaan. API terpisah untuk halaman internal tidak diperlukan; integrasi eksternal tetap mengikuti batas cakupan dan memerlukan keputusan tersendiri.</w:t>
+        <w:t xml:space="preserve">Controller Laravel menangani API dan memanggil layanan bisnis. Rumus honor, penomoran, verifikasi dan publikasi hanya di Laravel. Next.js membaca API dan mengelola tampilan; Route Handlers/Server Actions tidak menjadi tempat duplikasi aturan atau jalur tulis yang melewati otorisasi backend. Kontrak /api/v1 didokumentasikan dengan OpenAPI dan dijaga kompatibel.</w:t>
       </w:r>
     </w:p>
     <w:p>
@@ -7830,7 +7862,7 @@
               <w:rPr>
                 <w:sz w:val="18"/>
               </w:rPr>
-              <w:t>Komponen</w:t>
+              <w:t xml:space="preserve">Komponen</w:t>
             </w:r>
           </w:p>
         </w:tc>
@@ -7846,7 +7878,7 @@
               <w:rPr>
                 <w:sz w:val="18"/>
               </w:rPr>
-              <w:t>Pilihan</w:t>
+              <w:t xml:space="preserve">Pilihan</w:t>
             </w:r>
           </w:p>
         </w:tc>
@@ -7862,7 +7894,7 @@
               <w:rPr>
                 <w:sz w:val="18"/>
               </w:rPr>
-              <w:t>Tanggung jawab</w:t>
+              <w:t xml:space="preserve">Tanggung jawab</w:t>
             </w:r>
           </w:p>
         </w:tc>
@@ -7883,7 +7915,7 @@
               <w:rPr>
                 <w:sz w:val="18"/>
               </w:rPr>
-              <w:t>Backend</w:t>
+              <w:t xml:space="preserve">Backend</w:t>
             </w:r>
           </w:p>
         </w:tc>
@@ -7899,7 +7931,7 @@
               <w:rPr>
                 <w:sz w:val="18"/>
               </w:rPr>
-              <w:t>Laravel + PHP</w:t>
+              <w:t xml:space="preserve">Laravel + PHP</w:t>
             </w:r>
           </w:p>
         </w:tc>
@@ -7915,7 +7947,7 @@
               <w:rPr>
                 <w:sz w:val="18"/>
               </w:rPr>
-              <w:t>Routing, autentikasi sesi, validasi, otorisasi, aturan bisnis dan transaksi.</w:t>
+              <w:t xml:space="preserve">API /api/v1, autentikasi Sanctum sesi, validasi, Policy, layanan bisnis dan transaksi.</w:t>
             </w:r>
           </w:p>
         </w:tc>
@@ -7936,7 +7968,7 @@
               <w:rPr>
                 <w:sz w:val="18"/>
               </w:rPr>
-              <w:t>Penghubung</w:t>
+              <w:t xml:space="preserve">Kontrak integrasi</w:t>
             </w:r>
           </w:p>
         </w:tc>
@@ -7952,7 +7984,7 @@
               <w:rPr>
                 <w:sz w:val="18"/>
               </w:rPr>
-              <w:t>Inertia</w:t>
+              <w:t xml:space="preserve">HTTP JSON + OpenAPI</w:t>
             </w:r>
           </w:p>
         </w:tc>
@@ -7968,7 +8000,7 @@
               <w:rPr>
                 <w:sz w:val="18"/>
               </w:rPr>
-              <w:t>Menghubungkan respons controller Laravel dengan halaman React; tidak menggantikan pemeriksaan akses server.</w:t>
+              <w:t xml:space="preserve">Resource/DTO minimum, pagination, error, CSRF, idempotensi dan versi kompatibel.</w:t>
             </w:r>
           </w:p>
         </w:tc>
@@ -7989,7 +8021,7 @@
               <w:rPr>
                 <w:sz w:val="18"/>
               </w:rPr>
-              <w:t>Frontend</w:t>
+              <w:t xml:space="preserve">Frontend</w:t>
             </w:r>
           </w:p>
         </w:tc>
@@ -8005,7 +8037,7 @@
               <w:rPr>
                 <w:sz w:val="18"/>
               </w:rPr>
-              <w:t>React + TypeScript</w:t>
+              <w:t xml:space="preserve">Next.js App Router + React/TypeScript</w:t>
             </w:r>
           </w:p>
         </w:tc>
@@ -8021,7 +8053,7 @@
               <w:rPr>
                 <w:sz w:val="18"/>
               </w:rPr>
-              <w:t>Halaman, interaksi, formulir, tabel dan kontrak props bertipe.</w:t>
+              <w:t xml:space="preserve">UI, routing halaman, Server Components publik, Client Components interaktif dan akses API.</w:t>
             </w:r>
           </w:p>
         </w:tc>
@@ -8042,7 +8074,7 @@
               <w:rPr>
                 <w:sz w:val="18"/>
               </w:rPr>
-              <w:t>UI</w:t>
+              <w:t xml:space="preserve">UI</w:t>
             </w:r>
           </w:p>
         </w:tc>
@@ -8058,7 +8090,7 @@
               <w:rPr>
                 <w:sz w:val="18"/>
               </w:rPr>
-              <w:t>Tailwind CSS + shadcn/ui</w:t>
+              <w:t xml:space="preserve">Tailwind CSS + shadcn/ui</w:t>
             </w:r>
           </w:p>
         </w:tc>
@@ -8074,7 +8106,7 @@
               <w:rPr>
                 <w:sz w:val="18"/>
               </w:rPr>
-              <w:t>Komponen responsif yang konsisten; menggantikan usulan Bootstrap sebelumnya.</w:t>
+              <w:t xml:space="preserve">Komponen responsif, Bahasa Indonesia dan akses keyboard.</w:t>
             </w:r>
           </w:p>
         </w:tc>
@@ -8095,7 +8127,7 @@
               <w:rPr>
                 <w:sz w:val="18"/>
               </w:rPr>
-              <w:t>Database</w:t>
+              <w:t xml:space="preserve">Database</w:t>
             </w:r>
           </w:p>
         </w:tc>
@@ -8111,7 +8143,7 @@
               <w:rPr>
                 <w:sz w:val="18"/>
               </w:rPr>
-              <w:t>MySQL + Eloquent</w:t>
+              <w:t xml:space="preserve">MySQL 8.4 InnoDB + Eloquent</w:t>
             </w:r>
           </w:p>
         </w:tc>
@@ -8127,7 +8159,7 @@
               <w:rPr>
                 <w:sz w:val="18"/>
               </w:rPr>
-              <w:t>Relasi, riwayat, constraint, indeks dan transaksi atomik.</w:t>
+              <w:t xml:space="preserve">Hanya backend mengakses; relasi, histori, indeks, snapshot dan transaksi.</w:t>
             </w:r>
           </w:p>
         </w:tc>
@@ -8148,7 +8180,7 @@
               <w:rPr>
                 <w:sz w:val="18"/>
               </w:rPr>
-              <w:t>Build</w:t>
+              <w:t xml:space="preserve">Build/runtime</w:t>
             </w:r>
           </w:p>
         </w:tc>
@@ -8164,7 +8196,7 @@
               <w:rPr>
                 <w:sz w:val="18"/>
               </w:rPr>
-              <w:t>Vite + Node.js untuk tooling</w:t>
+              <w:t xml:space="preserve">Next.js build + Node.js LTS; Composer/PHP-FPM</w:t>
             </w:r>
           </w:p>
         </w:tc>
@@ -8180,7 +8212,7 @@
               <w:rPr>
                 <w:sz w:val="18"/>
               </w:rPr>
-              <w:t>Build aset produksi; SSR Node.js hanya jika diputuskan untuk halaman publik.</w:t>
+              <w:t xml:space="preserve">Node.js runtime produksi untuk Next.js; PHP runtime untuk Laravel. Lockfile dan CI kompatibilitas.</w:t>
             </w:r>
           </w:p>
         </w:tc>
@@ -8201,7 +8233,7 @@
               <w:rPr>
                 <w:sz w:val="18"/>
               </w:rPr>
-              <w:t>Pekerjaan latar belakang</w:t>
+              <w:t xml:space="preserve">Pekerjaan latar belakang</w:t>
             </w:r>
           </w:p>
         </w:tc>
@@ -8217,7 +8249,7 @@
               <w:rPr>
                 <w:sz w:val="18"/>
               </w:rPr>
-              <w:t>Laravel Queue: database; scheduler</w:t>
+              <w:t xml:space="preserve">Laravel Queue database + scheduler</w:t>
             </w:r>
           </w:p>
         </w:tc>
@@ -8233,7 +8265,7 @@
               <w:rPr>
                 <w:sz w:val="18"/>
               </w:rPr>
-              <w:t>Ekspor, impor dan pekerjaan lama; worker diawasi.</w:t>
+              <w:t xml:space="preserve">Impor/ekspor/backup; after-commit, retry terbatas dan monitor worker.</w:t>
             </w:r>
           </w:p>
         </w:tc>
@@ -8254,7 +8286,7 @@
               <w:rPr>
                 <w:sz w:val="18"/>
               </w:rPr>
-              <w:t>Deployment</w:t>
+              <w:t xml:space="preserve">Deployment</w:t>
             </w:r>
           </w:p>
         </w:tc>
@@ -8270,7 +8302,7 @@
               <w:rPr>
                 <w:sz w:val="18"/>
               </w:rPr>
-              <w:t>Linux + Nginx + PHP-FPM</w:t>
+              <w:t xml:space="preserve">Linux + Nginx TLS + PHP-FPM + Node.js</w:t>
             </w:r>
           </w:p>
         </w:tc>
@@ -8286,7 +8318,7 @@
               <w:rPr>
                 <w:sz w:val="18"/>
               </w:rPr>
-              <w:t>Satu unit rilis aplikasi; storage privat/publik dan backup terpisah.</w:t>
+              <w:t xml:space="preserve">Satu monorepo, dua runtime; proxy satu origin publik, database privat, backup terpisah.</w:t>
             </w:r>
           </w:p>
         </w:tc>
@@ -8295,7 +8327,7 @@
     <w:p/>
     <w:p>
       <w:r>
-        <w:t>Gunakan Laravel React starter kit berbasis Inertia sebagai fondasi. Versi Laravel, PHP, React, Inertia, TypeScript, Node.js untuk tooling dan dependensi dipilih dari versi yang masih didukung dan saling kompatibel, lalu dikunci dalam lockfile. DEC-13 menentukan versi final dan kesiapan tim, bukan membuka kembali pilihan framework. Stack ini berlaku untuk area internal, portal wali dan halaman publik dalam aplikasi yang sama.</w:t>
+        <w:t xml:space="preserve">Backend memakai Laravel API dengan Sanctum dan autentikasi sesi; frontend memakai Next.js App Router + React/TypeScript. Laravel 13/PHP 8.4 dan Next.js 16/React 19 adalah keluarga versi awal sesuai repository; versi patch yang kompatibel dikunci composer.lock/pnpm-lock.yaml, runtime Node.js LTS dipilih dari engine paket terpasang dan diuji di CI. MySQL baseline 8.4. Semua frontend, portal dan website publik berjalan melalui Next.js.</w:t>
       </w:r>
     </w:p>
     <w:p>
@@ -8303,7 +8335,7 @@
         <w:pStyle w:val="Heading2"/>
       </w:pPr>
       <w:r>
-        <w:t>8.3 Integrasi Laravel–Inertia–React</w:t>
+        <w:t xml:space="preserve">8.3 Integrasi Laravel API–Next.js/React</w:t>
       </w:r>
     </w:p>
     <w:p>
@@ -8319,7 +8351,7 @@
         <w:pStyle w:val="ListBullet"/>
       </w:pPr>
       <w:r>
-        <w:t>Autentikasi menggunakan sesi Laravel pada origin aplikasi yang sama dengan proteksi CSRF untuk operasi tulis. Hak akses diperiksa pada setiap endpoint dan objek oleh Laravel Policies serta cakupan query. Props izin pada React hanya mengatur tampilan; setiap permintaan tetap diperiksa ulang di server.</w:t>
+        <w:t xml:space="preserve">Autentikasi browser memakai sesi cookie Laravel Sanctum, bukan bearer token di localStorage. Origin publik sama melalui Nginx; client mengambil /sanctum/csrf-cookie lalu mengirim kredensial dan X-XSRF-TOKEN untuk login/tulis. Cookie sesi Secure, HttpOnly, SameSite=Lax, host-only; idle timeout 120 menit, remember-me nonaktif. Domain stateful Sanctum dan trusted proxy dikonfigurasi eksplisit. CORS development hanya origin terdaftar, tanpa wildcard kredensial.</w:t>
       </w:r>
     </w:p>
     <w:p>
@@ -8327,7 +8359,7 @@
         <w:pStyle w:val="ListBullet"/>
       </w:pPr>
       <w:r>
-        <w:t>Props Inertia harus memuat hanya field yang diperlukan dan telah diotorisasi. Gunakan Resource/DTO untuk data sensitif; hindari mengirim model beserta seluruh relasi, kunci soal, atau catatan BK internal ke browser. Shared props dibatasi pada identitas minimum, izin tampilan dan pesan yang relevan. Cache data pribadi tidak boleh dibagikan antar pengguna.</w:t>
+        <w:t xml:space="preserve">API Resource/DTO hanya mengembalikan field yang dibutuhkan dan diotorisasi. BK internal, kunci soal dan siswa lain tidak boleh ikut respons, React props atau payload Server Components tanpa izin objek yang sesuai. Default halaman privat memakai client fetching ke Laravel dengan no-store; Next.js dan CDN tidak menyimpan respons personal dalam cache bersama. Pemeriksaan tampilan/redirect frontend tetap diikuti Policy backend pada setiap request.</w:t>
       </w:r>
     </w:p>
     <w:p>
@@ -8335,7 +8367,7 @@
         <w:pStyle w:val="ListBullet"/>
       </w:pPr>
       <w:r>
-        <w:t>Formulir React memakai fasilitas form Inertia; validasi bisnis tetap di server. Tampilkan kesalahan per field, status proses, dan pesan keberhasilan. Cegah klik berulang pada UI dan tetap terapkan idempotensi/constraint di server. Filter, paginasi dan pencarian menggunakan query server; partial reload/deferred props hanya digunakan jika didukung versi terpilih dan cakupan akses tetap diperiksa.</w:t>
+        <w:t xml:space="preserve">Formulir React menggunakan validasi UX dan HTTP client terpusat; server Laravel tetap menentukan hasil validasi dan izin. Respons 422 berisi error per field; 401 untuk belum login, 403 untuk izin ditolak, 409 untuk konflik versi/idempotensi, 419 untuk CSRF, 429 untuk rate limit. Request tulis kritis memakai Idempotency-Key dan expected lock_version. Filter/paginasi/pencarian menggunakan API server; abort/retry tidak menggandakan transaksi.</w:t>
       </w:r>
     </w:p>
     <w:p>
@@ -8343,7 +8375,7 @@
         <w:pStyle w:val="ListBullet"/>
       </w:pPr>
       <w:r>
-        <w:t>Struktur frontend mengikuti domain: resources/js/pages untuk halaman, layouts untuk tata letak, components untuk komponen bersama, serta types untuk kontrak props TypeScript. Gunakan Tailwind CSS dan shadcn/ui secara konsisten. Vite membangun aset produksi. Server-side rendering untuk website publik dievaluasi bila dibutuhkan SEO; jika diaktifkan, proses SSR Node.js dimonitor. Tanpa SSR, Node.js diperlukan untuk tooling/build, bukan sebagai backend bisnis terpisah.</w:t>
+        <w:t xml:space="preserve">Frontend memakai frontend/app untuk App Router, components untuk komponen bersama, features untuk domain, lib/api untuk HTTP client dan types untuk kontrak API. Website publik memakai Server Components/SSR dan cache hanya data terbit; publikasi/arsip/pencabutan menginvalidasi cache. Halaman privat no-store; bila nanti memakai server fetching personal, cookie hanya diteruskan ke backend tepercaya per request dan hasil tetap tidak dicache bersama. Secret hanya server-side, tidak memakai NEXT_PUBLIC_.</w:t>
       </w:r>
     </w:p>
     <w:p>
@@ -8359,7 +8391,7 @@
         <w:pStyle w:val="ListBullet"/>
       </w:pPr>
       <w:r>
-        <w:t>Development → staging → production menggunakan satu repository dan konfigurasi/rahasia terpisah. Rilis memuat migration, build aset Vite, kode Laravel dan restart worker sesuai prosedur. Hanya HTTPS publik; database tidak dibuka ke internet; debug produksi dimatikan. Nginx mengarah ke direktori public Laravel dan PHP-FPM menjalankan aplikasi.</w:t>
+        <w:t xml:space="preserve">Development → staging → production memakai monorepo dengan konfigurasi terpisah. CI memeriksa tes Laravel, lint/typecheck/build Next.js dan kontrak API. Rilis memuat migration kompatibel, backend dan build Next.js; restart worker/Node.js dilakukan terawasi. Nginx merutekan endpoint API/auth ke public/index.php Laravel dan halaman/aset ke Node.js; hanya HTTPS publik, MySQL privat, debug mati. API /api/v1/public hanya mengembalikan konten published.</w:t>
       </w:r>
     </w:p>
     <w:p>
@@ -8383,7 +8415,7 @@
         <w:pStyle w:val="ListBullet"/>
       </w:pPr>
       <w:r>
-        <w:t>Queue Laravel dimulai dengan driver database; retry terbatas dan idempotensi mencegah hasil ganda. Job terkait transaksi dikirim setelah commit. Proses PDF, impor dan backup tidak dijalankan sebagai pekerjaan panjang pada permintaan halaman Inertia.</w:t>
+        <w:t xml:space="preserve">Queue Laravel memakai driver database, timeout job awal 300 detik, retry maksimal 3 kali dengan backoff dan retry_after lebih besar dari timeout. Job dikirim setelah commit dan idempoten. Render PDF, impor dan backup berjalan di worker, bukan request API/halaman. Snapshot laporan diekstrak dalam consistent snapshot MySQL sebelum render berkas; cutoff awal tidak cukup untuk membekukan nilai yang sedang dikoreksi.</w:t>
       </w:r>
     </w:p>
     <w:p>
@@ -8391,7 +8423,7 @@
         <w:pStyle w:val="ListBullet"/>
       </w:pPr>
       <w:r>
-        <w:t>Backup terenkripsi bila diperlukan oleh klasifikasi, akses terbatas, salinan terpisah, log dan latihan restore. Backup yang berada hanya pada server produksi tidak cukup.</w:t>
+        <w:t xml:space="preserve">Backup database dan berkas wajib terenkripsi, checksum/manifest konsisten dan salinan terpisah; kunci disimpan terpisah dari backup. Default harian dan retensi/restore sesuai DEC-14, dengan log keberhasilan/kegagalan di luar database produksi.</w:t>
       </w:r>
     </w:p>
     <w:p>
@@ -8399,7 +8431,7 @@
         <w:pStyle w:val="ListBullet"/>
       </w:pPr>
       <w:r>
-        <w:t>Git dan pemeriksaan rilis digunakan. Infrastruktur awal dapat satu server; worker/database dipisah bila metrik menunjukkan kebutuhan. Hosting final dicatat DEC-11.</w:t>
+        <w:t xml:space="preserve">Git dan pemeriksaan rilis digunakan. Node.js Next.js, PHP-FPM, worker/scheduler dan MySQL dipantau. Notifikasi kegagalan hanya metadata aman ke pengelola yang dikonfigurasi. Pemisahan worker/database dilakukan berdasarkan pengukuran.</w:t>
       </w:r>
     </w:p>
     <w:p>
@@ -8412,12 +8444,44 @@
     </w:p>
     <w:p>
       <w:r>
-        <w:t>Setiap keputusan penting mencatat konteks, keputusan, alasan, konsekuensi, pemilik, dan tanggal. ADR-01: Laravel + Inertia + React/TypeScript + MySQL, modular monolith, satu repository dan rilis. Keputusan lanjutan meliputi versi dependensi, SSR publik, model periode/jadwal, pola absensi, snapshot honor, akses BK, penyimpanan berkas, serta deployment/backup. Arahan stack tidak berarti aturan bisnis yang masih terbuka sudah disahkan.</w:t>
+        <w:t xml:space="preserve">ADR mencatat konteks, alasan, konsekuensi, pemilik dan tanggal. ADR-01 menetapkan Laravel API + Next.js/React + MySQL; ADR-02 Sanctum cookie pada same-origin; ADR-03 snapshot honor/paket; ADR-04 snapshot laporan dan perubahan tarif/kategori bertanggal. Default DEC-01–DEC-19 dapat direvisi dengan versi efektif baru; hasil historis tidak ditimpa.</w:t>
       </w:r>
     </w:p>
     <w:p>
       <w:r>
         <w:br w:type="page"/>
+      </w:r>
+    </w:p>
+    <w:p>
+      <w:pPr>
+        <w:pStyle w:val="Heading2"/>
+      </w:pPr>
+      <w:r>
+        <w:t xml:space="preserve">8.6 Kontrak API, cache dan kompatibilitas rilis</w:t>
+      </w:r>
+    </w:p>
+    <w:p>
+      <w:pPr>
+        <w:pStyle w:val="Normal"/>
+      </w:pPr>
+      <w:r>
+        <w:t xml:space="preserve">GET /api/v1/me menyediakan identitas/izin tampilan minimum; /api/v1/public hanya konten terbit; endpoint domain mengembalikan data, meta pagination dan request_id. Ukuran halaman default 25/maksimal 100. Konflik idempotensi atau lock_version menghasilkan 409; idempotency key terikat aktor/operasi/hash payload. Backend menolak atribut dan scope yang tidak diizinkan.</w:t>
+      </w:r>
+    </w:p>
+    <w:p>
+      <w:pPr>
+        <w:pStyle w:val="Normal"/>
+      </w:pPr>
+      <w:r>
+        <w:t xml:space="preserve">GET personal dan unduhan privat mengirim Cache-Control: private, no-store. Seluruh respons Set-Cookie/auth di Nginx melewati cache. Konten publik yang wajib mendukung pencabutan tidak memakai cache bersama pada baseline; optimasi cache publik kemudian harus mempunyai invalidasi sinkron atau batas staleness eksplisit. API publik tetap memeriksa published_revision dan aset belum dicabut.</w:t>
+      </w:r>
+    </w:p>
+    <w:p>
+      <w:pPr>
+        <w:pStyle w:val="Normal"/>
+      </w:pPr>
+      <w:r>
+        <w:t xml:space="preserve">Laravel menjadi pemilik akun, sesi dan izin; Next.js tidak mempunyai users/session database terpisah. Endpoint autentikasi didaftarkan eksplisit pada reverse proxy. Credential server ke server hanya ke host backend tetap; URL dari input tidak boleh menerima cookie/secret. Secret ENV tidak dikirim sebagai NEXT_PUBLIC_ atau props.</w:t>
       </w:r>
     </w:p>
     <w:p>
@@ -8430,7 +8494,7 @@
     </w:p>
     <w:p>
       <w:r>
-        <w:t>Pengembangan dilakukan bertahap dengan validasi pengguna dan pengujian sejak awal menggunakan Laravel + Inertia + React. Durasi tidak ditetapkan sebelum ukuran tim, kualitas data, dan keputusan bisnis diketahui. Fondasi periode, akses dan sumber honor diselesaikan lebih dahulu. Setiap fitur mengintegrasikan route/controller Laravel, layanan bisnis dan halaman React dalam satu alur.</w:t>
+        <w:t xml:space="preserve">Pengembangan bertahap menggunakan Laravel API dan Next.js/React, dengan pengujian kontrak dan integrasi sejak awal. Fondasi akses, periode dan sumber honor dikerjakan dahulu. Setiap fitur menghubungkan endpoint Laravel, layanan bisnis dan halaman Next.js; ukuran tim dan hasil pilot menentukan durasi.</w:t>
       </w:r>
     </w:p>
     <w:tbl>
@@ -8461,7 +8525,7 @@
               <w:rPr>
                 <w:sz w:val="18"/>
               </w:rPr>
-              <w:t>Tahap</w:t>
+              <w:t xml:space="preserve">Tahap</w:t>
             </w:r>
           </w:p>
         </w:tc>
@@ -8477,7 +8541,7 @@
               <w:rPr>
                 <w:sz w:val="18"/>
               </w:rPr>
-              <w:t>Kegiatan / hasil</w:t>
+              <w:t xml:space="preserve">Kegiatan / hasil</w:t>
             </w:r>
           </w:p>
         </w:tc>
@@ -8493,7 +8557,7 @@
               <w:rPr>
                 <w:sz w:val="18"/>
               </w:rPr>
-              <w:t>Kriteria selesai</w:t>
+              <w:t xml:space="preserve">Kriteria selesai</w:t>
             </w:r>
           </w:p>
         </w:tc>
@@ -8514,7 +8578,7 @@
               <w:rPr>
                 <w:sz w:val="18"/>
               </w:rPr>
-              <w:t>0 — Validasi</w:t>
+              <w:t xml:space="preserve">0 — Validasi</w:t>
             </w:r>
           </w:p>
         </w:tc>
@@ -8530,7 +8594,7 @@
               <w:rPr>
                 <w:sz w:val="18"/>
               </w:rPr>
-              <w:t>Wawancara pemilik proses; gunakan jadwal/absensi/honor nyata; finalkan cakupan MVP, keputusan kritis dan prioritas.</w:t>
+              <w:t xml:space="preserve">Terapkan default DEC v1.2, isi data nyata onboarding, contoh transaksi, tarif, kalender dan akun pemegang mandat.</w:t>
             </w:r>
           </w:p>
         </w:tc>
@@ -8546,7 +8610,7 @@
               <w:rPr>
                 <w:sz w:val="18"/>
               </w:rPr>
-              <w:t>Aturan inti, verifikator, pemeriksa/pengesah dan model absensi disetujui; asumsi dicatat.</w:t>
+              <w:t xml:space="preserve">Baseline dan data konfigurasi tersedia; akun/mandat dapat ditelusuri, tarif contoh tidak menjadi tarif produksi.</w:t>
             </w:r>
           </w:p>
         </w:tc>
@@ -8567,7 +8631,7 @@
               <w:rPr>
                 <w:sz w:val="18"/>
               </w:rPr>
-              <w:t>1 — Desain/fondasi</w:t>
+              <w:t xml:space="preserve">1 — Desain/fondasi</w:t>
             </w:r>
           </w:p>
         </w:tc>
@@ -8583,7 +8647,7 @@
               <w:rPr>
                 <w:sz w:val="18"/>
               </w:rPr>
-              <w:t>ERD/kamus data inti, ADR versi, satu repository Laravel React starter kit dengan Inertia/TypeScript, build Vite, autentikasi sesi, Policies, data master dan periode.</w:t>
+              <w:t xml:space="preserve">ERD/kamus data, backend Laravel API + Sanctum, frontend Next.js/TypeScript, OpenAPI, master/periode, CI dan staging.</w:t>
             </w:r>
           </w:p>
         </w:tc>
@@ -8599,7 +8663,7 @@
               <w:rPr>
                 <w:sz w:val="18"/>
               </w:rPr>
-              <w:t>Login dan navigasi Inertia berjalan; props hanya memuat data berizin; izin teruji; impor master valid; staging berjalan.</w:t>
+              <w:t xml:space="preserve">Login cookie/CSRF dan navigasi Next.js berjalan; API minimum berizin, CORS teruji, impor valid, frontend/backend build lulus.</w:t>
             </w:r>
           </w:p>
         </w:tc>
@@ -8620,7 +8684,7 @@
               <w:rPr>
                 <w:sz w:val="18"/>
               </w:rPr>
-              <w:t>2 — Akademik/kehadiran</w:t>
+              <w:t xml:space="preserve">2 — Akademik/kehadiran</w:t>
             </w:r>
           </w:p>
         </w:tc>
@@ -8636,7 +8700,7 @@
               <w:rPr>
                 <w:sz w:val="18"/>
               </w:rPr>
-              <w:t>Penugasan, jadwal berversi, kalender, pertemuan, absensi pegawai/siswa, realisasi/verifikasi.</w:t>
+              <w:t xml:space="preserve">Penugasan, jadwal berversi, kalender, pertemuan, absensi pegawai/siswa, realisasi/verifikasi.</w:t>
             </w:r>
           </w:p>
         </w:tc>
@@ -8652,7 +8716,7 @@
               <w:rPr>
                 <w:sz w:val="18"/>
               </w:rPr>
-              <w:t>Riwayat terjaga, duplikasi/benturan dicegah; uji akses dan koreksi lulus.</w:t>
+              <w:t xml:space="preserve">Riwayat terjaga, duplikasi/benturan dicegah; uji akses dan koreksi lulus.</w:t>
             </w:r>
           </w:p>
         </w:tc>
@@ -8673,7 +8737,7 @@
               <w:rPr>
                 <w:sz w:val="18"/>
               </w:rPr>
-              <w:t>3 — Honor</w:t>
+              <w:t xml:space="preserve">3 — Honor</w:t>
             </w:r>
           </w:p>
         </w:tc>
@@ -8689,7 +8753,7 @@
               <w:rPr>
                 <w:sz w:val="18"/>
               </w:rPr>
-              <w:t>Tarif, sumber JP, komponen, pemeriksaan, pengesahan/penguncian, penyesuaian, laporan.</w:t>
+              <w:t xml:space="preserve">Tarif, sumber JP, komponen, pemeriksaan, pengesahan/penguncian, penyesuaian, laporan.</w:t>
             </w:r>
           </w:p>
         </w:tc>
@@ -8705,7 +8769,7 @@
               <w:rPr>
                 <w:sz w:val="18"/>
               </w:rPr>
-              <w:t>Satu alur guru selesai dari jadwal sampai honor; rekonsiliasi manual, transaksi/paralel dan snapshot lulus.</w:t>
+              <w:t xml:space="preserve">Satu alur guru selesai dari jadwal sampai honor; rekonsiliasi manual, transaksi/paralel dan snapshot lulus.</w:t>
             </w:r>
           </w:p>
         </w:tc>
@@ -8726,7 +8790,7 @@
               <w:rPr>
                 <w:sz w:val="18"/>
               </w:rPr>
-              <w:t>4 — Soal/BK/TU</w:t>
+              <w:t xml:space="preserve">4 — Soal/BK/TU</w:t>
             </w:r>
           </w:p>
         </w:tc>
@@ -8742,7 +8806,7 @@
               <w:rPr>
                 <w:sz w:val="18"/>
               </w:rPr>
-              <w:t>Versi paket cetak, pemisahan kunci, BK internal/ringkasan, surat/arsip; disposisi jika dipilih.</w:t>
+              <w:t xml:space="preserve">Soal/paket PDF, BK internal/ringkasan, surat/arsip; DOCX/disposisi nonaktif.</w:t>
             </w:r>
           </w:p>
         </w:tc>
@@ -8758,7 +8822,7 @@
               <w:rPr>
                 <w:sz w:val="18"/>
               </w:rPr>
-              <w:t>Hak akses dan template ditinjau pemilik proses; ekspor/unduhan privat teruji.</w:t>
+              <w:t xml:space="preserve">Hak akses dan template ditinjau pemilik proses; ekspor/unduhan privat teruji.</w:t>
             </w:r>
           </w:p>
         </w:tc>
@@ -8779,7 +8843,7 @@
               <w:rPr>
                 <w:sz w:val="18"/>
               </w:rPr>
-              <w:t>5 — Portal/website/dashboard</w:t>
+              <w:t xml:space="preserve">5 — Portal/website/dashboard</w:t>
             </w:r>
           </w:p>
         </w:tc>
@@ -8795,7 +8859,7 @@
               <w:rPr>
                 <w:sz w:val="18"/>
               </w:rPr>
-              <w:t>Verifikasi wali, portal, draf/publikasi website, dashboard/laporan konsisten.</w:t>
+              <w:t xml:space="preserve">Verifikasi wali, portal, draf/publikasi website, dashboard/laporan konsisten.</w:t>
             </w:r>
           </w:p>
         </w:tc>
@@ -8811,7 +8875,7 @@
               <w:rPr>
                 <w:sz w:val="18"/>
               </w:rPr>
-              <w:t>Uji siswa lain dan kebocoran dokumen lulus; angka sesuai laporan; editor/penerbit ditetapkan.</w:t>
+              <w:t xml:space="preserve">Uji siswa lain dan kebocoran dokumen lulus; angka sesuai laporan; editor/penerbit ditetapkan.</w:t>
             </w:r>
           </w:p>
         </w:tc>
@@ -8832,7 +8896,7 @@
               <w:rPr>
                 <w:sz w:val="18"/>
               </w:rPr>
-              <w:t>6 — Pilot/cutover</w:t>
+              <w:t xml:space="preserve">6 — Pilot/cutover</w:t>
             </w:r>
           </w:p>
         </w:tc>
@@ -8848,7 +8912,7 @@
               <w:rPr>
                 <w:sz w:val="18"/>
               </w:rPr>
-              <w:t>UAT, uji beban, restore, migrasi percobaan/final, pelatihan, panduan dan runbook.</w:t>
+              <w:t xml:space="preserve">UAT, uji beban, restore, migrasi percobaan/final, pelatihan, panduan dan runbook.</w:t>
             </w:r>
           </w:p>
         </w:tc>
@@ -8864,7 +8928,7 @@
               <w:rPr>
                 <w:sz w:val="18"/>
               </w:rPr>
-              <w:t>Pemilik proses menyetujui bukti penerimaan; data direkonsiliasi dan prosedur rollback tersedia.</w:t>
+              <w:t xml:space="preserve">Pemilik proses menyetujui bukti penerimaan; data direkonsiliasi dan prosedur rollback tersedia.</w:t>
             </w:r>
           </w:p>
         </w:tc>
@@ -8885,7 +8949,7 @@
               <w:rPr>
                 <w:sz w:val="18"/>
               </w:rPr>
-              <w:t>7 — Operasional</w:t>
+              <w:t xml:space="preserve">7 — Operasional</w:t>
             </w:r>
           </w:p>
         </w:tc>
@@ -8901,7 +8965,7 @@
               <w:rPr>
                 <w:sz w:val="18"/>
               </w:rPr>
-              <w:t>Pemantauan, respons gangguan, pemeliharaan, pembaruan dependensi, backlog perbaikan.</w:t>
+              <w:t xml:space="preserve">Pemantauan, respons gangguan, pemeliharaan, pembaruan dependensi, backlog perbaikan.</w:t>
             </w:r>
           </w:p>
         </w:tc>
@@ -8917,7 +8981,7 @@
               <w:rPr>
                 <w:sz w:val="18"/>
               </w:rPr>
-              <w:t>Pengelola dan jadwal pemeliharaan aktif; laporan backup/restore dan incident ditinjau.</w:t>
+              <w:t xml:space="preserve">Pengelola dan jadwal pemeliharaan aktif; laporan backup/restore dan incident ditinjau.</w:t>
             </w:r>
           </w:p>
         </w:tc>
@@ -8934,7 +8998,7 @@
     </w:p>
     <w:p>
       <w:r>
-        <w:t>USULAN MVP: tahap 1–2 dan laporan dasar. Honor ditambahkan setelah absensi sumber dapat dipercaya. Uji satu alur lengkap terlebih dahulu: seorang guru → jadwal → pertemuan → realisasi → verifikasi → rekap → honor terkunci. Prioritas bank soal/BK/TU/portal dapat disesuaikan melalui backlog, tanpa melanggar ketergantungan data.</w:t>
+        <w:t xml:space="preserve">MVP tahap 1–2 dan laporan dasar; honor menyusul setelah sumber absensi/realisasi terpercaya. Selesaikan satu alur guru → jadwal → pertemuan → realisasi → verifikasi → honor locked. Seluruh 15 modul tetap cakupan rilis awal penuh secara bertahap; fitur yang dinyatakan nonaktif berada pada backlog.</w:t>
       </w:r>
     </w:p>
     <w:p>
@@ -9010,7 +9074,7 @@
     </w:p>
     <w:p>
       <w:r>
-        <w:t>Skenario berikut menjadi baseline UAT dan traceability. Hasil uji menyimpan data uji, langkah, aktual, status lulus/gagal, bukti, pelaksana, tanggal dan versi aplikasi. Gunakan data sintetis atau data uji yang diizinkan. Tambahkan kasus batas sesuai keputusan bisnis.</w:t>
+        <w:t xml:space="preserve">Skenario berikut menjadi baseline UAT dan traceability v1.2. Bukti uji mencatat dataset, langkah, aktual, hasil, pelaksana, tanggal dan versi. Gunakan data sintetis atau data yang diizinkan; semua default DEC harus mempunyai skenario batas.</w:t>
       </w:r>
     </w:p>
     <w:tbl>
@@ -9042,7 +9106,7 @@
               <w:rPr>
                 <w:sz w:val="18"/>
               </w:rPr>
-              <w:t>AC</w:t>
+              <w:t xml:space="preserve">AC</w:t>
             </w:r>
           </w:p>
         </w:tc>
@@ -9058,7 +9122,7 @@
               <w:rPr>
                 <w:sz w:val="18"/>
               </w:rPr>
-              <w:t>Acuan</w:t>
+              <w:t xml:space="preserve">Acuan</w:t>
             </w:r>
           </w:p>
         </w:tc>
@@ -9074,7 +9138,7 @@
               <w:rPr>
                 <w:sz w:val="18"/>
               </w:rPr>
-              <w:t>Skenario</w:t>
+              <w:t xml:space="preserve">Skenario</w:t>
             </w:r>
           </w:p>
         </w:tc>
@@ -9090,7 +9154,7 @@
               <w:rPr>
                 <w:sz w:val="18"/>
               </w:rPr>
-              <w:t>Hasil diharapkan</w:t>
+              <w:t xml:space="preserve">Hasil diharapkan</w:t>
             </w:r>
           </w:p>
         </w:tc>
@@ -9111,7 +9175,7 @@
               <w:rPr>
                 <w:sz w:val="18"/>
               </w:rPr>
-              <w:t>AC-01</w:t>
+              <w:t xml:space="preserve">AC-01</w:t>
             </w:r>
           </w:p>
         </w:tc>
@@ -9127,7 +9191,7 @@
               <w:rPr>
                 <w:sz w:val="18"/>
               </w:rPr>
-              <w:t>FR-01; NFR-04</w:t>
+              <w:t xml:space="preserve">FR-01; NFR-04</w:t>
             </w:r>
           </w:p>
         </w:tc>
@@ -9143,7 +9207,7 @@
               <w:rPr>
                 <w:sz w:val="18"/>
               </w:rPr>
-              <w:t>Akun dinonaktifkan dengan sesi masih aktif.</w:t>
+              <w:t xml:space="preserve">Akun dinonaktifkan dengan sesi masih aktif.</w:t>
             </w:r>
           </w:p>
         </w:tc>
@@ -9159,7 +9223,7 @@
               <w:rPr>
                 <w:sz w:val="18"/>
               </w:rPr>
-              <w:t>Permintaan berikutnya ditolak; login ulang gagal; perubahan diaudit.</w:t>
+              <w:t xml:space="preserve">Permintaan berikutnya ditolak; login ulang gagal; perubahan diaudit.</w:t>
             </w:r>
           </w:p>
         </w:tc>
@@ -9180,7 +9244,7 @@
               <w:rPr>
                 <w:sz w:val="18"/>
               </w:rPr>
-              <w:t>AC-02</w:t>
+              <w:t xml:space="preserve">AC-02</w:t>
             </w:r>
           </w:p>
         </w:tc>
@@ -9196,7 +9260,7 @@
               <w:rPr>
                 <w:sz w:val="18"/>
               </w:rPr>
-              <w:t>FR-02-02/03</w:t>
+              <w:t xml:space="preserve">FR-02-02/03</w:t>
             </w:r>
           </w:p>
         </w:tc>
@@ -9212,7 +9276,7 @@
               <w:rPr>
                 <w:sz w:val="18"/>
               </w:rPr>
-              <w:t>Impor berisi ID ganda/data wajib kosong, lalu berkas valid diimpor ulang.</w:t>
+              <w:t xml:space="preserve">Impor berisi ID ganda/data wajib kosong, lalu berkas valid diimpor ulang.</w:t>
             </w:r>
           </w:p>
         </w:tc>
@@ -9228,7 +9292,7 @@
               <w:rPr>
                 <w:sz w:val="18"/>
               </w:rPr>
-              <w:t>Baris salah dilaporkan; impor ulang tidak membuat identitas ganda.</w:t>
+              <w:t xml:space="preserve">Baris salah dilaporkan; impor ulang tidak membuat identitas ganda.</w:t>
             </w:r>
           </w:p>
         </w:tc>
@@ -9249,7 +9313,7 @@
               <w:rPr>
                 <w:sz w:val="18"/>
               </w:rPr>
-              <w:t>AC-03</w:t>
+              <w:t xml:space="preserve">AC-03</w:t>
             </w:r>
           </w:p>
         </w:tc>
@@ -9265,7 +9329,7 @@
               <w:rPr>
                 <w:sz w:val="18"/>
               </w:rPr>
-              <w:t>FR-03; BR-01/02</w:t>
+              <w:t xml:space="preserve">FR-03; BR-01/02</w:t>
             </w:r>
           </w:p>
         </w:tc>
@@ -9281,7 +9345,7 @@
               <w:rPr>
                 <w:sz w:val="18"/>
               </w:rPr>
-              <w:t>Siswa naik/pindah kelas dan laporan periode lama dibuka.</w:t>
+              <w:t xml:space="preserve">Siswa naik/pindah kelas dan laporan periode lama dibuka.</w:t>
             </w:r>
           </w:p>
         </w:tc>
@@ -9297,7 +9361,7 @@
               <w:rPr>
                 <w:sz w:val="18"/>
               </w:rPr>
-              <w:t>Kelas lama dan transaksi historis tetap benar; kelas aktif mengikuti periode.</w:t>
+              <w:t xml:space="preserve">Kelas lama dan transaksi historis tetap benar; kelas aktif mengikuti periode.</w:t>
             </w:r>
           </w:p>
         </w:tc>
@@ -9318,7 +9382,7 @@
               <w:rPr>
                 <w:sz w:val="18"/>
               </w:rPr>
-              <w:t>AC-04</w:t>
+              <w:t xml:space="preserve">AC-04</w:t>
             </w:r>
           </w:p>
         </w:tc>
@@ -9334,7 +9398,7 @@
               <w:rPr>
                 <w:sz w:val="18"/>
               </w:rPr>
-              <w:t>FR-04-02</w:t>
+              <w:t xml:space="preserve">FR-04-02</w:t>
             </w:r>
           </w:p>
         </w:tc>
@@ -9350,7 +9414,7 @@
               <w:rPr>
                 <w:sz w:val="18"/>
               </w:rPr>
-              <w:t>Dua jadwal guru/kelas bertumpang tindih.</w:t>
+              <w:t xml:space="preserve">Dua jadwal guru/kelas bertumpang tindih.</w:t>
             </w:r>
           </w:p>
         </w:tc>
@@ -9366,7 +9430,7 @@
               <w:rPr>
                 <w:sz w:val="18"/>
               </w:rPr>
-              <w:t>Benturan ditolak; jadwal valid tersimpan.</w:t>
+              <w:t xml:space="preserve">Benturan ditolak; jadwal valid tersimpan.</w:t>
             </w:r>
           </w:p>
         </w:tc>
@@ -9387,7 +9451,7 @@
               <w:rPr>
                 <w:sz w:val="18"/>
               </w:rPr>
-              <w:t>AC-05</w:t>
+              <w:t xml:space="preserve">AC-05</w:t>
             </w:r>
           </w:p>
         </w:tc>
@@ -9403,7 +9467,7 @@
               <w:rPr>
                 <w:sz w:val="18"/>
               </w:rPr>
-              <w:t>FR-04-03; BR-03</w:t>
+              <w:t xml:space="preserve">FR-04-03; BR-03</w:t>
             </w:r>
           </w:p>
         </w:tc>
@@ -9419,7 +9483,7 @@
               <w:rPr>
                 <w:sz w:val="18"/>
               </w:rPr>
-              <w:t>Jadwal diubah setelah satu pertemuan terlaksana.</w:t>
+              <w:t xml:space="preserve">Jadwal diubah setelah satu pertemuan terlaksana.</w:t>
             </w:r>
           </w:p>
         </w:tc>
@@ -9435,7 +9499,7 @@
               <w:rPr>
                 <w:sz w:val="18"/>
               </w:rPr>
-              <w:t>Pertemuan lama tetap memiliki guru/kelas/slot sumber yang benar.</w:t>
+              <w:t xml:space="preserve">Pertemuan lama tetap memiliki guru/kelas/slot sumber yang benar.</w:t>
             </w:r>
           </w:p>
         </w:tc>
@@ -9456,7 +9520,7 @@
               <w:rPr>
                 <w:sz w:val="18"/>
               </w:rPr>
-              <w:t>AC-06</w:t>
+              <w:t xml:space="preserve">AC-06</w:t>
             </w:r>
           </w:p>
         </w:tc>
@@ -9472,7 +9536,7 @@
               <w:rPr>
                 <w:sz w:val="18"/>
               </w:rPr>
-              <w:t>FR-05; BR-07/10</w:t>
+              <w:t xml:space="preserve">FR-05; BR-07/10</w:t>
             </w:r>
           </w:p>
         </w:tc>
@@ -9488,7 +9552,7 @@
               <w:rPr>
                 <w:sz w:val="18"/>
               </w:rPr>
-              <w:t>Absensi masuk dikirim dua kali lalu dikoreksi petugas.</w:t>
+              <w:t xml:space="preserve">Absensi masuk dikirim dua kali lalu dikoreksi petugas.</w:t>
             </w:r>
           </w:p>
         </w:tc>
@@ -9504,7 +9568,7 @@
               <w:rPr>
                 <w:sz w:val="18"/>
               </w:rPr>
-              <w:t>Tidak ganda; koreksi beralasan/tercatat; tidak otomatis menjadi JP mengajar.</w:t>
+              <w:t xml:space="preserve">Tidak ganda; koreksi beralasan/tercatat; tidak otomatis menjadi JP mengajar.</w:t>
             </w:r>
           </w:p>
         </w:tc>
@@ -9525,7 +9589,7 @@
               <w:rPr>
                 <w:sz w:val="18"/>
               </w:rPr>
-              <w:t>AC-07</w:t>
+              <w:t xml:space="preserve">AC-07</w:t>
             </w:r>
           </w:p>
         </w:tc>
@@ -9541,7 +9605,7 @@
               <w:rPr>
                 <w:sz w:val="18"/>
               </w:rPr>
-              <w:t>FR-06-01/04</w:t>
+              <w:t xml:space="preserve">FR-06-01/04</w:t>
             </w:r>
           </w:p>
         </w:tc>
@@ -9557,7 +9621,7 @@
               <w:rPr>
                 <w:sz w:val="18"/>
               </w:rPr>
-              <w:t>Realisasi pertemuan sama dikirim dua kali/paralel.</w:t>
+              <w:t xml:space="preserve">Realisasi pertemuan sama dikirim dua kali/paralel.</w:t>
             </w:r>
           </w:p>
         </w:tc>
@@ -9573,7 +9637,7 @@
               <w:rPr>
                 <w:sz w:val="18"/>
               </w:rPr>
-              <w:t>Satu catatan aktif; tidak terjadi JP ganda.</w:t>
+              <w:t xml:space="preserve">Satu catatan aktif; tidak terjadi JP ganda.</w:t>
             </w:r>
           </w:p>
         </w:tc>
@@ -9594,7 +9658,7 @@
               <w:rPr>
                 <w:sz w:val="18"/>
               </w:rPr>
-              <w:t>AC-08</w:t>
+              <w:t xml:space="preserve">AC-08</w:t>
             </w:r>
           </w:p>
         </w:tc>
@@ -9610,7 +9674,7 @@
               <w:rPr>
                 <w:sz w:val="18"/>
               </w:rPr>
-              <w:t>FR-06-02/03</w:t>
+              <w:t xml:space="preserve">FR-06-02/03</w:t>
             </w:r>
           </w:p>
         </w:tc>
@@ -9626,7 +9690,7 @@
               <w:rPr>
                 <w:sz w:val="18"/>
               </w:rPr>
-              <w:t>Realisasi ditolak lalu direvisi dan diajukan ulang.</w:t>
+              <w:t xml:space="preserve">Realisasi ditolak lalu direvisi dan diajukan ulang.</w:t>
             </w:r>
           </w:p>
         </w:tc>
@@ -9642,7 +9706,7 @@
               <w:rPr>
                 <w:sz w:val="18"/>
               </w:rPr>
-              <w:t>Alasan/riwayat tersimpan; hanya data yang memenuhi aturan masuk honor.</w:t>
+              <w:t xml:space="preserve">Alasan/riwayat tersimpan; hanya data yang memenuhi aturan masuk honor.</w:t>
             </w:r>
           </w:p>
         </w:tc>
@@ -9663,7 +9727,7 @@
               <w:rPr>
                 <w:sz w:val="18"/>
               </w:rPr>
-              <w:t>AC-09</w:t>
+              <w:t xml:space="preserve">AC-09</w:t>
             </w:r>
           </w:p>
         </w:tc>
@@ -9679,7 +9743,7 @@
               <w:rPr>
                 <w:sz w:val="18"/>
               </w:rPr>
-              <w:t>FR-04-04; FR-08; DEC-03</w:t>
+              <w:t xml:space="preserve">FR-04-04; FR-08; DEC-03</w:t>
             </w:r>
           </w:p>
         </w:tc>
@@ -9695,7 +9759,7 @@
               <w:rPr>
                 <w:sz w:val="18"/>
               </w:rPr>
-              <w:t>Guru digantikan pada pertemuan tertentu.</w:t>
+              <w:t xml:space="preserve">Guru digantikan pada pertemuan tertentu.</w:t>
             </w:r>
           </w:p>
         </w:tc>
@@ -9711,7 +9775,7 @@
               <w:rPr>
                 <w:sz w:val="18"/>
               </w:rPr>
-              <w:t>Guru terjadwal/pelaksana benar; penerima dan JP honor sesuai kebijakan, tanpa pembayaran ganda yang tidak sah.</w:t>
+              <w:t xml:space="preserve">Guru terjadwal/pelaksana/penerima sesuai default policy, tanpa JP/honor ganda.</w:t>
             </w:r>
           </w:p>
         </w:tc>
@@ -9732,7 +9796,7 @@
               <w:rPr>
                 <w:sz w:val="18"/>
               </w:rPr>
-              <w:t>AC-10</w:t>
+              <w:t xml:space="preserve">AC-10</w:t>
             </w:r>
           </w:p>
         </w:tc>
@@ -9748,7 +9812,7 @@
               <w:rPr>
                 <w:sz w:val="18"/>
               </w:rPr>
-              <w:t>FR-07; BR-08/09</w:t>
+              <w:t xml:space="preserve">FR-07; BR-08/09</w:t>
             </w:r>
           </w:p>
         </w:tc>
@@ -9764,7 +9828,7 @@
               <w:rPr>
                 <w:sz w:val="18"/>
               </w:rPr>
-              <w:t>Input harian/pertemuan diulang dan kelas berubah.</w:t>
+              <w:t xml:space="preserve">Input harian berulang dan mutasi kelas; API mode pertemuan dicoba.</w:t>
             </w:r>
           </w:p>
         </w:tc>
@@ -9780,7 +9844,7 @@
               <w:rPr>
                 <w:sz w:val="18"/>
               </w:rPr>
-              <w:t>Keunikan sesuai model; siswa berdasarkan keanggotaan tanggal; rekap sesuai aturan.</w:t>
+              <w:t xml:space="preserve">Unique siswa/tanggal, enrollment benar; mode nonaktif ditolak; tidak ada catatan bukan alpa.</w:t>
             </w:r>
           </w:p>
         </w:tc>
@@ -9801,7 +9865,7 @@
               <w:rPr>
                 <w:sz w:val="18"/>
               </w:rPr>
-              <w:t>AC-11</w:t>
+              <w:t xml:space="preserve">AC-11</w:t>
             </w:r>
           </w:p>
         </w:tc>
@@ -9817,7 +9881,7 @@
               <w:rPr>
                 <w:sz w:val="18"/>
               </w:rPr>
-              <w:t>FR-08-02/03</w:t>
+              <w:t xml:space="preserve">FR-08-02/03</w:t>
             </w:r>
           </w:p>
         </w:tc>
@@ -9833,7 +9897,7 @@
               <w:rPr>
                 <w:sz w:val="18"/>
               </w:rPr>
-              <w:t>Gunakan simulasi 72 × 25.000 + 300.000 + 500.000, tanpa potongan.</w:t>
+              <w:t xml:space="preserve">Gunakan simulasi 72 × 25.000 + 300.000 + 500.000, tanpa potongan.</w:t>
             </w:r>
           </w:p>
         </w:tc>
@@ -9849,7 +9913,7 @@
               <w:rPr>
                 <w:sz w:val="18"/>
               </w:rPr>
-              <w:t>Total Rp2.600.000 dan rincian sumber dapat ditelusuri; angka bukan tarif resmi.</w:t>
+              <w:t xml:space="preserve">Total Rp2.600.000 dan rincian sumber dapat ditelusuri; angka bukan tarif resmi.</w:t>
             </w:r>
           </w:p>
         </w:tc>
@@ -9870,7 +9934,7 @@
               <w:rPr>
                 <w:sz w:val="18"/>
               </w:rPr>
-              <w:t>AC-12</w:t>
+              <w:t xml:space="preserve">AC-12</w:t>
             </w:r>
           </w:p>
         </w:tc>
@@ -9886,7 +9950,7 @@
               <w:rPr>
                 <w:sz w:val="18"/>
               </w:rPr>
-              <w:t>FR-08-01/03; BR-11</w:t>
+              <w:t xml:space="preserve">FR-08-01/03; BR-11</w:t>
             </w:r>
           </w:p>
         </w:tc>
@@ -9902,7 +9966,7 @@
               <w:rPr>
                 <w:sz w:val="18"/>
               </w:rPr>
-              <w:t>Tarif berubah di tengah periode dan tarif periode baru ditambahkan.</w:t>
+              <w:t xml:space="preserve">Tarif berubah di tengah periode dan tarif periode baru ditambahkan.</w:t>
             </w:r>
           </w:p>
         </w:tc>
@@ -9918,7 +9982,7 @@
               <w:rPr>
                 <w:sz w:val="18"/>
               </w:rPr>
-              <w:t>Setiap sumber memakai tarif tanggal yang tepat; snapshot lama tidak berubah.</w:t>
+              <w:t xml:space="preserve">Setiap sumber memakai tarif tanggal yang tepat; snapshot lama tidak berubah.</w:t>
             </w:r>
           </w:p>
         </w:tc>
@@ -9939,7 +10003,7 @@
               <w:rPr>
                 <w:sz w:val="18"/>
               </w:rPr>
-              <w:t>AC-13</w:t>
+              <w:t xml:space="preserve">AC-13</w:t>
             </w:r>
           </w:p>
         </w:tc>
@@ -9955,7 +10019,7 @@
               <w:rPr>
                 <w:sz w:val="18"/>
               </w:rPr>
-              <w:t>FR-08-04/05; BR-13–17</w:t>
+              <w:t xml:space="preserve">FR-08-04/05; BR-13–17</w:t>
             </w:r>
           </w:p>
         </w:tc>
@@ -9971,7 +10035,7 @@
               <w:rPr>
                 <w:sz w:val="18"/>
               </w:rPr>
-              <w:t>Dua pengesahan berjalan bersamaan; hasil terkunci dicoba diedit.</w:t>
+              <w:t xml:space="preserve">Dua pengesahan berjalan bersamaan; hasil terkunci dicoba diedit.</w:t>
             </w:r>
           </w:p>
         </w:tc>
@@ -9987,7 +10051,7 @@
               <w:rPr>
                 <w:sz w:val="18"/>
               </w:rPr>
-              <w:t>Satu hasil sah; edit langsung ditolak; koreksi melalui revisi/penyesuaian berizin.</w:t>
+              <w:t xml:space="preserve">Satu hasil sah; edit ditolak, koreksi melalui adjustment berizin; maker/reviewer/approver berbeda.</w:t>
             </w:r>
           </w:p>
         </w:tc>
@@ -10008,7 +10072,7 @@
               <w:rPr>
                 <w:sz w:val="18"/>
               </w:rPr>
-              <w:t>AC-14</w:t>
+              <w:t xml:space="preserve">AC-14</w:t>
             </w:r>
           </w:p>
         </w:tc>
@@ -10024,7 +10088,7 @@
               <w:rPr>
                 <w:sz w:val="18"/>
               </w:rPr>
-              <w:t>FR-09-03/04; BR-22</w:t>
+              <w:t xml:space="preserve">FR-09-03/04; BR-22</w:t>
             </w:r>
           </w:p>
         </w:tc>
@@ -10040,7 +10104,7 @@
               <w:rPr>
                 <w:sz w:val="18"/>
               </w:rPr>
-              <w:t>Soal diubah setelah paket difinalkan; urutan jawaban paket diubah sebelum final.</w:t>
+              <w:t xml:space="preserve">Soal diubah setelah paket difinalkan; urutan jawaban paket diubah sebelum final.</w:t>
             </w:r>
           </w:p>
         </w:tc>
@@ -10056,7 +10120,7 @@
               <w:rPr>
                 <w:sz w:val="18"/>
               </w:rPr>
-              <w:t>Paket final tetap; kunci sesuai urutan final; pengguna tanpa izin tidak mengunduh kunci.</w:t>
+              <w:t xml:space="preserve">Paket final tetap; kunci sesuai urutan final; pengguna tanpa izin tidak mengunduh kunci.</w:t>
             </w:r>
           </w:p>
         </w:tc>
@@ -10077,7 +10141,7 @@
               <w:rPr>
                 <w:sz w:val="18"/>
               </w:rPr>
-              <w:t>AC-15</w:t>
+              <w:t xml:space="preserve">AC-15</w:t>
             </w:r>
           </w:p>
         </w:tc>
@@ -10093,7 +10157,7 @@
               <w:rPr>
                 <w:sz w:val="18"/>
               </w:rPr>
-              <w:t>FR-10; BR-19</w:t>
+              <w:t xml:space="preserve">FR-10; BR-19</w:t>
             </w:r>
           </w:p>
         </w:tc>
@@ -10109,7 +10173,7 @@
               <w:rPr>
                 <w:sz w:val="18"/>
               </w:rPr>
-              <w:t>BK membagikan ringkasan kepada wali; URL lampiran internal dicoba.</w:t>
+              <w:t xml:space="preserve">BK membagikan ringkasan kepada wali; URL lampiran internal dicoba.</w:t>
             </w:r>
           </w:p>
         </w:tc>
@@ -10125,7 +10189,7 @@
               <w:rPr>
                 <w:sz w:val="18"/>
               </w:rPr>
-              <w:t>Hanya ringkasan yang diizinkan terlihat; catatan/lampiran internal ditolak.</w:t>
+              <w:t xml:space="preserve">Hanya ringkasan yang diizinkan terlihat; catatan/lampiran internal ditolak.</w:t>
             </w:r>
           </w:p>
         </w:tc>
@@ -10146,7 +10210,7 @@
               <w:rPr>
                 <w:sz w:val="18"/>
               </w:rPr>
-              <w:t>AC-16</w:t>
+              <w:t xml:space="preserve">AC-16</w:t>
             </w:r>
           </w:p>
         </w:tc>
@@ -10162,7 +10226,7 @@
               <w:rPr>
                 <w:sz w:val="18"/>
               </w:rPr>
-              <w:t>FR-11; NFR-09</w:t>
+              <w:t xml:space="preserve">FR-11; NFR-09</w:t>
             </w:r>
           </w:p>
         </w:tc>
@@ -10178,7 +10242,7 @@
               <w:rPr>
                 <w:sz w:val="18"/>
               </w:rPr>
-              <w:t>Dua petugas menerbitkan nomor surat bersamaan lalu mencari arsip.</w:t>
+              <w:t xml:space="preserve">Dua petugas menerbitkan nomor surat bersamaan lalu mencari arsip.</w:t>
             </w:r>
           </w:p>
         </w:tc>
@@ -10194,7 +10258,7 @@
               <w:rPr>
                 <w:sz w:val="18"/>
               </w:rPr>
-              <w:t>Nomor unik pada lingkup; arsip/lampiran dapat dicari oleh pengguna berizin.</w:t>
+              <w:t xml:space="preserve">Nomor unik pada lingkup; arsip/lampiran dapat dicari oleh pengguna berizin.</w:t>
             </w:r>
           </w:p>
         </w:tc>
@@ -10215,7 +10279,7 @@
               <w:rPr>
                 <w:sz w:val="18"/>
               </w:rPr>
-              <w:t>AC-17</w:t>
+              <w:t xml:space="preserve">AC-17</w:t>
             </w:r>
           </w:p>
         </w:tc>
@@ -10231,7 +10295,7 @@
               <w:rPr>
                 <w:sz w:val="18"/>
               </w:rPr>
-              <w:t>FR-12; BR-20</w:t>
+              <w:t xml:space="preserve">FR-12; BR-20</w:t>
             </w:r>
           </w:p>
         </w:tc>
@@ -10247,7 +10311,7 @@
               <w:rPr>
                 <w:sz w:val="18"/>
               </w:rPr>
-              <w:t>Wali mengganti ID siswa pada halaman/API/ekspor; hubungan kemudian dicabut.</w:t>
+              <w:t xml:space="preserve">Wali mengganti ID siswa pada halaman/API/ekspor; hubungan kemudian dicabut.</w:t>
             </w:r>
           </w:p>
         </w:tc>
@@ -10263,7 +10327,7 @@
               <w:rPr>
                 <w:sz w:val="18"/>
               </w:rPr>
-              <w:t>Akses siswa lain ditolak; pencabutan berlaku; anak lain yang masih sah tetap tersedia.</w:t>
+              <w:t xml:space="preserve">Akses siswa lain ditolak; pencabutan berlaku; anak lain yang masih sah tetap tersedia.</w:t>
             </w:r>
           </w:p>
         </w:tc>
@@ -10284,7 +10348,7 @@
               <w:rPr>
                 <w:sz w:val="18"/>
               </w:rPr>
-              <w:t>AC-18</w:t>
+              <w:t xml:space="preserve">AC-18</w:t>
             </w:r>
           </w:p>
         </w:tc>
@@ -10300,7 +10364,7 @@
               <w:rPr>
                 <w:sz w:val="18"/>
               </w:rPr>
-              <w:t>FR-13; BR-21</w:t>
+              <w:t xml:space="preserve">FR-13; BR-21</w:t>
             </w:r>
           </w:p>
         </w:tc>
@@ -10316,7 +10380,7 @@
               <w:rPr>
                 <w:sz w:val="18"/>
               </w:rPr>
-              <w:t>Konten draf dan berkas privat dicoba melalui URL publik.</w:t>
+              <w:t xml:space="preserve">Konten draf dan berkas privat dicoba melalui URL publik.</w:t>
             </w:r>
           </w:p>
         </w:tc>
@@ -10332,7 +10396,7 @@
               <w:rPr>
                 <w:sz w:val="18"/>
               </w:rPr>
-              <w:t>Draf/privat tidak terbuka; hanya konten terbit dengan izin tersedia.</w:t>
+              <w:t xml:space="preserve">Draf/privat tidak terbuka; hanya konten terbit dengan izin tersedia.</w:t>
             </w:r>
           </w:p>
         </w:tc>
@@ -10353,7 +10417,7 @@
               <w:rPr>
                 <w:sz w:val="18"/>
               </w:rPr>
-              <w:t>AC-19</w:t>
+              <w:t xml:space="preserve">AC-19</w:t>
             </w:r>
           </w:p>
         </w:tc>
@@ -10369,7 +10433,7 @@
               <w:rPr>
                 <w:sz w:val="18"/>
               </w:rPr>
-              <w:t>FR-14</w:t>
+              <w:t xml:space="preserve">FR-14</w:t>
             </w:r>
           </w:p>
         </w:tc>
@@ -10385,7 +10449,7 @@
               <w:rPr>
                 <w:sz w:val="18"/>
               </w:rPr>
-              <w:t>Dashboard dan laporan memakai periode/filter sama; ekspor dibuka.</w:t>
+              <w:t xml:space="preserve">Dashboard dan laporan memakai periode/filter sama; ekspor dibuka.</w:t>
             </w:r>
           </w:p>
         </w:tc>
@@ -10401,7 +10465,7 @@
               <w:rPr>
                 <w:sz w:val="18"/>
               </w:rPr>
-              <w:t>Angka konsisten; honor draf diberi label; ekspor mengikuti cakupan pengguna.</w:t>
+              <w:t xml:space="preserve">Angka konsisten; honor draf diberi label; ekspor mengikuti cakupan pengguna.</w:t>
             </w:r>
           </w:p>
         </w:tc>
@@ -10422,7 +10486,7 @@
               <w:rPr>
                 <w:sz w:val="18"/>
               </w:rPr>
-              <w:t>AC-20</w:t>
+              <w:t xml:space="preserve">AC-20</w:t>
             </w:r>
           </w:p>
         </w:tc>
@@ -10438,7 +10502,7 @@
               <w:rPr>
                 <w:sz w:val="18"/>
               </w:rPr>
-              <w:t>FR-15; NFR-06/07</w:t>
+              <w:t xml:space="preserve">FR-15; NFR-06/07</w:t>
             </w:r>
           </w:p>
         </w:tc>
@@ -10454,7 +10518,7 @@
               <w:rPr>
                 <w:sz w:val="18"/>
               </w:rPr>
-              <w:t>Pulihkan backup data+berkas ke lingkungan bersih.</w:t>
+              <w:t xml:space="preserve">Pulihkan backup data+berkas ke lingkungan bersih.</w:t>
             </w:r>
           </w:p>
         </w:tc>
@@ -10470,7 +10534,7 @@
               <w:rPr>
                 <w:sz w:val="18"/>
               </w:rPr>
-              <w:t>Relasi dan sampel lampiran benar; RPO/RTO terukur memenuhi target yang disahkan.</w:t>
+              <w:t xml:space="preserve">Relasi dan sampel lampiran benar; RPO 24 jam/RTO 4 jam terukur dari hasil restore.</w:t>
             </w:r>
           </w:p>
         </w:tc>
@@ -10491,7 +10555,7 @@
               <w:rPr>
                 <w:sz w:val="18"/>
               </w:rPr>
-              <w:t>AC-21</w:t>
+              <w:t xml:space="preserve">AC-21</w:t>
             </w:r>
           </w:p>
         </w:tc>
@@ -10507,7 +10571,7 @@
               <w:rPr>
                 <w:sz w:val="18"/>
               </w:rPr>
-              <w:t>NFR-02/03; FR-14-03</w:t>
+              <w:t xml:space="preserve">NFR-02/03; FR-14-03</w:t>
             </w:r>
           </w:p>
         </w:tc>
@@ -10523,7 +10587,7 @@
               <w:rPr>
                 <w:sz w:val="18"/>
               </w:rPr>
-              <w:t>Uji 50 pengguna dan lonjakan 100 dengan laporan latar belakang.</w:t>
+              <w:t xml:space="preserve">Uji 50 pengguna dan lonjakan 100 dengan laporan latar belakang.</w:t>
             </w:r>
           </w:p>
         </w:tc>
@@ -10539,7 +10603,7 @@
               <w:rPr>
                 <w:sz w:val="18"/>
               </w:rPr>
-              <w:t>Metrik tercatat; target disahkan terpenuhi; laporan tidak menggandakan hasil dan kegagalan terlihat.</w:t>
+              <w:t xml:space="preserve">p95 API rutin ≤2 detik pada 50 pengguna; lonjakan 100 terukur; job tidak menggandakan hasil dan kegagalan terlihat.</w:t>
             </w:r>
           </w:p>
         </w:tc>
@@ -10560,7 +10624,7 @@
               <w:rPr>
                 <w:sz w:val="18"/>
               </w:rPr>
-              <w:t>AC-22</w:t>
+              <w:t xml:space="preserve">AC-22</w:t>
             </w:r>
           </w:p>
         </w:tc>
@@ -10576,7 +10640,7 @@
               <w:rPr>
                 <w:sz w:val="18"/>
               </w:rPr>
-              <w:t>NFR-05</w:t>
+              <w:t xml:space="preserve">NFR-05</w:t>
             </w:r>
           </w:p>
         </w:tc>
@@ -10592,7 +10656,7 @@
               <w:rPr>
                 <w:sz w:val="18"/>
               </w:rPr>
-              <w:t>Unggah tipe/ukuran terlarang dan coba unduh tanpa izin.</w:t>
+              <w:t xml:space="preserve">Unggah tipe/ukuran terlarang dan coba unduh tanpa izin.</w:t>
             </w:r>
           </w:p>
         </w:tc>
@@ -10608,7 +10672,7 @@
               <w:rPr>
                 <w:sz w:val="18"/>
               </w:rPr>
-              <w:t>Unggahan ditolak; berkas privat tidak dapat diakses langsung.</w:t>
+              <w:t xml:space="preserve">Unggahan ditolak; berkas privat tidak dapat diakses langsung.</w:t>
             </w:r>
           </w:p>
         </w:tc>
@@ -10629,7 +10693,7 @@
               <w:rPr>
                 <w:sz w:val="18"/>
               </w:rPr>
-              <w:t>AC-23</w:t>
+              <w:t xml:space="preserve">AC-23</w:t>
             </w:r>
           </w:p>
         </w:tc>
@@ -10645,7 +10709,7 @@
               <w:rPr>
                 <w:sz w:val="18"/>
               </w:rPr>
-              <w:t>NFR-09; FR-08</w:t>
+              <w:t xml:space="preserve">NFR-09; FR-08</w:t>
             </w:r>
           </w:p>
         </w:tc>
@@ -10661,7 +10725,7 @@
               <w:rPr>
                 <w:sz w:val="18"/>
               </w:rPr>
-              <w:t>Simulasikan gagal saat menyimpan detail/pengesahan honor.</w:t>
+              <w:t xml:space="preserve">Simulasikan gagal saat menyimpan detail/pengesahan honor.</w:t>
             </w:r>
           </w:p>
         </w:tc>
@@ -10677,7 +10741,7 @@
               <w:rPr>
                 <w:sz w:val="18"/>
               </w:rPr>
-              <w:t>Transaksi rollback; tidak ada rekap parsial atau status sah tanpa rincian.</w:t>
+              <w:t xml:space="preserve">Transaksi rollback; tidak ada rekap parsial atau status sah tanpa rincian.</w:t>
             </w:r>
           </w:p>
         </w:tc>
@@ -10698,7 +10762,7 @@
               <w:rPr>
                 <w:sz w:val="18"/>
               </w:rPr>
-              <w:t>AC-24</w:t>
+              <w:t xml:space="preserve">AC-24</w:t>
             </w:r>
           </w:p>
         </w:tc>
@@ -10714,7 +10778,7 @@
               <w:rPr>
                 <w:sz w:val="18"/>
               </w:rPr>
-              <w:t>NFR-01; Bab IX</w:t>
+              <w:t xml:space="preserve">NFR-01; Bab IX</w:t>
             </w:r>
           </w:p>
         </w:tc>
@@ -10730,7 +10794,7 @@
               <w:rPr>
                 <w:sz w:val="18"/>
               </w:rPr>
-              <w:t>Pengguna utama mencoba alur rutin dan membaca panduan.</w:t>
+              <w:t xml:space="preserve">Pengguna utama mencoba alur rutin dan membaca panduan.</w:t>
             </w:r>
           </w:p>
         </w:tc>
@@ -10746,7 +10810,7 @@
               <w:rPr>
                 <w:sz w:val="18"/>
               </w:rPr>
-              <w:t>Alur dapat diselesaikan pada perangkat representatif; temuan dan persetujuan UAT dicatat.</w:t>
+              <w:t xml:space="preserve">Alur dapat diselesaikan pada perangkat representatif; temuan dan persetujuan UAT dicatat.</w:t>
             </w:r>
           </w:p>
         </w:tc>
@@ -10767,7 +10831,7 @@
               <w:rPr>
                 <w:sz w:val="18"/>
               </w:rPr>
-              <w:t>AC-25</w:t>
+              <w:t xml:space="preserve">AC-25</w:t>
             </w:r>
           </w:p>
         </w:tc>
@@ -10783,7 +10847,7 @@
               <w:rPr>
                 <w:sz w:val="18"/>
               </w:rPr>
-              <w:t>FR-01; FR-10/12; NFR-04; Bab VIII</w:t>
+              <w:t xml:space="preserve">FR-01; FR-10/12; NFR-04; Bab VIII</w:t>
             </w:r>
           </w:p>
         </w:tc>
@@ -10799,7 +10863,7 @@
               <w:rPr>
                 <w:sz w:val="18"/>
               </w:rPr>
-              <w:t>Periksa props Inertia pada halaman wali/guru; lakukan akses langsung dan permintaan tulis dengan sesi kedaluwarsa atau CSRF tidak valid.</w:t>
+              <w:t xml:space="preserve">Periksa JSON API/payload Next.js untuk wali/guru; sesi kedaluwarsa, CSRF salah, CORS origin asing, dan akses langsung.</w:t>
             </w:r>
           </w:p>
         </w:tc>
@@ -10815,7 +10879,490 @@
               <w:rPr>
                 <w:sz w:val="18"/>
               </w:rPr>
-              <w:t>Props tidak mengandung siswa lain, BK internal atau kunci tanpa izin; akses/tulis ditolak; data tidak berubah. Sesi sah tetap dapat menyelesaikan alur yang diizinkan.</w:t>
+              <w:t xml:space="preserve">Siswa lain/BK internal/kunci tidak terkirim; tulis ditolak tanpa perubahan; sesi sah dapat menjalankan alur berizin dan data privat tidak dicache bersama.</w:t>
+            </w:r>
+          </w:p>
+        </w:tc>
+      </w:tr>
+      <w:tr>
+        <w:trPr>
+          <w:cantSplit/>
+        </w:trPr>
+        <w:tc>
+          <w:tcPr>
+            <w:tcW w:type="dxa" w:w="2367"/>
+          </w:tcPr>
+          <w:p>
+            <w:pPr>
+              <w:spacing w:after="80"/>
+            </w:pPr>
+            <w:r>
+              <w:rPr>
+                <w:sz w:val="18"/>
+              </w:rPr>
+              <w:t xml:space="preserve">AC-26</w:t>
+            </w:r>
+          </w:p>
+        </w:tc>
+        <w:tc>
+          <w:tcPr>
+            <w:tcW w:type="dxa" w:w="2367"/>
+          </w:tcPr>
+          <w:p>
+            <w:pPr>
+              <w:spacing w:after="80"/>
+            </w:pPr>
+            <w:r>
+              <w:rPr>
+                <w:sz w:val="18"/>
+              </w:rPr>
+              <w:t xml:space="preserve">FR-08-01/03; DEC-05</w:t>
+            </w:r>
+          </w:p>
+        </w:tc>
+        <w:tc>
+          <w:tcPr>
+            <w:tcW w:type="dxa" w:w="2367"/>
+          </w:tcPr>
+          <w:p>
+            <w:pPr>
+              <w:spacing w:after="80"/>
+            </w:pPr>
+            <w:r>
+              <w:rPr>
+                <w:sz w:val="18"/>
+              </w:rPr>
+              <w:t xml:space="preserve">Kategori pegawai berubah pertengahan bulan; hitung sumber lama.</w:t>
+            </w:r>
+          </w:p>
+        </w:tc>
+        <w:tc>
+          <w:tcPr>
+            <w:tcW w:type="dxa" w:w="2367"/>
+          </w:tcPr>
+          <w:p>
+            <w:pPr>
+              <w:spacing w:after="80"/>
+            </w:pPr>
+            <w:r>
+              <w:rPr>
+                <w:sz w:val="18"/>
+              </w:rPr>
+              <w:t xml:space="preserve">Kategori/tarif dipilih sesuai tanggal sumber, snapshot lama tidak berubah.</w:t>
+            </w:r>
+          </w:p>
+        </w:tc>
+      </w:tr>
+      <w:tr>
+        <w:trPr>
+          <w:cantSplit/>
+        </w:trPr>
+        <w:tc>
+          <w:tcPr>
+            <w:tcW w:type="dxa" w:w="2367"/>
+          </w:tcPr>
+          <w:p>
+            <w:pPr>
+              <w:spacing w:after="80"/>
+            </w:pPr>
+            <w:r>
+              <w:rPr>
+                <w:sz w:val="18"/>
+              </w:rPr>
+              <w:t xml:space="preserve">AC-27</w:t>
+            </w:r>
+          </w:p>
+        </w:tc>
+        <w:tc>
+          <w:tcPr>
+            <w:tcW w:type="dxa" w:w="2367"/>
+          </w:tcPr>
+          <w:p>
+            <w:pPr>
+              <w:spacing w:after="80"/>
+            </w:pPr>
+            <w:r>
+              <w:rPr>
+                <w:sz w:val="18"/>
+              </w:rPr>
+              <w:t xml:space="preserve">FR-08-05; DEC-03/06</w:t>
+            </w:r>
+          </w:p>
+        </w:tc>
+        <w:tc>
+          <w:tcPr>
+            <w:tcW w:type="dxa" w:w="2367"/>
+          </w:tcPr>
+          <w:p>
+            <w:pPr>
+              <w:spacing w:after="80"/>
+            </w:pPr>
+            <w:r>
+              <w:rPr>
+                <w:sz w:val="18"/>
+              </w:rPr>
+              <w:t xml:space="preserve">Honor A locked tetapi penerima benar B; gagal/paralel ketika mengesahkan batch koreksi.</w:t>
+            </w:r>
+          </w:p>
+        </w:tc>
+        <w:tc>
+          <w:tcPr>
+            <w:tcW w:type="dxa" w:w="2367"/>
+          </w:tcPr>
+          <w:p>
+            <w:pPr>
+              <w:spacing w:after="80"/>
+            </w:pPr>
+            <w:r>
+              <w:rPr>
+                <w:sz w:val="18"/>
+              </w:rPr>
+              <w:t xml:space="preserve">Debit A/kredit B satu batch, total net nol untuk transfer murni; approval/apply atomik dan idempoten, klaim meeting asal tetap ada.</w:t>
+            </w:r>
+          </w:p>
+        </w:tc>
+      </w:tr>
+      <w:tr>
+        <w:trPr>
+          <w:cantSplit/>
+        </w:trPr>
+        <w:tc>
+          <w:tcPr>
+            <w:tcW w:type="dxa" w:w="2367"/>
+          </w:tcPr>
+          <w:p>
+            <w:pPr>
+              <w:spacing w:after="80"/>
+            </w:pPr>
+            <w:r>
+              <w:rPr>
+                <w:sz w:val="18"/>
+              </w:rPr>
+              <w:t xml:space="preserve">AC-28</w:t>
+            </w:r>
+          </w:p>
+        </w:tc>
+        <w:tc>
+          <w:tcPr>
+            <w:tcW w:type="dxa" w:w="2367"/>
+          </w:tcPr>
+          <w:p>
+            <w:pPr>
+              <w:spacing w:after="80"/>
+            </w:pPr>
+            <w:r>
+              <w:rPr>
+                <w:sz w:val="18"/>
+              </w:rPr>
+              <w:t xml:space="preserve">FR-14-03; NFR-09</w:t>
+            </w:r>
+          </w:p>
+        </w:tc>
+        <w:tc>
+          <w:tcPr>
+            <w:tcW w:type="dxa" w:w="2367"/>
+          </w:tcPr>
+          <w:p>
+            <w:pPr>
+              <w:spacing w:after="80"/>
+            </w:pPr>
+            <w:r>
+              <w:rPr>
+                <w:sz w:val="18"/>
+              </w:rPr>
+              <w:t xml:space="preserve">Koreksi absensi ketika dataset laporan diekstrak beberapa bagian.</w:t>
+            </w:r>
+          </w:p>
+        </w:tc>
+        <w:tc>
+          <w:tcPr>
+            <w:tcW w:type="dxa" w:w="2367"/>
+          </w:tcPr>
+          <w:p>
+            <w:pPr>
+              <w:spacing w:after="80"/>
+            </w:pPr>
+            <w:r>
+              <w:rPr>
+                <w:sz w:val="18"/>
+              </w:rPr>
+              <w:t xml:space="preserve">Semua bagian memakai satu consistent snapshot; cutoff, hash dataset dan status terlihat.</w:t>
+            </w:r>
+          </w:p>
+        </w:tc>
+      </w:tr>
+      <w:tr>
+        <w:trPr>
+          <w:cantSplit/>
+        </w:trPr>
+        <w:tc>
+          <w:tcPr>
+            <w:tcW w:type="dxa" w:w="2367"/>
+          </w:tcPr>
+          <w:p>
+            <w:pPr>
+              <w:spacing w:after="80"/>
+            </w:pPr>
+            <w:r>
+              <w:rPr>
+                <w:sz w:val="18"/>
+              </w:rPr>
+              <w:t xml:space="preserve">AC-29</w:t>
+            </w:r>
+          </w:p>
+        </w:tc>
+        <w:tc>
+          <w:tcPr>
+            <w:tcW w:type="dxa" w:w="2367"/>
+          </w:tcPr>
+          <w:p>
+            <w:pPr>
+              <w:spacing w:after="80"/>
+            </w:pPr>
+            <w:r>
+              <w:rPr>
+                <w:sz w:val="18"/>
+              </w:rPr>
+              <w:t xml:space="preserve">BR-16; DEC-02/05</w:t>
+            </w:r>
+          </w:p>
+        </w:tc>
+        <w:tc>
+          <w:tcPr>
+            <w:tcW w:type="dxa" w:w="2367"/>
+          </w:tcPr>
+          <w:p>
+            <w:pPr>
+              <w:spacing w:after="80"/>
+            </w:pPr>
+            <w:r>
+              <w:rPr>
+                <w:sz w:val="18"/>
+              </w:rPr>
+              <w:t xml:space="preserve">Uji 39/40/41 menit, prorata setengah bulan, perubahan tarif dan nominal pecahan.</w:t>
+            </w:r>
+          </w:p>
+        </w:tc>
+        <w:tc>
+          <w:tcPr>
+            <w:tcW w:type="dxa" w:w="2367"/>
+          </w:tcPr>
+          <w:p>
+            <w:pPr>
+              <w:spacing w:after="80"/>
+            </w:pPr>
+            <w:r>
+              <w:rPr>
+                <w:sz w:val="18"/>
+              </w:rPr>
+              <w:t xml:space="preserve">JP floor 3 desimal dan cap rencana, amount half-up rupiah per sumber; total sama jumlah sumber.</w:t>
+            </w:r>
+          </w:p>
+        </w:tc>
+      </w:tr>
+      <w:tr>
+        <w:trPr>
+          <w:cantSplit/>
+        </w:trPr>
+        <w:tc>
+          <w:tcPr>
+            <w:tcW w:type="dxa" w:w="2367"/>
+          </w:tcPr>
+          <w:p>
+            <w:pPr>
+              <w:spacing w:after="80"/>
+            </w:pPr>
+            <w:r>
+              <w:rPr>
+                <w:sz w:val="18"/>
+              </w:rPr>
+              <w:t xml:space="preserve">AC-30</w:t>
+            </w:r>
+          </w:p>
+        </w:tc>
+        <w:tc>
+          <w:tcPr>
+            <w:tcW w:type="dxa" w:w="2367"/>
+          </w:tcPr>
+          <w:p>
+            <w:pPr>
+              <w:spacing w:after="80"/>
+            </w:pPr>
+            <w:r>
+              <w:rPr>
+                <w:sz w:val="18"/>
+              </w:rPr>
+              <w:t xml:space="preserve">BR-02; DEC-19</w:t>
+            </w:r>
+          </w:p>
+        </w:tc>
+        <w:tc>
+          <w:tcPr>
+            <w:tcW w:type="dxa" w:w="2367"/>
+          </w:tcPr>
+          <w:p>
+            <w:pPr>
+              <w:spacing w:after="80"/>
+            </w:pPr>
+            <w:r>
+              <w:rPr>
+                <w:sz w:val="18"/>
+              </w:rPr>
+              <w:t xml:space="preserve">Nama/tingkat master kelas dicoba diubah setelah transaksi dan buka laporan lama.</w:t>
+            </w:r>
+          </w:p>
+        </w:tc>
+        <w:tc>
+          <w:tcPr>
+            <w:tcW w:type="dxa" w:w="2367"/>
+          </w:tcPr>
+          <w:p>
+            <w:pPr>
+              <w:spacing w:after="80"/>
+            </w:pPr>
+            <w:r>
+              <w:rPr>
+                <w:sz w:val="18"/>
+              </w:rPr>
+              <w:t xml:space="preserve">Laporan memakai display_name/grade snapshot periode dan enrollment historis.</w:t>
+            </w:r>
+          </w:p>
+        </w:tc>
+      </w:tr>
+      <w:tr>
+        <w:trPr>
+          <w:cantSplit/>
+        </w:trPr>
+        <w:tc>
+          <w:tcPr>
+            <w:tcW w:type="dxa" w:w="2367"/>
+          </w:tcPr>
+          <w:p>
+            <w:pPr>
+              <w:spacing w:after="80"/>
+            </w:pPr>
+            <w:r>
+              <w:rPr>
+                <w:sz w:val="18"/>
+              </w:rPr>
+              <w:t xml:space="preserve">AC-31</w:t>
+            </w:r>
+          </w:p>
+        </w:tc>
+        <w:tc>
+          <w:tcPr>
+            <w:tcW w:type="dxa" w:w="2367"/>
+          </w:tcPr>
+          <w:p>
+            <w:pPr>
+              <w:spacing w:after="80"/>
+            </w:pPr>
+            <w:r>
+              <w:rPr>
+                <w:sz w:val="18"/>
+              </w:rPr>
+              <w:t xml:space="preserve">FR-01/15; Bab VIII</w:t>
+            </w:r>
+          </w:p>
+        </w:tc>
+        <w:tc>
+          <w:tcPr>
+            <w:tcW w:type="dxa" w:w="2367"/>
+          </w:tcPr>
+          <w:p>
+            <w:pPr>
+              <w:spacing w:after="80"/>
+            </w:pPr>
+            <w:r>
+              <w:rPr>
+                <w:sz w:val="18"/>
+              </w:rPr>
+              <w:t xml:space="preserve">Akun tanpa email reset oleh operator; Next.js load ulang dan logout/disable sesi aktif.</w:t>
+            </w:r>
+          </w:p>
+        </w:tc>
+        <w:tc>
+          <w:tcPr>
+            <w:tcW w:type="dxa" w:w="2367"/>
+          </w:tcPr>
+          <w:p>
+            <w:pPr>
+              <w:spacing w:after="80"/>
+            </w:pPr>
+            <w:r>
+              <w:rPr>
+                <w:sz w:val="18"/>
+              </w:rPr>
+              <w:t xml:space="preserve">Verifikasi tercatat, sandi sementara wajib diganti; disable/logout menutup sesi; cookie/secret tidak masuk payload/log/browser storage.</w:t>
+            </w:r>
+          </w:p>
+        </w:tc>
+      </w:tr>
+      <w:tr>
+        <w:trPr>
+          <w:cantSplit/>
+        </w:trPr>
+        <w:tc>
+          <w:tcPr>
+            <w:tcW w:type="dxa" w:w="2367"/>
+          </w:tcPr>
+          <w:p>
+            <w:pPr>
+              <w:spacing w:after="80"/>
+            </w:pPr>
+            <w:r>
+              <w:rPr>
+                <w:sz w:val="18"/>
+              </w:rPr>
+              <w:t xml:space="preserve">AC-32</w:t>
+            </w:r>
+          </w:p>
+        </w:tc>
+        <w:tc>
+          <w:tcPr>
+            <w:tcW w:type="dxa" w:w="2367"/>
+          </w:tcPr>
+          <w:p>
+            <w:pPr>
+              <w:spacing w:after="80"/>
+            </w:pPr>
+            <w:r>
+              <w:rPr>
+                <w:sz w:val="18"/>
+              </w:rPr>
+              <w:t xml:space="preserve">DEC-09/12/18</w:t>
+            </w:r>
+          </w:p>
+        </w:tc>
+        <w:tc>
+          <w:tcPr>
+            <w:tcW w:type="dxa" w:w="2367"/>
+          </w:tcPr>
+          <w:p>
+            <w:pPr>
+              <w:spacing w:after="80"/>
+            </w:pPr>
+            <w:r>
+              <w:rPr>
+                <w:sz w:val="18"/>
+              </w:rPr>
+              <w:t xml:space="preserve">Coba login siswa, DOCX, disposisi, GPS/biometrik dan pembayaran.</w:t>
+            </w:r>
+          </w:p>
+        </w:tc>
+        <w:tc>
+          <w:tcPr>
+            <w:tcW w:type="dxa" w:w="2367"/>
+          </w:tcPr>
+          <w:p>
+            <w:pPr>
+              <w:spacing w:after="80"/>
+            </w:pPr>
+            <w:r>
+              <w:rPr>
+                <w:sz w:val="18"/>
+              </w:rPr>
+              <w:t xml:space="preserve">Fitur nonaktif tidak tersedia di UI/API dan tidak membuat transaksi baru.</w:t>
             </w:r>
           </w:p>
         </w:tc>
@@ -10835,7 +11382,7 @@
         <w:pStyle w:val="ListBullet"/>
       </w:pPr>
       <w:r>
-        <w:t>Unit: rumus, prorata/pembulatan setelah ditetapkan, rentang berlaku, transisi status.</w:t>
+        <w:t xml:space="preserve">Unit: rumus DEC-01–DEC-05, prorata, pembulatan per sumber, tanggal efektif dan transisi status.</w:t>
       </w:r>
     </w:p>
     <w:p>
@@ -10885,7 +11432,7 @@
     </w:p>
     <w:p>
       <w:r>
-        <w:t>Keputusan bisnis dan operasional berikut berstatus BELUM DIPUTUSKAN. Pilihan stack Laravel + Inertia + React/TypeScript + MySQL dan modular monolith sudah ditetapkan melalui arahan pemilik dokumen; DEC-13 hanya mencakup versi, kesiapan tim dan implementasi teknis. Pemilik pada tabel adalah usulan pihak yang memvalidasi, bukan klaim penunjukan resmi. Simpan keputusan, alasan, tanggal dan pengesah; perubahan keputusan memperbarui FR/BR/AC serta desain terkait.</w:t>
+        <w:t xml:space="preserve">DEC-01–DEC-19 berikut berstatus DEFAULT_BASELINE v1.2 berdasarkan arahan pemilik proyek. Nilainya dapat digunakan untuk pengembangan tanpa menunggu keputusan tambahan. Angka tarif, kalender resmi, domain/kredensial dan akun pemegang mandat tetap data onboarding nyata. Default ini merupakan pilihan proyek yang dapat direvisi; tidak menyatakan persetujuan pejabat madrasah yang belum terjadi. Perubahan kebijakan dibuat berversi dan tidak mengubah transaksi lama.</w:t>
       </w:r>
     </w:p>
     <w:tbl>
@@ -10917,7 +11464,7 @@
               <w:rPr>
                 <w:sz w:val="18"/>
               </w:rPr>
-              <w:t>ID</w:t>
+              <w:t xml:space="preserve">ID</w:t>
             </w:r>
           </w:p>
         </w:tc>
@@ -10933,7 +11480,7 @@
               <w:rPr>
                 <w:sz w:val="18"/>
               </w:rPr>
-              <w:t>Keputusan</w:t>
+              <w:t xml:space="preserve">Default implementasi v1.2</w:t>
             </w:r>
           </w:p>
         </w:tc>
@@ -10949,7 +11496,7 @@
               <w:rPr>
                 <w:sz w:val="18"/>
               </w:rPr>
-              <w:t>Pemilik usulan</w:t>
+              <w:t xml:space="preserve">Pemelihara konfigurasi</w:t>
             </w:r>
           </w:p>
         </w:tc>
@@ -10965,7 +11512,7 @@
               <w:rPr>
                 <w:sz w:val="18"/>
               </w:rPr>
-              <w:t>Batas tahap</w:t>
+              <w:t xml:space="preserve">Status / penerapan</w:t>
             </w:r>
           </w:p>
         </w:tc>
@@ -10986,7 +11533,7 @@
               <w:rPr>
                 <w:sz w:val="18"/>
               </w:rPr>
-              <w:t>DEC-01</w:t>
+              <w:t xml:space="preserve">DEC-01</w:t>
             </w:r>
           </w:p>
         </w:tc>
@@ -11002,7 +11549,7 @@
               <w:rPr>
                 <w:sz w:val="18"/>
               </w:rPr>
-              <w:t>Dasar JP honor dan verifikator realisasi: jadwal/realisasi/disetujui?</w:t>
+              <w:t xml:space="preserve">Honor berasal dari realisasi berstatus held dan approved; verifikator adalah penanggung jawab akademik dengan mandat semester/kelas, berbeda dari pengaju.</w:t>
             </w:r>
           </w:p>
         </w:tc>
@@ -11018,7 +11565,7 @@
               <w:rPr>
                 <w:sz w:val="18"/>
               </w:rPr>
-              <w:t>Kepala, bendahara, akademik</w:t>
+              <w:t xml:space="preserve">Akademik</w:t>
             </w:r>
           </w:p>
         </w:tc>
@@ -11034,7 +11581,7 @@
               <w:rPr>
                 <w:sz w:val="18"/>
               </w:rPr>
-              <w:t>Sebelum desain realisasi dan honor</w:t>
+              <w:t xml:space="preserve">DEFAULT_BASELINE; berlaku saat modul diimplementasikan</w:t>
             </w:r>
           </w:p>
         </w:tc>
@@ -11055,7 +11602,7 @@
               <w:rPr>
                 <w:sz w:val="18"/>
               </w:rPr>
-              <w:t>DEC-02</w:t>
+              <w:t xml:space="preserve">DEC-02</w:t>
             </w:r>
           </w:p>
         </w:tc>
@@ -11071,7 +11618,7 @@
               <w:rPr>
                 <w:sz w:val="18"/>
               </w:rPr>
-              <w:t>Definisi satu JP, durasi, batas JP, pembulatan.</w:t>
+              <w:t xml:space="preserve">Satu JP = 40 menit sebagai parameter awal; JP diakui = min(JP rencana, floor(menit aktual / 40 × 1000) / 1000). JP realisasi tidak melebihi rencana. Hitung uang dengan desimal presisi tinggi, bulatkan half-up ke rupiah per sumber, lalu jumlahkan; jangan bulatkan ulang total dengan metode lain.</w:t>
             </w:r>
           </w:p>
         </w:tc>
@@ -11087,7 +11634,7 @@
               <w:rPr>
                 <w:sz w:val="18"/>
               </w:rPr>
-              <w:t>Akademik, bendahara</w:t>
+              <w:t xml:space="preserve">Akademik, bendahara</w:t>
             </w:r>
           </w:p>
         </w:tc>
@@ -11103,7 +11650,7 @@
               <w:rPr>
                 <w:sz w:val="18"/>
               </w:rPr>
-              <w:t>Sebelum desain slot dan rumus</w:t>
+              <w:t xml:space="preserve">DEFAULT_BASELINE; berlaku saat modul diimplementasikan</w:t>
             </w:r>
           </w:p>
         </w:tc>
@@ -11124,7 +11671,7 @@
               <w:rPr>
                 <w:sz w:val="18"/>
               </w:rPr>
-              <w:t>DEC-03</w:t>
+              <w:t xml:space="preserve">DEC-03</w:t>
             </w:r>
           </w:p>
         </w:tc>
@@ -11140,7 +11687,7 @@
               <w:rPr>
                 <w:sz w:val="18"/>
               </w:rPr>
-              <w:t>Guru pengganti, pengajaran bersama, dan penerima honor.</w:t>
+              <w:t xml:space="preserve">Satu pengajar dan satu penerima per pertemuan. Penerima adalah guru pelaksana yang sah, termasuk pengganti aktif. Co-teaching nonaktif. Salah penerima setelah locked dikoreksi lewat batch adjustment debit A/kredit B yang ditinjau dan disahkan bersama; klaim sumber asal tetap ada.</w:t>
             </w:r>
           </w:p>
         </w:tc>
@@ -11156,7 +11703,7 @@
               <w:rPr>
                 <w:sz w:val="18"/>
               </w:rPr>
-              <w:t>Kepala, akademik, bendahara</w:t>
+              <w:t xml:space="preserve">Akademik, bendahara</w:t>
             </w:r>
           </w:p>
         </w:tc>
@@ -11172,7 +11719,7 @@
               <w:rPr>
                 <w:sz w:val="18"/>
               </w:rPr>
-              <w:t>Sebelum model pengganti/honor</w:t>
+              <w:t xml:space="preserve">DEFAULT_BASELINE; berlaku saat modul diimplementasikan</w:t>
             </w:r>
           </w:p>
         </w:tc>
@@ -11193,7 +11740,7 @@
               <w:rPr>
                 <w:sz w:val="18"/>
               </w:rPr>
-              <w:t>DEC-04</w:t>
+              <w:t xml:space="preserve">DEC-04</w:t>
             </w:r>
           </w:p>
         </w:tc>
@@ -11209,7 +11756,7 @@
               <w:rPr>
                 <w:sz w:val="18"/>
               </w:rPr>
-              <w:t>Libur, kelas batal, kegiatan, izin/sakit/cuti serta pengaruh terhadap honor.</w:t>
+              <w:t xml:space="preserve">Libur/kelas batal tidak membentuk JP honor. Izin, sakit, cuti, dinas luar tidak menghasilkan JP tanpa pelaksanaan. Kehadiran pegawai tidak otomatis menambah atau memotong honor; tidak ada potongan otomatis.</w:t>
             </w:r>
           </w:p>
         </w:tc>
@@ -11225,7 +11772,7 @@
               <w:rPr>
                 <w:sz w:val="18"/>
               </w:rPr>
-              <w:t>Kepala, bendahara</w:t>
+              <w:t xml:space="preserve">Akademik, bendahara</w:t>
             </w:r>
           </w:p>
         </w:tc>
@@ -11241,7 +11788,7 @@
               <w:rPr>
                 <w:sz w:val="18"/>
               </w:rPr>
-              <w:t>Sebelum perhitungan honor</w:t>
+              <w:t xml:space="preserve">DEFAULT_BASELINE; berlaku saat modul diimplementasikan</w:t>
             </w:r>
           </w:p>
         </w:tc>
@@ -11262,7 +11809,7 @@
               <w:rPr>
                 <w:sz w:val="18"/>
               </w:rPr>
-              <w:t>DEC-05</w:t>
+              <w:t xml:space="preserve">DEC-05</w:t>
             </w:r>
           </w:p>
         </w:tc>
@@ -11278,7 +11825,7 @@
               <w:rPr>
                 <w:sz w:val="18"/>
               </w:rPr>
-              <w:t>Tambahan tetap/prorata, periode berlaku dan potongan.</w:t>
+              <w:t xml:space="preserve">Periode honor bulanan dengan batas akhir eksklusif. Tarif prioritas pegawai → kategori pada tanggal sumber → global. Tambahan bulanan diprorata menurut hari kalender penugasan aktif / hari kalender bulan; untuk pergantian tarif buat segmen tanggal. Potongan manual wajib alasan dan persetujuan. Tarif/nominal nyata wajib diisi, tanpa tarif simulasi produksi.</w:t>
             </w:r>
           </w:p>
         </w:tc>
@@ -11294,7 +11841,7 @@
               <w:rPr>
                 <w:sz w:val="18"/>
               </w:rPr>
-              <w:t>Bendahara, kepala</w:t>
+              <w:t xml:space="preserve">Bendahara</w:t>
             </w:r>
           </w:p>
         </w:tc>
@@ -11310,7 +11857,7 @@
               <w:rPr>
                 <w:sz w:val="18"/>
               </w:rPr>
-              <w:t>Sebelum tarif/detail honor</w:t>
+              <w:t xml:space="preserve">DEFAULT_BASELINE; berlaku saat modul diimplementasikan</w:t>
             </w:r>
           </w:p>
         </w:tc>
@@ -11331,7 +11878,7 @@
               <w:rPr>
                 <w:sz w:val="18"/>
               </w:rPr>
-              <w:t>DEC-06</w:t>
+              <w:t xml:space="preserve">DEC-06</w:t>
             </w:r>
           </w:p>
         </w:tc>
@@ -11347,7 +11894,7 @@
               <w:rPr>
                 <w:sz w:val="18"/>
               </w:rPr>
-              <w:t>Pemeriksa/pengesah, pemisahan tugas, penguncian dan prosedur koreksi.</w:t>
+              <w:t xml:space="preserve">Bendahara membuat; petugas bermandat memeriksa; kepala bermandat mengesahkan. Ketiganya akun berbeda. Pengesahan dan penguncian satu transaksi. Setelah locked hanya adjustment selisih pada periode terbuka berikutnya; revisi pengganti hasil locked nonaktif pada versi awal.</w:t>
             </w:r>
           </w:p>
         </w:tc>
@@ -11363,7 +11910,7 @@
               <w:rPr>
                 <w:sz w:val="18"/>
               </w:rPr>
-              <w:t>Kepala, bendahara</w:t>
+              <w:t xml:space="preserve">Bendahara, kepala</w:t>
             </w:r>
           </w:p>
         </w:tc>
@@ -11379,7 +11926,7 @@
               <w:rPr>
                 <w:sz w:val="18"/>
               </w:rPr>
-              <w:t>Sebelum alur persetujuan</w:t>
+              <w:t xml:space="preserve">DEFAULT_BASELINE; berlaku saat modul diimplementasikan</w:t>
             </w:r>
           </w:p>
         </w:tc>
@@ -11400,7 +11947,7 @@
               <w:rPr>
                 <w:sz w:val="18"/>
               </w:rPr>
-              <w:t>DEC-07</w:t>
+              <w:t xml:space="preserve">DEC-07</w:t>
             </w:r>
           </w:p>
         </w:tc>
@@ -11416,7 +11963,7 @@
               <w:rPr>
                 <w:sz w:val="18"/>
               </w:rPr>
-              <w:t>Absensi siswa harian/pertemuan, sumber rekap dan tenggat koreksi.</w:t>
+              <w:t xml:space="preserve">Absensi siswa harian; guru/wali kelas yang ditugaskan mengisi sebelum 23.59 waktu lokal. Tidak ada baris berarti belum dicatat, bukan alpa. Koreksi sampai 7 hari kalender harus disetujui petugas akademik berbeda; sesudah itu hanya petugas berizin khusus dengan alasan. Mode pertemuan/both nonaktif.</w:t>
             </w:r>
           </w:p>
         </w:tc>
@@ -11432,7 +11979,7 @@
               <w:rPr>
                 <w:sz w:val="18"/>
               </w:rPr>
-              <w:t>Akademik, wali kelas</w:t>
+              <w:t xml:space="preserve">Akademik</w:t>
             </w:r>
           </w:p>
         </w:tc>
@@ -11448,7 +11995,7 @@
               <w:rPr>
                 <w:sz w:val="18"/>
               </w:rPr>
-              <w:t>Sebelum skema absensi siswa</w:t>
+              <w:t xml:space="preserve">DEFAULT_BASELINE; berlaku saat modul diimplementasikan</w:t>
             </w:r>
           </w:p>
         </w:tc>
@@ -11469,7 +12016,7 @@
               <w:rPr>
                 <w:sz w:val="18"/>
               </w:rPr>
-              <w:t>DEC-08</w:t>
+              <w:t xml:space="preserve">DEC-08</w:t>
             </w:r>
           </w:p>
         </w:tc>
@@ -11485,7 +12032,7 @@
               <w:rPr>
                 <w:sz w:val="18"/>
               </w:rPr>
-              <w:t>Pembuat akun wali, verifikasi, beberapa wali/anak, pemulihan akun dan pencabutan.</w:t>
+              <w:t xml:space="preserve">Operator membuat akun wali dan memverifikasi hubungan dari data administrasi serta konfirmasi kontak; beberapa wali/anak didukung. Akses sejak tanggal efektif hubungan, tanpa histori sebelum tanggal itu. Pencabutan segera berlaku. Reset via email terverifikasi; tanpa email melalui operator dengan bukti pemeriksaan identitas dan sandi sementara sekali pakai.</w:t>
             </w:r>
           </w:p>
         </w:tc>
@@ -11501,7 +12048,7 @@
               <w:rPr>
                 <w:sz w:val="18"/>
               </w:rPr>
-              <w:t>Operator, kepala</w:t>
+              <w:t xml:space="preserve">Operator</w:t>
             </w:r>
           </w:p>
         </w:tc>
@@ -11517,7 +12064,7 @@
               <w:rPr>
                 <w:sz w:val="18"/>
               </w:rPr>
-              <w:t>Sebelum portal wali</w:t>
+              <w:t xml:space="preserve">DEFAULT_BASELINE; berlaku saat modul diimplementasikan</w:t>
             </w:r>
           </w:p>
         </w:tc>
@@ -11538,7 +12085,7 @@
               <w:rPr>
                 <w:sz w:val="18"/>
               </w:rPr>
-              <w:t>DEC-09</w:t>
+              <w:t xml:space="preserve">DEC-09</w:t>
             </w:r>
           </w:p>
         </w:tc>
@@ -11554,7 +12101,7 @@
               <w:rPr>
                 <w:sz w:val="18"/>
               </w:rPr>
-              <w:t>Akun siswa dan cakupan informasi; nilai/rapor/PPDB tetap ditunda atau ditambah.</w:t>
+              <w:t xml:space="preserve">Akun siswa, PPDB, nilai/rapor, SPP, pembayaran digital, akuntansi, ujian online, integrasi otomatis EMIS dan multi-madrasah nonaktif/di luar rilis awal. Identitas siswa tetap tercatat dan diakses lewat petugas/wali berizin.</w:t>
             </w:r>
           </w:p>
         </w:tc>
@@ -11570,7 +12117,7 @@
               <w:rPr>
                 <w:sz w:val="18"/>
               </w:rPr>
-              <w:t>Kepala, akademik</w:t>
+              <w:t xml:space="preserve">Pengelola</w:t>
             </w:r>
           </w:p>
         </w:tc>
@@ -11586,7 +12133,7 @@
               <w:rPr>
                 <w:sz w:val="18"/>
               </w:rPr>
-              <w:t>Sebelum baseline cakupan</w:t>
+              <w:t xml:space="preserve">DEFAULT_BASELINE; berlaku saat modul diimplementasikan</w:t>
             </w:r>
           </w:p>
         </w:tc>
@@ -11607,7 +12154,7 @@
               <w:rPr>
                 <w:sz w:val="18"/>
               </w:rPr>
-              <w:t>DEC-10</w:t>
+              <w:t xml:space="preserve">DEC-10</w:t>
             </w:r>
           </w:p>
         </w:tc>
@@ -11623,7 +12170,7 @@
               <w:rPr>
                 <w:sz w:val="18"/>
               </w:rPr>
-              <w:t>Editor/penerbit website, foto/data yang diizinkan, template resmi.</w:t>
+              <w:t xml:space="preserve">TU/operator menjadi editor; kepala atau delegasi bermandat menjadi penerbit, berbeda dari editor revisi. Publik hanya data terpilih dan foto dengan izin publikasi tercatat. Tidak memuat identitas sensitif siswa; pencabutan publikasi juga menutup aset dan cache.</w:t>
             </w:r>
           </w:p>
         </w:tc>
@@ -11639,7 +12186,7 @@
               <w:rPr>
                 <w:sz w:val="18"/>
               </w:rPr>
-              <w:t>Kepala, TU</w:t>
+              <w:t xml:space="preserve">TU, penerbit</w:t>
             </w:r>
           </w:p>
         </w:tc>
@@ -11655,7 +12202,7 @@
               <w:rPr>
                 <w:sz w:val="18"/>
               </w:rPr>
-              <w:t>Sebelum publikasi</w:t>
+              <w:t xml:space="preserve">DEFAULT_BASELINE; berlaku saat modul diimplementasikan</w:t>
             </w:r>
           </w:p>
         </w:tc>
@@ -11676,7 +12223,7 @@
               <w:rPr>
                 <w:sz w:val="18"/>
               </w:rPr>
-              <w:t>DEC-11</w:t>
+              <w:t xml:space="preserve">DEC-11</w:t>
             </w:r>
           </w:p>
         </w:tc>
@@ -11692,7 +12239,7 @@
               <w:rPr>
                 <w:sz w:val="18"/>
               </w:rPr>
-              <w:t>Hosting, biaya, domain, konektivitas dan penanggung jawab operasional.</w:t>
+              <w:t xml:space="preserve">Satu VPS Linux awal, Nginx TLS, PHP-FPM, Node.js untuk Next.js, MySQL privat, worker/scheduler terawasi. Satu domain publik lewat reverse proxy; salinan backup terenkripsi di lokasi terpisah. Staging terpisah dari produksi. Domain, kontak pengelola dan kredensial hosting adalah data konfigurasi nyata.</w:t>
             </w:r>
           </w:p>
         </w:tc>
@@ -11708,7 +12255,7 @@
               <w:rPr>
                 <w:sz w:val="18"/>
               </w:rPr>
-              <w:t>Kepala, operator</w:t>
+              <w:t xml:space="preserve">Operator</w:t>
             </w:r>
           </w:p>
         </w:tc>
@@ -11724,7 +12271,7 @@
               <w:rPr>
                 <w:sz w:val="18"/>
               </w:rPr>
-              <w:t>Sebelum pengadaan/rilis</w:t>
+              <w:t xml:space="preserve">DEFAULT_BASELINE; berlaku saat modul diimplementasikan</w:t>
             </w:r>
           </w:p>
         </w:tc>
@@ -11745,7 +12292,7 @@
               <w:rPr>
                 <w:sz w:val="18"/>
               </w:rPr>
-              <w:t>DEC-12</w:t>
+              <w:t xml:space="preserve">DEC-12</w:t>
             </w:r>
           </w:p>
         </w:tc>
@@ -11761,7 +12308,7 @@
               <w:rPr>
                 <w:sz w:val="18"/>
               </w:rPr>
-              <w:t>Format wajib PDF/DOCX, jenis soal/rumus, surat, absensi dan honor.</w:t>
+              <w:t xml:space="preserve">PDF wajib; naskah dan kunci terpisah. DOCX nonaktif. Jenis awal pilihan ganda satu jawaban dan esai, rumus LaTeX tervalidasi serta gambar PNG/JPEG/WebP. Template header madrasah berversi; finalisasi menyimpan snapshot urutan dan kunci.</w:t>
             </w:r>
           </w:p>
         </w:tc>
@@ -11777,7 +12324,7 @@
               <w:rPr>
                 <w:sz w:val="18"/>
               </w:rPr>
-              <w:t>Guru, TU, bendahara</w:t>
+              <w:t xml:space="preserve">Akademik, TU</w:t>
             </w:r>
           </w:p>
         </w:tc>
@@ -11793,7 +12340,7 @@
               <w:rPr>
                 <w:sz w:val="18"/>
               </w:rPr>
-              <w:t>Sebelum output cetak</w:t>
+              <w:t xml:space="preserve">DEFAULT_BASELINE; berlaku saat modul diimplementasikan</w:t>
             </w:r>
           </w:p>
         </w:tc>
@@ -11814,7 +12361,7 @@
               <w:rPr>
                 <w:sz w:val="18"/>
               </w:rPr>
-              <w:t>DEC-13</w:t>
+              <w:t xml:space="preserve">DEC-13</w:t>
             </w:r>
           </w:p>
         </w:tc>
@@ -11830,7 +12377,7 @@
               <w:rPr>
                 <w:sz w:val="18"/>
               </w:rPr>
-              <w:t>Stack ditetapkan: Laravel + Inertia + React/TypeScript + MySQL. Tentukan versi kompatibel, kesiapan tim, dan kebutuhan SSR publik; Tailwind/shadcn menjadi baseline UI.</w:t>
+              <w:t xml:space="preserve">Laravel backend API, Next.js App Router + React/TypeScript frontend, Tailwind CSS/shadcn UI, MySQL 8.4 InnoDB. Auth sesi cookie Sanctum, API /api/v1, Next.js Node.js runtime. Satu monorepo backend/ dan frontend/ dengan dua proses aplikasi. Versi paket dikunci lockfile dan patch kompatibel diuji di staging.</w:t>
             </w:r>
           </w:p>
         </w:tc>
@@ -11846,7 +12393,7 @@
               <w:rPr>
                 <w:sz w:val="18"/>
               </w:rPr>
-              <w:t>Pengembang, pengelola</w:t>
+              <w:t xml:space="preserve">Pengembang</w:t>
             </w:r>
           </w:p>
         </w:tc>
@@ -11862,7 +12409,7 @@
               <w:rPr>
                 <w:sz w:val="18"/>
               </w:rPr>
-              <w:t>Versi sebelum scaffolding; SSR sebelum website publik</w:t>
+              <w:t xml:space="preserve">DEFAULT_BASELINE; berlaku saat modul diimplementasikan</w:t>
             </w:r>
           </w:p>
         </w:tc>
@@ -11883,7 +12430,7 @@
               <w:rPr>
                 <w:sz w:val="18"/>
               </w:rPr>
-              <w:t>DEC-14</w:t>
+              <w:t xml:space="preserve">DEC-14</w:t>
             </w:r>
           </w:p>
         </w:tc>
@@ -11899,7 +12446,7 @@
               <w:rPr>
                 <w:sz w:val="18"/>
               </w:rPr>
-              <w:t>Jumlah nyata siswa/pegawai/wali, beban, server, RPO/RTO dan ketersediaan.</w:t>
+              <w:t xml:space="preserve">Profil penerimaan 50 pengguna aktif, lonjakan 100, p95 API rutin ≤ 2 detik, ketersediaan 99,5% per bulan, RPO 24 jam/RTO 4 jam. Server awal 4 vCPU, RAM 8 GB, SSD 80 GB; ukuran akhir mengikuti uji. Backup harian 14 hari/mingguan 8 minggu dan restore tiap 3 bulan. Jumlah siswa/pegawai adalah data nyata saat onboarding.</w:t>
             </w:r>
           </w:p>
         </w:tc>
@@ -11915,7 +12462,7 @@
               <w:rPr>
                 <w:sz w:val="18"/>
               </w:rPr>
-              <w:t>Operator, kepala</w:t>
+              <w:t xml:space="preserve">Operator</w:t>
             </w:r>
           </w:p>
         </w:tc>
@@ -11931,7 +12478,7 @@
               <w:rPr>
                 <w:sz w:val="18"/>
               </w:rPr>
-              <w:t>Sebelum uji kapasitas/rilis</w:t>
+              <w:t xml:space="preserve">DEFAULT_BASELINE; berlaku saat modul diimplementasikan</w:t>
             </w:r>
           </w:p>
         </w:tc>
@@ -11952,7 +12499,7 @@
               <w:rPr>
                 <w:sz w:val="18"/>
               </w:rPr>
-              <w:t>DEC-15</w:t>
+              <w:t xml:space="preserve">DEC-15</w:t>
             </w:r>
           </w:p>
         </w:tc>
@@ -11968,7 +12515,7 @@
               <w:rPr>
                 <w:sz w:val="18"/>
               </w:rPr>
-              <w:t>Kategori akses BK, hak kepala/admin, retensi data dan audit.</w:t>
+              <w:t xml:space="preserve">BK internal hanya petugas BK bermandat kategori; kepala/admin tanpa bypass. BK/tindak lanjut tertutup diarsipkan setelah 2 tahun; akademik/honor/TU diarsipkan setelah 5 tahun dari penutupan periode/dokumen; byte sumber historis tidak dihapus otomatis. Audit aktif 1 tahun lalu arsip. Ekspor 24 jam, payload impor 30 hari, log operasional 30 hari. Disposal manual tercatat, memperhatikan seluruh referensi dan legal hold. Ini default teknis, bukan klaim masa retensi hukum.</w:t>
             </w:r>
           </w:p>
         </w:tc>
@@ -11984,7 +12531,7 @@
               <w:rPr>
                 <w:sz w:val="18"/>
               </w:rPr>
-              <w:t>BK, kepala, pengelola</w:t>
+              <w:t xml:space="preserve">BK, operator</w:t>
             </w:r>
           </w:p>
         </w:tc>
@@ -12000,7 +12547,7 @@
               <w:rPr>
                 <w:sz w:val="18"/>
               </w:rPr>
-              <w:t>Sebelum modul sensitif</w:t>
+              <w:t xml:space="preserve">DEFAULT_BASELINE; berlaku saat modul diimplementasikan</w:t>
             </w:r>
           </w:p>
         </w:tc>
@@ -12021,7 +12568,7 @@
               <w:rPr>
                 <w:sz w:val="18"/>
               </w:rPr>
-              <w:t>DEC-16</w:t>
+              <w:t xml:space="preserve">DEC-16</w:t>
             </w:r>
           </w:p>
         </w:tc>
@@ -12037,7 +12584,7 @@
               <w:rPr>
                 <w:sz w:val="18"/>
               </w:rPr>
-              <w:t>Jam kerja, shift, mode input absensi, GPS/foto, toleransi/tenggat koreksi.</w:t>
+              <w:t xml:space="preserve">Satu shift Senin–Sabtu 07.00–14.00 Asia/Jakarta; Minggu/libur tidak wajib kerja. Toleransi terlambat 10 menit. Pegawai mencatat masuk/pulang memakai waktu server; petugas mencatat izin/sakit/cuti/dinas luar. Koreksi 7 hari dengan persetujuan petugas berbeda; selebihnya izin khusus. GPS/foto/biometrik nonaktif.</w:t>
             </w:r>
           </w:p>
         </w:tc>
@@ -12053,7 +12600,7 @@
               <w:rPr>
                 <w:sz w:val="18"/>
               </w:rPr>
-              <w:t>Kepala, operator</w:t>
+              <w:t xml:space="preserve">Operator</w:t>
             </w:r>
           </w:p>
         </w:tc>
@@ -12069,7 +12616,7 @@
               <w:rPr>
                 <w:sz w:val="18"/>
               </w:rPr>
-              <w:t>Sebelum absensi pegawai</w:t>
+              <w:t xml:space="preserve">DEFAULT_BASELINE; berlaku saat modul diimplementasikan</w:t>
             </w:r>
           </w:p>
         </w:tc>
@@ -12090,7 +12637,7 @@
               <w:rPr>
                 <w:sz w:val="18"/>
               </w:rPr>
-              <w:t>DEC-17</w:t>
+              <w:t xml:space="preserve">DEC-17</w:t>
             </w:r>
           </w:p>
         </w:tc>
@@ -12106,7 +12653,7 @@
               <w:rPr>
                 <w:sz w:val="18"/>
               </w:rPr>
-              <w:t>Kepemilikan/kolaborasi bank soal dan finalisasi paket.</w:t>
+              <w:t xml:space="preserve">Soal milik pembuat; kolaborasi hanya grant eksplisit read/edit. Kunci/ekspor perlu izin tersendiri. Paket hanya memakai soal ready, final immutable; perubahan menjadi paket baru.</w:t>
             </w:r>
           </w:p>
         </w:tc>
@@ -12122,7 +12669,7 @@
               <w:rPr>
                 <w:sz w:val="18"/>
               </w:rPr>
-              <w:t>Akademik, guru</w:t>
+              <w:t xml:space="preserve">Akademik</w:t>
             </w:r>
           </w:p>
         </w:tc>
@@ -12138,7 +12685,7 @@
               <w:rPr>
                 <w:sz w:val="18"/>
               </w:rPr>
-              <w:t>Sebelum bank soal</w:t>
+              <w:t xml:space="preserve">DEFAULT_BASELINE; berlaku saat modul diimplementasikan</w:t>
             </w:r>
           </w:p>
         </w:tc>
@@ -12159,7 +12706,7 @@
               <w:rPr>
                 <w:sz w:val="18"/>
               </w:rPr>
-              <w:t>DEC-18</w:t>
+              <w:t xml:space="preserve">DEC-18</w:t>
             </w:r>
           </w:p>
         </w:tc>
@@ -12175,7 +12722,7 @@
               <w:rPr>
                 <w:sz w:val="18"/>
               </w:rPr>
-              <w:t>Penomoran surat, disposisi, kategori/retensi dokumen.</w:t>
+              <w:t xml:space="preserve">Nomor surat keluar urut per tahun kalender seluruh madrasah: NNNN/MTs-AK/YYYY; agenda masuk/keluar punya counter terpisah. Nomor batal tidak dipakai ulang. Nomor eksternal surat masuk tidak unik global. Disposisi nonaktif; arsip internal dan grant kategori aktif.</w:t>
             </w:r>
           </w:p>
         </w:tc>
@@ -12191,7 +12738,7 @@
               <w:rPr>
                 <w:sz w:val="18"/>
               </w:rPr>
-              <w:t>TU, kepala</w:t>
+              <w:t xml:space="preserve">TU</w:t>
             </w:r>
           </w:p>
         </w:tc>
@@ -12207,7 +12754,7 @@
               <w:rPr>
                 <w:sz w:val="18"/>
               </w:rPr>
-              <w:t>Sebelum modul TU</w:t>
+              <w:t xml:space="preserve">DEFAULT_BASELINE; berlaku saat modul diimplementasikan</w:t>
             </w:r>
           </w:p>
         </w:tc>
@@ -12228,7 +12775,7 @@
               <w:rPr>
                 <w:sz w:val="18"/>
               </w:rPr>
-              <w:t>DEC-19</w:t>
+              <w:t xml:space="preserve">DEC-19</w:t>
             </w:r>
           </w:p>
         </w:tc>
@@ -12244,7 +12791,7 @@
               <w:rPr>
                 <w:sz w:val="18"/>
               </w:rPr>
-              <w:t>Tahun/semester aktif, mutasi kelas, kenaikan dan kelulusan.</w:t>
+              <w:t xml:space="preserve">Satu tahun/semester aktif lewat pointer singleton; semester 1/2, kelas 7/8/9. Tanggal berasal dari kalender resmi yang diinput. Mutasi efektif tanggal baru tanpa overlap; kenaikan/kelulusan melalui preview dan konfirmasi, tidak otomatis berdasarkan usia/tanggal. Tingkat kelas disnapshot per tahun.</w:t>
             </w:r>
           </w:p>
         </w:tc>
@@ -12260,7 +12807,7 @@
               <w:rPr>
                 <w:sz w:val="18"/>
               </w:rPr>
-              <w:t>Akademik, operator</w:t>
+              <w:t xml:space="preserve">Akademik</w:t>
             </w:r>
           </w:p>
         </w:tc>
@@ -12276,7 +12823,7 @@
               <w:rPr>
                 <w:sz w:val="18"/>
               </w:rPr>
-              <w:t>Sebelum proses periode</w:t>
+              <w:t xml:space="preserve">DEFAULT_BASELINE; berlaku saat modul diimplementasikan</w:t>
             </w:r>
           </w:p>
         </w:tc>
@@ -12318,7 +12865,7 @@
               <w:rPr>
                 <w:sz w:val="18"/>
               </w:rPr>
-              <w:t>Risiko</w:t>
+              <w:t xml:space="preserve">Risiko</w:t>
             </w:r>
           </w:p>
         </w:tc>
@@ -12334,7 +12881,7 @@
               <w:rPr>
                 <w:sz w:val="18"/>
               </w:rPr>
-              <w:t>Mitigasi</w:t>
+              <w:t xml:space="preserve">Mitigasi</w:t>
             </w:r>
           </w:p>
         </w:tc>
@@ -12355,7 +12902,7 @@
               <w:rPr>
                 <w:sz w:val="18"/>
               </w:rPr>
-              <w:t>Aturan honor berubah setelah kode dibuat</w:t>
+              <w:t xml:space="preserve">Aturan honor berubah setelah kode dibuat</w:t>
             </w:r>
           </w:p>
         </w:tc>
@@ -12371,7 +12918,7 @@
               <w:rPr>
                 <w:sz w:val="18"/>
               </w:rPr>
-              <w:t>Finalkan keputusan kritis; simpan versi aturan dan contoh hitung untuk tes.</w:t>
+              <w:t xml:space="preserve">Simpan versi default/rate bertanggal, contoh hitung dan tes; perubahan tidak menimpa snapshot.</w:t>
             </w:r>
           </w:p>
         </w:tc>
@@ -12392,7 +12939,7 @@
               <w:rPr>
                 <w:sz w:val="18"/>
               </w:rPr>
-              <w:t>Data siswa/BK terbuka lewat URL atau ekspor</w:t>
+              <w:t xml:space="preserve">Data siswa/BK terbuka lewat URL atau ekspor</w:t>
             </w:r>
           </w:p>
         </w:tc>
@@ -12408,7 +12955,7 @@
               <w:rPr>
                 <w:sz w:val="18"/>
               </w:rPr>
-              <w:t>Otorisasi objek/cakupan, storage privat, uji negatif semua jalur baca.</w:t>
+              <w:t xml:space="preserve">Otorisasi objek/cakupan, storage privat, uji negatif semua jalur baca.</w:t>
             </w:r>
           </w:p>
         </w:tc>
@@ -12429,7 +12976,7 @@
               <w:rPr>
                 <w:sz w:val="18"/>
               </w:rPr>
-              <w:t>Master/riwayat ditimpa</w:t>
+              <w:t xml:space="preserve">Master/riwayat ditimpa</w:t>
             </w:r>
           </w:p>
         </w:tc>
@@ -12445,7 +12992,7 @@
               <w:rPr>
                 <w:sz w:val="18"/>
               </w:rPr>
-              <w:t>Identitas tetap, periode efektif, versi jadwal dan snapshot transaksi.</w:t>
+              <w:t xml:space="preserve">Identitas tetap, periode efektif, versi jadwal dan snapshot transaksi.</w:t>
             </w:r>
           </w:p>
         </w:tc>
@@ -12466,7 +13013,7 @@
               <w:rPr>
                 <w:sz w:val="18"/>
               </w:rPr>
-              <w:t>Akun ganda atau impor berulang</w:t>
+              <w:t xml:space="preserve">Akun ganda atau impor berulang</w:t>
             </w:r>
           </w:p>
         </w:tc>
@@ -12482,7 +13029,7 @@
               <w:rPr>
                 <w:sz w:val="18"/>
               </w:rPr>
-              <w:t>ID sumber, laporan kandidat duplikasi, batch impor, unique constraint.</w:t>
+              <w:t xml:space="preserve">ID sumber, laporan kandidat duplikasi, batch impor, unique constraint.</w:t>
             </w:r>
           </w:p>
         </w:tc>
@@ -12503,7 +13050,7 @@
               <w:rPr>
                 <w:sz w:val="18"/>
               </w:rPr>
-              <w:t>Laporan membebani server</w:t>
+              <w:t xml:space="preserve">Laporan membebani server</w:t>
             </w:r>
           </w:p>
         </w:tc>
@@ -12519,7 +13066,7 @@
               <w:rPr>
                 <w:sz w:val="18"/>
               </w:rPr>
-              <w:t>Queue, paginasi/indeks, pembatasan pekerjaan dan uji beban.</w:t>
+              <w:t xml:space="preserve">Queue, paginasi/indeks, pembatasan pekerjaan dan uji beban.</w:t>
             </w:r>
           </w:p>
         </w:tc>
@@ -12540,7 +13087,7 @@
               <w:rPr>
                 <w:sz w:val="18"/>
               </w:rPr>
-              <w:t>Backup tidak bisa dipakai</w:t>
+              <w:t xml:space="preserve">Backup tidak bisa dipakai</w:t>
             </w:r>
           </w:p>
         </w:tc>
@@ -12556,7 +13103,7 @@
               <w:rPr>
                 <w:sz w:val="18"/>
               </w:rPr>
-              <w:t>Salinan terpisah, log, pemulihan terukur dengan data dan berkas.</w:t>
+              <w:t xml:space="preserve">Salinan terpisah, log, pemulihan terukur dengan data dan berkas.</w:t>
             </w:r>
           </w:p>
         </w:tc>
@@ -12577,7 +13124,7 @@
               <w:rPr>
                 <w:sz w:val="18"/>
               </w:rPr>
-              <w:t>Stack sulit dipelihara pengelola</w:t>
+              <w:t xml:space="preserve">Stack sulit dipelihara pengelola</w:t>
             </w:r>
           </w:p>
         </w:tc>
@@ -12593,7 +13140,7 @@
               <w:rPr>
                 <w:sz w:val="18"/>
               </w:rPr>
-              <w:t>Pelatihan Laravel/Inertia/React, versi kompatibel, dokumentasi kontrak props, staging dan penanggung jawab.</w:t>
+              <w:t xml:space="preserve">Pelatihan Laravel API/Next.js, kontrak OpenAPI, Sanctum/CSRF, proses PHP/Node.js, lockfile, CI dan runbook.</w:t>
             </w:r>
           </w:p>
         </w:tc>
@@ -12649,7 +13196,7 @@
               <w:rPr>
                 <w:sz w:val="18"/>
               </w:rPr>
-              <w:t>Pihak</w:t>
+              <w:t xml:space="preserve">Pihak</w:t>
             </w:r>
           </w:p>
         </w:tc>
@@ -12665,7 +13212,7 @@
               <w:rPr>
                 <w:sz w:val="18"/>
               </w:rPr>
-              <w:t>Hal yang ditinjau</w:t>
+              <w:t xml:space="preserve">Hal yang ditinjau</w:t>
             </w:r>
           </w:p>
         </w:tc>
@@ -12681,7 +13228,7 @@
               <w:rPr>
                 <w:sz w:val="18"/>
               </w:rPr>
-              <w:t>Nama / tanggal / status</w:t>
+              <w:t xml:space="preserve">Nama / tanggal / status</w:t>
             </w:r>
           </w:p>
         </w:tc>
@@ -12702,7 +13249,7 @@
               <w:rPr>
                 <w:sz w:val="18"/>
               </w:rPr>
-              <w:t>Kepala Madrasah</w:t>
+              <w:t xml:space="preserve">Kepala Madrasah</w:t>
             </w:r>
           </w:p>
         </w:tc>
@@ -12718,7 +13265,7 @@
               <w:rPr>
                 <w:sz w:val="18"/>
               </w:rPr>
-              <w:t>Cakupan, kewenangan, prioritas dan target operasional.</w:t>
+              <w:t xml:space="preserve">Cakupan, kewenangan, prioritas dan target operasional.</w:t>
             </w:r>
           </w:p>
         </w:tc>
@@ -12734,7 +13281,7 @@
               <w:rPr>
                 <w:sz w:val="18"/>
               </w:rPr>
-              <w:t>Belum diisi</w:t>
+              <w:t xml:space="preserve">UAT/validasi belum dilakukan; isi nama/tanggal/bukti saat pelaksanaan.</w:t>
             </w:r>
           </w:p>
         </w:tc>
@@ -12755,7 +13302,7 @@
               <w:rPr>
                 <w:sz w:val="18"/>
               </w:rPr>
-              <w:t>Akademik/guru/wali kelas</w:t>
+              <w:t xml:space="preserve">Akademik/guru/wali kelas</w:t>
             </w:r>
           </w:p>
         </w:tc>
@@ -12771,7 +13318,7 @@
               <w:rPr>
                 <w:sz w:val="18"/>
               </w:rPr>
-              <w:t>Jadwal, JP, absensi, tahun ajaran dan bank soal.</w:t>
+              <w:t xml:space="preserve">Jadwal, JP, absensi, tahun ajaran dan bank soal.</w:t>
             </w:r>
           </w:p>
         </w:tc>
@@ -12787,7 +13334,7 @@
               <w:rPr>
                 <w:sz w:val="18"/>
               </w:rPr>
-              <w:t>Belum diisi</w:t>
+              <w:t xml:space="preserve">UAT/validasi belum dilakukan; isi nama/tanggal/bukti saat pelaksanaan.</w:t>
             </w:r>
           </w:p>
         </w:tc>
@@ -12808,7 +13355,7 @@
               <w:rPr>
                 <w:sz w:val="18"/>
               </w:rPr>
-              <w:t>Bendahara</w:t>
+              <w:t xml:space="preserve">Bendahara</w:t>
             </w:r>
           </w:p>
         </w:tc>
@@ -12824,7 +13371,7 @@
               <w:rPr>
                 <w:sz w:val="18"/>
               </w:rPr>
-              <w:t>Tarif, sumber JP, koreksi dan pengesahan honor.</w:t>
+              <w:t xml:space="preserve">Tarif, sumber JP, koreksi dan pengesahan honor.</w:t>
             </w:r>
           </w:p>
         </w:tc>
@@ -12840,7 +13387,7 @@
               <w:rPr>
                 <w:sz w:val="18"/>
               </w:rPr>
-              <w:t>Belum diisi</w:t>
+              <w:t xml:space="preserve">UAT/validasi belum dilakukan; isi nama/tanggal/bukti saat pelaksanaan.</w:t>
             </w:r>
           </w:p>
         </w:tc>
@@ -12861,7 +13408,7 @@
               <w:rPr>
                 <w:sz w:val="18"/>
               </w:rPr>
-              <w:t>BK</w:t>
+              <w:t xml:space="preserve">BK</w:t>
             </w:r>
           </w:p>
         </w:tc>
@@ -12877,7 +13424,7 @@
               <w:rPr>
                 <w:sz w:val="18"/>
               </w:rPr>
-              <w:t>Klasifikasi, pembagian informasi dan retensi.</w:t>
+              <w:t xml:space="preserve">Klasifikasi, pembagian informasi dan retensi.</w:t>
             </w:r>
           </w:p>
         </w:tc>
@@ -12893,7 +13440,7 @@
               <w:rPr>
                 <w:sz w:val="18"/>
               </w:rPr>
-              <w:t>Belum diisi</w:t>
+              <w:t xml:space="preserve">UAT/validasi belum dilakukan; isi nama/tanggal/bukti saat pelaksanaan.</w:t>
             </w:r>
           </w:p>
         </w:tc>
@@ -12914,7 +13461,7 @@
               <w:rPr>
                 <w:sz w:val="18"/>
               </w:rPr>
-              <w:t>TU/operator</w:t>
+              <w:t xml:space="preserve">TU/operator</w:t>
             </w:r>
           </w:p>
         </w:tc>
@@ -12930,7 +13477,7 @@
               <w:rPr>
                 <w:sz w:val="18"/>
               </w:rPr>
-              <w:t>Data awal, arsip, akun, publikasi dan operasi.</w:t>
+              <w:t xml:space="preserve">Data awal, arsip, akun, publikasi dan operasi.</w:t>
             </w:r>
           </w:p>
         </w:tc>
@@ -12946,7 +13493,7 @@
               <w:rPr>
                 <w:sz w:val="18"/>
               </w:rPr>
-              <w:t>Belum diisi</w:t>
+              <w:t xml:space="preserve">UAT/validasi belum dilakukan; isi nama/tanggal/bukti saat pelaksanaan.</w:t>
             </w:r>
           </w:p>
         </w:tc>
@@ -12967,7 +13514,7 @@
               <w:rPr>
                 <w:sz w:val="18"/>
               </w:rPr>
-              <w:t>Pengembang</w:t>
+              <w:t xml:space="preserve">Pengembang</w:t>
             </w:r>
           </w:p>
         </w:tc>
@@ -12983,7 +13530,7 @@
               <w:rPr>
                 <w:sz w:val="18"/>
               </w:rPr>
-              <w:t>Kelayakan, arsitektur, desain data dan pengujian.</w:t>
+              <w:t xml:space="preserve">Kelayakan, arsitektur, desain data dan pengujian.</w:t>
             </w:r>
           </w:p>
         </w:tc>
@@ -12999,7 +13546,7 @@
               <w:rPr>
                 <w:sz w:val="18"/>
               </w:rPr>
-              <w:t>Belum diisi</w:t>
+              <w:t xml:space="preserve">UAT/validasi belum dilakukan; isi nama/tanggal/bukti saat pelaksanaan.</w:t>
             </w:r>
           </w:p>
         </w:tc>
@@ -13046,7 +13593,7 @@
               <w:rPr>
                 <w:sz w:val="18"/>
               </w:rPr>
-              <w:t>Istilah</w:t>
+              <w:t xml:space="preserve">Istilah</w:t>
             </w:r>
           </w:p>
         </w:tc>
@@ -13062,7 +13609,7 @@
               <w:rPr>
                 <w:sz w:val="18"/>
               </w:rPr>
-              <w:t>Makna</w:t>
+              <w:t xml:space="preserve">Makna</w:t>
             </w:r>
           </w:p>
         </w:tc>
@@ -13083,7 +13630,7 @@
               <w:rPr>
                 <w:sz w:val="18"/>
               </w:rPr>
-              <w:t>JP</w:t>
+              <w:t xml:space="preserve">JP</w:t>
             </w:r>
           </w:p>
         </w:tc>
@@ -13099,7 +13646,7 @@
               <w:rPr>
                 <w:sz w:val="18"/>
               </w:rPr>
-              <w:t>Jam pelajaran; satuan dan hubungannya dengan durasi ditetapkan madrasah.</w:t>
+              <w:t xml:space="preserve">Jam pelajaran; default awal 40 menit per JP, perubahan memakai versi policy efektif.</w:t>
             </w:r>
           </w:p>
         </w:tc>
@@ -13120,7 +13667,7 @@
               <w:rPr>
                 <w:sz w:val="18"/>
               </w:rPr>
-              <w:t>Jadwal</w:t>
+              <w:t xml:space="preserve">Jadwal</w:t>
             </w:r>
           </w:p>
         </w:tc>
@@ -13136,7 +13683,7 @@
               <w:rPr>
                 <w:sz w:val="18"/>
               </w:rPr>
-              <w:t>Pola kegiatan berdasarkan penugasan dan periode efektif.</w:t>
+              <w:t xml:space="preserve">Pola kegiatan berdasarkan penugasan dan periode efektif.</w:t>
             </w:r>
           </w:p>
         </w:tc>
@@ -13157,7 +13704,7 @@
               <w:rPr>
                 <w:sz w:val="18"/>
               </w:rPr>
-              <w:t>Pertemuan</w:t>
+              <w:t xml:space="preserve">Pertemuan</w:t>
             </w:r>
           </w:p>
         </w:tc>
@@ -13173,7 +13720,7 @@
               <w:rPr>
                 <w:sz w:val="18"/>
               </w:rPr>
-              <w:t>Kejadian pembelajaran pada tanggal/slot tertentu.</w:t>
+              <w:t xml:space="preserve">Kejadian pembelajaran pada tanggal/slot tertentu.</w:t>
             </w:r>
           </w:p>
         </w:tc>
@@ -13194,7 +13741,7 @@
               <w:rPr>
                 <w:sz w:val="18"/>
               </w:rPr>
-              <w:t>Realisasi</w:t>
+              <w:t xml:space="preserve">Realisasi</w:t>
             </w:r>
           </w:p>
         </w:tc>
@@ -13210,7 +13757,7 @@
               <w:rPr>
                 <w:sz w:val="18"/>
               </w:rPr>
-              <w:t>Catatan pelaksanaan pertemuan oleh guru pelaksana.</w:t>
+              <w:t xml:space="preserve">Catatan pelaksanaan pertemuan oleh guru pelaksana.</w:t>
             </w:r>
           </w:p>
         </w:tc>
@@ -13231,7 +13778,7 @@
               <w:rPr>
                 <w:sz w:val="18"/>
               </w:rPr>
-              <w:t>Snapshot</w:t>
+              <w:t xml:space="preserve">Snapshot</w:t>
             </w:r>
           </w:p>
         </w:tc>
@@ -13247,7 +13794,7 @@
               <w:rPr>
                 <w:sz w:val="18"/>
               </w:rPr>
-              <w:t>Salinan nilai/versi yang digunakan saat transaksi agar riwayat tidak berubah akibat master terbaru.</w:t>
+              <w:t xml:space="preserve">Salinan nilai/versi yang digunakan saat transaksi agar riwayat tidak berubah akibat master terbaru.</w:t>
             </w:r>
           </w:p>
         </w:tc>
@@ -13268,7 +13815,7 @@
               <w:rPr>
                 <w:sz w:val="18"/>
               </w:rPr>
-              <w:t>Modular monolith</w:t>
+              <w:t xml:space="preserve">Modular monolith</w:t>
             </w:r>
           </w:p>
         </w:tc>
@@ -13284,7 +13831,7 @@
               <w:rPr>
                 <w:sz w:val="18"/>
               </w:rPr>
-              <w:t>Satu aplikasi yang dibagi menjadi modul dengan tanggung jawab dan batas yang jelas.</w:t>
+              <w:t xml:space="preserve">Backend Laravel dibagi modul domain; frontend Next.js terpisah runtime dalam satu monorepo, seluruh transaksi bisnis dan database dimiliki backend.</w:t>
             </w:r>
           </w:p>
         </w:tc>
@@ -13305,7 +13852,7 @@
               <w:rPr>
                 <w:sz w:val="18"/>
               </w:rPr>
-              <w:t>Idempotensi</w:t>
+              <w:t xml:space="preserve">Idempotensi</w:t>
             </w:r>
           </w:p>
         </w:tc>
@@ -13321,7 +13868,7 @@
               <w:rPr>
                 <w:sz w:val="18"/>
               </w:rPr>
-              <w:t>Pengulangan operasi tidak menghasilkan efek tambahan yang tidak diinginkan.</w:t>
+              <w:t xml:space="preserve">Pengulangan operasi tidak menghasilkan efek tambahan yang tidak diinginkan.</w:t>
             </w:r>
           </w:p>
         </w:tc>
@@ -13342,7 +13889,7 @@
               <w:rPr>
                 <w:sz w:val="18"/>
               </w:rPr>
-              <w:t>RPO / RTO</w:t>
+              <w:t xml:space="preserve">RPO / RTO</w:t>
             </w:r>
           </w:p>
         </w:tc>
@@ -13358,7 +13905,7 @@
               <w:rPr>
                 <w:sz w:val="18"/>
               </w:rPr>
-              <w:t>Batas kehilangan data berdasarkan waktu / target waktu pemulihan layanan.</w:t>
+              <w:t xml:space="preserve">Batas kehilangan data berdasarkan waktu / target waktu pemulihan layanan.</w:t>
             </w:r>
           </w:p>
         </w:tc>
@@ -13379,7 +13926,7 @@
               <w:rPr>
                 <w:sz w:val="18"/>
               </w:rPr>
-              <w:t>UAT</w:t>
+              <w:t xml:space="preserve">UAT</w:t>
             </w:r>
           </w:p>
         </w:tc>
@@ -13395,7 +13942,7 @@
               <w:rPr>
                 <w:sz w:val="18"/>
               </w:rPr>
-              <w:t>Pengujian penerimaan oleh pengguna/pemilik proses.</w:t>
+              <w:t xml:space="preserve">Pengujian penerimaan oleh pengguna/pemilik proses.</w:t>
             </w:r>
           </w:p>
         </w:tc>
@@ -13416,7 +13963,7 @@
               <w:rPr>
                 <w:sz w:val="18"/>
               </w:rPr>
-              <w:t>ADR</w:t>
+              <w:t xml:space="preserve">ADR</w:t>
             </w:r>
           </w:p>
         </w:tc>
@@ -13432,7 +13979,7 @@
               <w:rPr>
                 <w:sz w:val="18"/>
               </w:rPr>
-              <w:t>Catatan keputusan arsitektur dan konsekuensinya.</w:t>
+              <w:t xml:space="preserve">Catatan keputusan arsitektur dan konsekuensinya.</w:t>
             </w:r>
           </w:p>
         </w:tc>
@@ -13453,7 +14000,7 @@
               <w:rPr>
                 <w:sz w:val="18"/>
               </w:rPr>
-              <w:t>Queue/worker</w:t>
+              <w:t xml:space="preserve">Queue/worker</w:t>
             </w:r>
           </w:p>
         </w:tc>
@@ -13469,7 +14016,7 @@
               <w:rPr>
                 <w:sz w:val="18"/>
               </w:rPr>
-              <w:t>Antrean pekerjaan dan proses yang mengerjakannya di latar belakang.</w:t>
+              <w:t xml:space="preserve">Antrean pekerjaan dan proses yang mengerjakannya di latar belakang.</w:t>
             </w:r>
           </w:p>
         </w:tc>
@@ -13491,7 +14038,7 @@
     </w:p>
     <w:p>
       <w:r>
-        <w:t>Referensi mendukung rekomendasi teknis, bukan pengesahan kebijakan madrasah. Ditinjau untuk revisi tanggal 9 Oktober 2026. Verifikasi versi dokumentasi kembali pada saat implementasi.</w:t>
+        <w:t xml:space="preserve">Referensi teknis diperiksa untuk revisi 14 Oktober 2026. Default domain merupakan pilihan implementasi proyek, bukan aturan yang ditentukan framework. Dokumentasi versi terpasang menjadi acuan saat implementasi.</w:t>
       </w:r>
     </w:p>
     <w:p>
@@ -13589,17 +14136,17 @@
         <w:pStyle w:val="Heading3"/>
       </w:pPr>
       <w:r>
-        <w:t>Laravel — Frontend / Starter Kits</w:t>
+        <w:t xml:space="preserve">Laravel — Sanctum SPA Authentication</w:t>
       </w:r>
     </w:p>
     <w:p>
       <w:r>
-        <w:t>Penghubung Inertia antara backend Laravel dan antarmuka React.</w:t>
+        <w:t xml:space="preserve">Autentikasi frontend Next.js menggunakan sesi cookie Laravel, konfigurasi stateful dan proteksi CSRF.</w:t>
       </w:r>
     </w:p>
     <w:p>
       <w:r>
-        <w:t>https://laravel.com/framework/docs/frontend</w:t>
+        <w:t xml:space="preserve">https://laravel.com/framework/docs/13.x/sanctum</w:t>
       </w:r>
     </w:p>
     <w:p>
@@ -13607,17 +14154,17 @@
         <w:pStyle w:val="Heading3"/>
       </w:pPr>
       <w:r>
-        <w:t>Laravel — React Starter Kit</w:t>
+        <w:t xml:space="preserve">Next.js — Authentication</w:t>
       </w:r>
     </w:p>
     <w:p>
       <w:r>
-        <w:t>Fondasi autentikasi dan antarmuka React/TypeScript, Inertia, Tailwind CSS dan shadcn/ui.</w:t>
+        <w:t xml:space="preserve">Pemisahan autentikasi, sesi dan otorisasi; backend Laravel tetap sumber identitas dan izin.</w:t>
       </w:r>
     </w:p>
     <w:p>
       <w:r>
-        <w:t>https://laravel.com/framework/docs/starter-kits</w:t>
+        <w:t xml:space="preserve">https://nextjs.org/docs/app/guides/authentication</w:t>
       </w:r>
     </w:p>
     <w:p>
@@ -13625,17 +14172,17 @@
         <w:pStyle w:val="Heading3"/>
       </w:pPr>
       <w:r>
-        <w:t>Inertia — The Modern Monolith</w:t>
+        <w:t xml:space="preserve">Next.js — Data Security</w:t>
       </w:r>
     </w:p>
     <w:p>
       <w:r>
-        <w:t>Integrasi halaman React dengan routing, controller, autentikasi dan otorisasi backend.</w:t>
+        <w:t xml:space="preserve">Respons minimum, pembatasan data ke Client Components, dan akses melalui API backend tepercaya.</w:t>
       </w:r>
     </w:p>
     <w:p>
       <w:r>
-        <w:t>https://inertiajs.com/</w:t>
+        <w:t xml:space="preserve">https://nextjs.org/docs/app/guides/data-security</w:t>
       </w:r>
     </w:p>
     <w:p>
@@ -13643,17 +14190,17 @@
         <w:pStyle w:val="Heading3"/>
       </w:pPr>
       <w:r>
-        <w:t>shadcn/ui — Laravel</w:t>
+        <w:t xml:space="preserve">Next.js — Deploying</w:t>
       </w:r>
     </w:p>
     <w:p>
       <w:r>
-        <w:t>Integrasi komponen antarmuka pada Laravel React starter kit.</w:t>
+        <w:t xml:space="preserve">Deployment Next.js sebagai server Node.js dan proses runtime yang dipantau.</w:t>
       </w:r>
     </w:p>
     <w:p>
       <w:r>
-        <w:t>https://ui.shadcn.com/docs/installation/laravel</w:t>
+        <w:t xml:space="preserve">https://nextjs.org/docs/app/getting-started/deploying</w:t>
       </w:r>
     </w:p>
     <w:p>
@@ -13708,7 +14255,7 @@
       <w:pStyle w:val="Caption"/>
     </w:pPr>
     <w:r>
-      <w:t>SIM MADRASAH  |  MTs Al Karimiyyah  |  SRS v1.1 — Draf Revisi</w:t>
+      <w:t xml:space="preserve">SIM MADRASAH  |  MTs Al Karimiyyah  |  SRS v1.2 — Draf Revisi</w:t>
     </w:r>
   </w:p>
 </w:hdr>
